--- a/gca_guide.docx
+++ b/gca_guide.docx
@@ -48,7 +48,10 @@
         <w:t>0</w:t>
       </w:r>
       <w:r>
-        <w:t>6</w:t>
+        <w:rPr>
+          <w:lang w:val="ru-RU"/>
+        </w:rPr>
+        <w:t>7</w:t>
       </w:r>
       <w:r>
         <w:t>.</w:t>
@@ -178,7 +181,7 @@
                 <w:noProof/>
                 <w:webHidden/>
               </w:rPr>
-              <w:t>5</w:t>
+              <w:t>4</w:t>
             </w:r>
             <w:r>
               <w:rPr>
@@ -247,7 +250,7 @@
                 <w:noProof/>
                 <w:webHidden/>
               </w:rPr>
-              <w:t>5</w:t>
+              <w:t>4</w:t>
             </w:r>
             <w:r>
               <w:rPr>
@@ -316,7 +319,7 @@
                 <w:noProof/>
                 <w:webHidden/>
               </w:rPr>
-              <w:t>5</w:t>
+              <w:t>4</w:t>
             </w:r>
             <w:r>
               <w:rPr>
@@ -385,7 +388,7 @@
                 <w:noProof/>
                 <w:webHidden/>
               </w:rPr>
-              <w:t>6</w:t>
+              <w:t>5</w:t>
             </w:r>
             <w:r>
               <w:rPr>
@@ -457,7 +460,7 @@
                 <w:noProof/>
                 <w:webHidden/>
               </w:rPr>
-              <w:t>6</w:t>
+              <w:t>5</w:t>
             </w:r>
             <w:r>
               <w:rPr>
@@ -526,7 +529,7 @@
                 <w:noProof/>
                 <w:webHidden/>
               </w:rPr>
-              <w:t>6</w:t>
+              <w:t>5</w:t>
             </w:r>
             <w:r>
               <w:rPr>
@@ -598,7 +601,7 @@
                 <w:noProof/>
                 <w:webHidden/>
               </w:rPr>
-              <w:t>6</w:t>
+              <w:t>5</w:t>
             </w:r>
             <w:r>
               <w:rPr>
@@ -667,7 +670,7 @@
                 <w:noProof/>
                 <w:webHidden/>
               </w:rPr>
-              <w:t>6</w:t>
+              <w:t>5</w:t>
             </w:r>
             <w:r>
               <w:rPr>
@@ -736,7 +739,7 @@
                 <w:noProof/>
                 <w:webHidden/>
               </w:rPr>
-              <w:t>7</w:t>
+              <w:t>6</w:t>
             </w:r>
             <w:r>
               <w:rPr>
@@ -808,7 +811,7 @@
                 <w:noProof/>
                 <w:webHidden/>
               </w:rPr>
-              <w:t>7</w:t>
+              <w:t>6</w:t>
             </w:r>
             <w:r>
               <w:rPr>
@@ -879,7 +882,7 @@
                 <w:noProof/>
                 <w:webHidden/>
               </w:rPr>
-              <w:t>7</w:t>
+              <w:t>6</w:t>
             </w:r>
             <w:r>
               <w:rPr>
@@ -950,7 +953,7 @@
                 <w:noProof/>
                 <w:webHidden/>
               </w:rPr>
-              <w:t>7</w:t>
+              <w:t>6</w:t>
             </w:r>
             <w:r>
               <w:rPr>
@@ -1021,7 +1024,7 @@
                 <w:noProof/>
                 <w:webHidden/>
               </w:rPr>
-              <w:t>7</w:t>
+              <w:t>6</w:t>
             </w:r>
             <w:r>
               <w:rPr>
@@ -1092,7 +1095,7 @@
                 <w:noProof/>
                 <w:webHidden/>
               </w:rPr>
-              <w:t>7</w:t>
+              <w:t>6</w:t>
             </w:r>
             <w:r>
               <w:rPr>
@@ -1163,7 +1166,7 @@
                 <w:noProof/>
                 <w:webHidden/>
               </w:rPr>
-              <w:t>7</w:t>
+              <w:t>6</w:t>
             </w:r>
             <w:r>
               <w:rPr>
@@ -1234,7 +1237,7 @@
                 <w:noProof/>
                 <w:webHidden/>
               </w:rPr>
-              <w:t>7</w:t>
+              <w:t>6</w:t>
             </w:r>
             <w:r>
               <w:rPr>
@@ -1305,7 +1308,7 @@
                 <w:noProof/>
                 <w:webHidden/>
               </w:rPr>
-              <w:t>8</w:t>
+              <w:t>7</w:t>
             </w:r>
             <w:r>
               <w:rPr>
@@ -1376,7 +1379,7 @@
                 <w:noProof/>
                 <w:webHidden/>
               </w:rPr>
-              <w:t>8</w:t>
+              <w:t>7</w:t>
             </w:r>
             <w:r>
               <w:rPr>
@@ -1447,7 +1450,7 @@
                 <w:noProof/>
                 <w:webHidden/>
               </w:rPr>
-              <w:t>8</w:t>
+              <w:t>7</w:t>
             </w:r>
             <w:r>
               <w:rPr>
@@ -1518,7 +1521,7 @@
                 <w:noProof/>
                 <w:webHidden/>
               </w:rPr>
-              <w:t>8</w:t>
+              <w:t>7</w:t>
             </w:r>
             <w:r>
               <w:rPr>
@@ -1587,7 +1590,7 @@
                 <w:noProof/>
                 <w:webHidden/>
               </w:rPr>
-              <w:t>9</w:t>
+              <w:t>8</w:t>
             </w:r>
             <w:r>
               <w:rPr>
@@ -1658,7 +1661,7 @@
                 <w:noProof/>
                 <w:webHidden/>
               </w:rPr>
-              <w:t>9</w:t>
+              <w:t>8</w:t>
             </w:r>
             <w:r>
               <w:rPr>
@@ -1729,7 +1732,7 @@
                 <w:noProof/>
                 <w:webHidden/>
               </w:rPr>
-              <w:t>9</w:t>
+              <w:t>8</w:t>
             </w:r>
             <w:r>
               <w:rPr>
@@ -1800,7 +1803,7 @@
                 <w:noProof/>
                 <w:webHidden/>
               </w:rPr>
-              <w:t>9</w:t>
+              <w:t>8</w:t>
             </w:r>
             <w:r>
               <w:rPr>
@@ -1871,7 +1874,7 @@
                 <w:noProof/>
                 <w:webHidden/>
               </w:rPr>
-              <w:t>9</w:t>
+              <w:t>8</w:t>
             </w:r>
             <w:r>
               <w:rPr>
@@ -1942,7 +1945,7 @@
                 <w:noProof/>
                 <w:webHidden/>
               </w:rPr>
-              <w:t>9</w:t>
+              <w:t>8</w:t>
             </w:r>
             <w:r>
               <w:rPr>
@@ -2012,7 +2015,7 @@
                 <w:noProof/>
                 <w:webHidden/>
               </w:rPr>
-              <w:t>10</w:t>
+              <w:t>9</w:t>
             </w:r>
             <w:r>
               <w:rPr>
@@ -2081,7 +2084,7 @@
                 <w:noProof/>
                 <w:webHidden/>
               </w:rPr>
-              <w:t>10</w:t>
+              <w:t>9</w:t>
             </w:r>
             <w:r>
               <w:rPr>
@@ -2152,7 +2155,7 @@
                 <w:noProof/>
                 <w:webHidden/>
               </w:rPr>
-              <w:t>10</w:t>
+              <w:t>9</w:t>
             </w:r>
             <w:r>
               <w:rPr>
@@ -2223,7 +2226,7 @@
                 <w:noProof/>
                 <w:webHidden/>
               </w:rPr>
-              <w:t>11</w:t>
+              <w:t>10</w:t>
             </w:r>
             <w:r>
               <w:rPr>
@@ -2292,7 +2295,7 @@
                 <w:noProof/>
                 <w:webHidden/>
               </w:rPr>
-              <w:t>11</w:t>
+              <w:t>10</w:t>
             </w:r>
             <w:r>
               <w:rPr>
@@ -2363,7 +2366,7 @@
                 <w:noProof/>
                 <w:webHidden/>
               </w:rPr>
-              <w:t>11</w:t>
+              <w:t>10</w:t>
             </w:r>
             <w:r>
               <w:rPr>
@@ -2434,7 +2437,7 @@
                 <w:noProof/>
                 <w:webHidden/>
               </w:rPr>
-              <w:t>11</w:t>
+              <w:t>10</w:t>
             </w:r>
             <w:r>
               <w:rPr>
@@ -2505,7 +2508,7 @@
                 <w:noProof/>
                 <w:webHidden/>
               </w:rPr>
-              <w:t>12</w:t>
+              <w:t>11</w:t>
             </w:r>
             <w:r>
               <w:rPr>
@@ -2576,7 +2579,7 @@
                 <w:noProof/>
                 <w:webHidden/>
               </w:rPr>
-              <w:t>12</w:t>
+              <w:t>11</w:t>
             </w:r>
             <w:r>
               <w:rPr>
@@ -2645,7 +2648,7 @@
                 <w:noProof/>
                 <w:webHidden/>
               </w:rPr>
-              <w:t>12</w:t>
+              <w:t>11</w:t>
             </w:r>
             <w:r>
               <w:rPr>
@@ -2716,7 +2719,7 @@
                 <w:noProof/>
                 <w:webHidden/>
               </w:rPr>
-              <w:t>12</w:t>
+              <w:t>11</w:t>
             </w:r>
             <w:r>
               <w:rPr>
@@ -2787,7 +2790,7 @@
                 <w:noProof/>
                 <w:webHidden/>
               </w:rPr>
-              <w:t>13</w:t>
+              <w:t>12</w:t>
             </w:r>
             <w:r>
               <w:rPr>
@@ -2856,7 +2859,7 @@
                 <w:noProof/>
                 <w:webHidden/>
               </w:rPr>
-              <w:t>13</w:t>
+              <w:t>12</w:t>
             </w:r>
             <w:r>
               <w:rPr>
@@ -2925,7 +2928,7 @@
                 <w:noProof/>
                 <w:webHidden/>
               </w:rPr>
-              <w:t>13</w:t>
+              <w:t>12</w:t>
             </w:r>
             <w:r>
               <w:rPr>
@@ -2996,7 +2999,7 @@
                 <w:noProof/>
                 <w:webHidden/>
               </w:rPr>
-              <w:t>13</w:t>
+              <w:t>12</w:t>
             </w:r>
             <w:r>
               <w:rPr>
@@ -3067,7 +3070,7 @@
                 <w:noProof/>
                 <w:webHidden/>
               </w:rPr>
-              <w:t>13</w:t>
+              <w:t>12</w:t>
             </w:r>
             <w:r>
               <w:rPr>
@@ -3136,7 +3139,7 @@
                 <w:noProof/>
                 <w:webHidden/>
               </w:rPr>
-              <w:t>13</w:t>
+              <w:t>12</w:t>
             </w:r>
             <w:r>
               <w:rPr>
@@ -3207,7 +3210,7 @@
                 <w:noProof/>
                 <w:webHidden/>
               </w:rPr>
-              <w:t>13</w:t>
+              <w:t>12</w:t>
             </w:r>
             <w:r>
               <w:rPr>
@@ -3278,7 +3281,7 @@
                 <w:noProof/>
                 <w:webHidden/>
               </w:rPr>
-              <w:t>14</w:t>
+              <w:t>13</w:t>
             </w:r>
             <w:r>
               <w:rPr>
@@ -3347,7 +3350,7 @@
                 <w:noProof/>
                 <w:webHidden/>
               </w:rPr>
-              <w:t>15</w:t>
+              <w:t>14</w:t>
             </w:r>
             <w:r>
               <w:rPr>
@@ -3418,7 +3421,7 @@
                 <w:noProof/>
                 <w:webHidden/>
               </w:rPr>
-              <w:t>15</w:t>
+              <w:t>14</w:t>
             </w:r>
             <w:r>
               <w:rPr>
@@ -3489,7 +3492,7 @@
                 <w:noProof/>
                 <w:webHidden/>
               </w:rPr>
-              <w:t>15</w:t>
+              <w:t>14</w:t>
             </w:r>
             <w:r>
               <w:rPr>
@@ -3560,7 +3563,7 @@
                 <w:noProof/>
                 <w:webHidden/>
               </w:rPr>
-              <w:t>15</w:t>
+              <w:t>14</w:t>
             </w:r>
             <w:r>
               <w:rPr>
@@ -3631,7 +3634,7 @@
                 <w:noProof/>
                 <w:webHidden/>
               </w:rPr>
-              <w:t>15</w:t>
+              <w:t>14</w:t>
             </w:r>
             <w:r>
               <w:rPr>
@@ -3700,7 +3703,7 @@
                 <w:noProof/>
                 <w:webHidden/>
               </w:rPr>
-              <w:t>15</w:t>
+              <w:t>14</w:t>
             </w:r>
             <w:r>
               <w:rPr>
@@ -3771,7 +3774,7 @@
                 <w:noProof/>
                 <w:webHidden/>
               </w:rPr>
-              <w:t>15</w:t>
+              <w:t>14</w:t>
             </w:r>
             <w:r>
               <w:rPr>
@@ -3842,7 +3845,7 @@
                 <w:noProof/>
                 <w:webHidden/>
               </w:rPr>
-              <w:t>15</w:t>
+              <w:t>14</w:t>
             </w:r>
             <w:r>
               <w:rPr>
@@ -3911,7 +3914,7 @@
                 <w:noProof/>
                 <w:webHidden/>
               </w:rPr>
-              <w:t>15</w:t>
+              <w:t>14</w:t>
             </w:r>
             <w:r>
               <w:rPr>
@@ -3980,7 +3983,7 @@
                 <w:noProof/>
                 <w:webHidden/>
               </w:rPr>
-              <w:t>16</w:t>
+              <w:t>15</w:t>
             </w:r>
             <w:r>
               <w:rPr>
@@ -4051,7 +4054,7 @@
                 <w:noProof/>
                 <w:webHidden/>
               </w:rPr>
-              <w:t>16</w:t>
+              <w:t>15</w:t>
             </w:r>
             <w:r>
               <w:rPr>
@@ -4122,7 +4125,7 @@
                 <w:noProof/>
                 <w:webHidden/>
               </w:rPr>
-              <w:t>16</w:t>
+              <w:t>15</w:t>
             </w:r>
             <w:r>
               <w:rPr>
@@ -4193,7 +4196,7 @@
                 <w:noProof/>
                 <w:webHidden/>
               </w:rPr>
-              <w:t>16</w:t>
+              <w:t>15</w:t>
             </w:r>
             <w:r>
               <w:rPr>
@@ -4264,7 +4267,7 @@
                 <w:noProof/>
                 <w:webHidden/>
               </w:rPr>
-              <w:t>17</w:t>
+              <w:t>16</w:t>
             </w:r>
             <w:r>
               <w:rPr>
@@ -4335,7 +4338,7 @@
                 <w:noProof/>
                 <w:webHidden/>
               </w:rPr>
-              <w:t>17</w:t>
+              <w:t>16</w:t>
             </w:r>
             <w:r>
               <w:rPr>
@@ -4406,7 +4409,7 @@
                 <w:noProof/>
                 <w:webHidden/>
               </w:rPr>
-              <w:t>17</w:t>
+              <w:t>16</w:t>
             </w:r>
             <w:r>
               <w:rPr>
@@ -4477,7 +4480,7 @@
                 <w:noProof/>
                 <w:webHidden/>
               </w:rPr>
-              <w:t>17</w:t>
+              <w:t>16</w:t>
             </w:r>
             <w:r>
               <w:rPr>
@@ -4548,7 +4551,7 @@
                 <w:noProof/>
                 <w:webHidden/>
               </w:rPr>
-              <w:t>17</w:t>
+              <w:t>16</w:t>
             </w:r>
             <w:r>
               <w:rPr>
@@ -4619,7 +4622,7 @@
                 <w:noProof/>
                 <w:webHidden/>
               </w:rPr>
-              <w:t>17</w:t>
+              <w:t>16</w:t>
             </w:r>
             <w:r>
               <w:rPr>
@@ -4690,7 +4693,7 @@
                 <w:noProof/>
                 <w:webHidden/>
               </w:rPr>
-              <w:t>17</w:t>
+              <w:t>16</w:t>
             </w:r>
             <w:r>
               <w:rPr>
@@ -4761,7 +4764,7 @@
                 <w:noProof/>
                 <w:webHidden/>
               </w:rPr>
-              <w:t>18</w:t>
+              <w:t>17</w:t>
             </w:r>
             <w:r>
               <w:rPr>
@@ -4832,7 +4835,7 @@
                 <w:noProof/>
                 <w:webHidden/>
               </w:rPr>
-              <w:t>18</w:t>
+              <w:t>17</w:t>
             </w:r>
             <w:r>
               <w:rPr>
@@ -4903,7 +4906,7 @@
                 <w:noProof/>
                 <w:webHidden/>
               </w:rPr>
-              <w:t>18</w:t>
+              <w:t>17</w:t>
             </w:r>
             <w:r>
               <w:rPr>
@@ -4975,7 +4978,7 @@
                 <w:noProof/>
                 <w:webHidden/>
               </w:rPr>
-              <w:t>19</w:t>
+              <w:t>18</w:t>
             </w:r>
             <w:r>
               <w:rPr>
@@ -5044,7 +5047,7 @@
                 <w:noProof/>
                 <w:webHidden/>
               </w:rPr>
-              <w:t>19</w:t>
+              <w:t>18</w:t>
             </w:r>
             <w:r>
               <w:rPr>
@@ -5115,7 +5118,7 @@
                 <w:noProof/>
                 <w:webHidden/>
               </w:rPr>
-              <w:t>19</w:t>
+              <w:t>18</w:t>
             </w:r>
             <w:r>
               <w:rPr>
@@ -5186,7 +5189,7 @@
                 <w:noProof/>
                 <w:webHidden/>
               </w:rPr>
-              <w:t>19</w:t>
+              <w:t>18</w:t>
             </w:r>
             <w:r>
               <w:rPr>
@@ -5257,7 +5260,7 @@
                 <w:noProof/>
                 <w:webHidden/>
               </w:rPr>
-              <w:t>19</w:t>
+              <w:t>18</w:t>
             </w:r>
             <w:r>
               <w:rPr>
@@ -5328,7 +5331,7 @@
                 <w:noProof/>
                 <w:webHidden/>
               </w:rPr>
-              <w:t>19</w:t>
+              <w:t>18</w:t>
             </w:r>
             <w:r>
               <w:rPr>
@@ -5399,7 +5402,7 @@
                 <w:noProof/>
                 <w:webHidden/>
               </w:rPr>
-              <w:t>19</w:t>
+              <w:t>18</w:t>
             </w:r>
             <w:r>
               <w:rPr>
@@ -5470,7 +5473,7 @@
                 <w:noProof/>
                 <w:webHidden/>
               </w:rPr>
-              <w:t>20</w:t>
+              <w:t>19</w:t>
             </w:r>
             <w:r>
               <w:rPr>
@@ -5541,7 +5544,7 @@
                 <w:noProof/>
                 <w:webHidden/>
               </w:rPr>
-              <w:t>20</w:t>
+              <w:t>19</w:t>
             </w:r>
             <w:r>
               <w:rPr>
@@ -5613,7 +5616,7 @@
                 <w:noProof/>
                 <w:webHidden/>
               </w:rPr>
-              <w:t>20</w:t>
+              <w:t>19</w:t>
             </w:r>
             <w:r>
               <w:rPr>
@@ -5682,7 +5685,7 @@
                 <w:noProof/>
                 <w:webHidden/>
               </w:rPr>
-              <w:t>20</w:t>
+              <w:t>19</w:t>
             </w:r>
             <w:r>
               <w:rPr>
@@ -5753,7 +5756,7 @@
                 <w:noProof/>
                 <w:webHidden/>
               </w:rPr>
-              <w:t>20</w:t>
+              <w:t>19</w:t>
             </w:r>
             <w:r>
               <w:rPr>
@@ -5824,7 +5827,7 @@
                 <w:noProof/>
                 <w:webHidden/>
               </w:rPr>
-              <w:t>20</w:t>
+              <w:t>19</w:t>
             </w:r>
             <w:r>
               <w:rPr>
@@ -5893,7 +5896,7 @@
                 <w:noProof/>
                 <w:webHidden/>
               </w:rPr>
-              <w:t>21</w:t>
+              <w:t>20</w:t>
             </w:r>
             <w:r>
               <w:rPr>
@@ -5962,7 +5965,7 @@
                 <w:noProof/>
                 <w:webHidden/>
               </w:rPr>
-              <w:t>21</w:t>
+              <w:t>20</w:t>
             </w:r>
             <w:r>
               <w:rPr>
@@ -6033,7 +6036,7 @@
                 <w:noProof/>
                 <w:webHidden/>
               </w:rPr>
-              <w:t>21</w:t>
+              <w:t>20</w:t>
             </w:r>
             <w:r>
               <w:rPr>
@@ -6104,7 +6107,7 @@
                 <w:noProof/>
                 <w:webHidden/>
               </w:rPr>
-              <w:t>21</w:t>
+              <w:t>20</w:t>
             </w:r>
             <w:r>
               <w:rPr>
@@ -6175,7 +6178,7 @@
                 <w:noProof/>
                 <w:webHidden/>
               </w:rPr>
-              <w:t>21</w:t>
+              <w:t>20</w:t>
             </w:r>
             <w:r>
               <w:rPr>
@@ -6243,7 +6246,7 @@
                 <w:noProof/>
                 <w:webHidden/>
               </w:rPr>
-              <w:t>21</w:t>
+              <w:t>20</w:t>
             </w:r>
             <w:r>
               <w:rPr>
@@ -6312,7 +6315,7 @@
                 <w:noProof/>
                 <w:webHidden/>
               </w:rPr>
-              <w:t>21</w:t>
+              <w:t>20</w:t>
             </w:r>
             <w:r>
               <w:rPr>
@@ -6381,7 +6384,7 @@
                 <w:noProof/>
                 <w:webHidden/>
               </w:rPr>
-              <w:t>22</w:t>
+              <w:t>21</w:t>
             </w:r>
             <w:r>
               <w:rPr>
@@ -6450,7 +6453,7 @@
                 <w:noProof/>
                 <w:webHidden/>
               </w:rPr>
-              <w:t>22</w:t>
+              <w:t>21</w:t>
             </w:r>
             <w:r>
               <w:rPr>
@@ -6521,7 +6524,7 @@
                 <w:noProof/>
                 <w:webHidden/>
               </w:rPr>
-              <w:t>22</w:t>
+              <w:t>21</w:t>
             </w:r>
             <w:r>
               <w:rPr>
@@ -6592,7 +6595,7 @@
                 <w:noProof/>
                 <w:webHidden/>
               </w:rPr>
-              <w:t>22</w:t>
+              <w:t>21</w:t>
             </w:r>
             <w:r>
               <w:rPr>
@@ -6663,7 +6666,7 @@
                 <w:noProof/>
                 <w:webHidden/>
               </w:rPr>
-              <w:t>23</w:t>
+              <w:t>22</w:t>
             </w:r>
             <w:r>
               <w:rPr>
@@ -6734,7 +6737,7 @@
                 <w:noProof/>
                 <w:webHidden/>
               </w:rPr>
-              <w:t>23</w:t>
+              <w:t>22</w:t>
             </w:r>
             <w:r>
               <w:rPr>
@@ -6803,7 +6806,7 @@
                 <w:noProof/>
                 <w:webHidden/>
               </w:rPr>
-              <w:t>23</w:t>
+              <w:t>22</w:t>
             </w:r>
             <w:r>
               <w:rPr>
@@ -6875,7 +6878,7 @@
                 <w:noProof/>
                 <w:webHidden/>
               </w:rPr>
-              <w:t>24</w:t>
+              <w:t>23</w:t>
             </w:r>
             <w:r>
               <w:rPr>
@@ -6944,7 +6947,7 @@
                 <w:noProof/>
                 <w:webHidden/>
               </w:rPr>
-              <w:t>24</w:t>
+              <w:t>23</w:t>
             </w:r>
             <w:r>
               <w:rPr>
@@ -7013,7 +7016,7 @@
                 <w:noProof/>
                 <w:webHidden/>
               </w:rPr>
-              <w:t>24</w:t>
+              <w:t>23</w:t>
             </w:r>
             <w:r>
               <w:rPr>
@@ -7084,7 +7087,7 @@
                 <w:noProof/>
                 <w:webHidden/>
               </w:rPr>
-              <w:t>24</w:t>
+              <w:t>23</w:t>
             </w:r>
             <w:r>
               <w:rPr>
@@ -7155,7 +7158,7 @@
                 <w:noProof/>
                 <w:webHidden/>
               </w:rPr>
-              <w:t>24</w:t>
+              <w:t>23</w:t>
             </w:r>
             <w:r>
               <w:rPr>
@@ -7226,7 +7229,7 @@
                 <w:noProof/>
                 <w:webHidden/>
               </w:rPr>
-              <w:t>25</w:t>
+              <w:t>24</w:t>
             </w:r>
             <w:r>
               <w:rPr>
@@ -7297,7 +7300,7 @@
                 <w:noProof/>
                 <w:webHidden/>
               </w:rPr>
-              <w:t>25</w:t>
+              <w:t>24</w:t>
             </w:r>
             <w:r>
               <w:rPr>
@@ -7368,7 +7371,7 @@
                 <w:noProof/>
                 <w:webHidden/>
               </w:rPr>
-              <w:t>25</w:t>
+              <w:t>24</w:t>
             </w:r>
             <w:r>
               <w:rPr>
@@ -7439,7 +7442,7 @@
                 <w:noProof/>
                 <w:webHidden/>
               </w:rPr>
-              <w:t>26</w:t>
+              <w:t>25</w:t>
             </w:r>
             <w:r>
               <w:rPr>
@@ -7508,7 +7511,7 @@
                 <w:noProof/>
                 <w:webHidden/>
               </w:rPr>
-              <w:t>26</w:t>
+              <w:t>25</w:t>
             </w:r>
             <w:r>
               <w:rPr>
@@ -7579,7 +7582,7 @@
                 <w:noProof/>
                 <w:webHidden/>
               </w:rPr>
-              <w:t>26</w:t>
+              <w:t>25</w:t>
             </w:r>
             <w:r>
               <w:rPr>
@@ -7650,7 +7653,7 @@
                 <w:noProof/>
                 <w:webHidden/>
               </w:rPr>
-              <w:t>27</w:t>
+              <w:t>26</w:t>
             </w:r>
             <w:r>
               <w:rPr>
@@ -7721,7 +7724,7 @@
                 <w:noProof/>
                 <w:webHidden/>
               </w:rPr>
-              <w:t>27</w:t>
+              <w:t>26</w:t>
             </w:r>
             <w:r>
               <w:rPr>
@@ -7792,7 +7795,7 @@
                 <w:noProof/>
                 <w:webHidden/>
               </w:rPr>
-              <w:t>27</w:t>
+              <w:t>26</w:t>
             </w:r>
             <w:r>
               <w:rPr>
@@ -7863,7 +7866,7 @@
                 <w:noProof/>
                 <w:webHidden/>
               </w:rPr>
-              <w:t>28</w:t>
+              <w:t>27</w:t>
             </w:r>
             <w:r>
               <w:rPr>
@@ -7933,7 +7936,7 @@
                 <w:noProof/>
                 <w:webHidden/>
               </w:rPr>
-              <w:t>29</w:t>
+              <w:t>28</w:t>
             </w:r>
             <w:r>
               <w:rPr>
@@ -8003,7 +8006,7 @@
                 <w:noProof/>
                 <w:webHidden/>
               </w:rPr>
-              <w:t>29</w:t>
+              <w:t>28</w:t>
             </w:r>
             <w:r>
               <w:rPr>
@@ -8073,7 +8076,7 @@
                 <w:noProof/>
                 <w:webHidden/>
               </w:rPr>
-              <w:t>29</w:t>
+              <w:t>28</w:t>
             </w:r>
             <w:r>
               <w:rPr>
@@ -8144,7 +8147,7 @@
                 <w:noProof/>
                 <w:webHidden/>
               </w:rPr>
-              <w:t>30</w:t>
+              <w:t>29</w:t>
             </w:r>
             <w:r>
               <w:rPr>
@@ -8214,7 +8217,7 @@
                 <w:noProof/>
                 <w:webHidden/>
               </w:rPr>
-              <w:t>30</w:t>
+              <w:t>29</w:t>
             </w:r>
             <w:r>
               <w:rPr>
@@ -8284,7 +8287,7 @@
                 <w:noProof/>
                 <w:webHidden/>
               </w:rPr>
-              <w:t>30</w:t>
+              <w:t>29</w:t>
             </w:r>
             <w:r>
               <w:rPr>
@@ -8354,7 +8357,7 @@
                 <w:noProof/>
                 <w:webHidden/>
               </w:rPr>
-              <w:t>30</w:t>
+              <w:t>29</w:t>
             </w:r>
             <w:r>
               <w:rPr>
@@ -8423,7 +8426,7 @@
                 <w:noProof/>
                 <w:webHidden/>
               </w:rPr>
-              <w:t>31</w:t>
+              <w:t>30</w:t>
             </w:r>
             <w:r>
               <w:rPr>
@@ -8492,7 +8495,7 @@
                 <w:noProof/>
                 <w:webHidden/>
               </w:rPr>
-              <w:t>31</w:t>
+              <w:t>30</w:t>
             </w:r>
             <w:r>
               <w:rPr>
@@ -8561,7 +8564,7 @@
                 <w:noProof/>
                 <w:webHidden/>
               </w:rPr>
-              <w:t>31</w:t>
+              <w:t>30</w:t>
             </w:r>
             <w:r>
               <w:rPr>
@@ -8632,7 +8635,7 @@
                 <w:noProof/>
                 <w:webHidden/>
               </w:rPr>
-              <w:t>31</w:t>
+              <w:t>30</w:t>
             </w:r>
             <w:r>
               <w:rPr>
@@ -8701,7 +8704,7 @@
                 <w:noProof/>
                 <w:webHidden/>
               </w:rPr>
-              <w:t>31</w:t>
+              <w:t>30</w:t>
             </w:r>
             <w:r>
               <w:rPr>
@@ -8770,7 +8773,7 @@
                 <w:noProof/>
                 <w:webHidden/>
               </w:rPr>
-              <w:t>32</w:t>
+              <w:t>31</w:t>
             </w:r>
             <w:r>
               <w:rPr>
@@ -8839,7 +8842,7 @@
                 <w:noProof/>
                 <w:webHidden/>
               </w:rPr>
-              <w:t>32</w:t>
+              <w:t>31</w:t>
             </w:r>
             <w:r>
               <w:rPr>
@@ -8908,7 +8911,7 @@
                 <w:noProof/>
                 <w:webHidden/>
               </w:rPr>
-              <w:t>32</w:t>
+              <w:t>31</w:t>
             </w:r>
             <w:r>
               <w:rPr>
@@ -8977,7 +8980,7 @@
                 <w:noProof/>
                 <w:webHidden/>
               </w:rPr>
-              <w:t>32</w:t>
+              <w:t>31</w:t>
             </w:r>
             <w:r>
               <w:rPr>
@@ -9046,7 +9049,7 @@
                 <w:noProof/>
                 <w:webHidden/>
               </w:rPr>
-              <w:t>33</w:t>
+              <w:t>32</w:t>
             </w:r>
             <w:r>
               <w:rPr>
@@ -9115,7 +9118,7 @@
                 <w:noProof/>
                 <w:webHidden/>
               </w:rPr>
-              <w:t>33</w:t>
+              <w:t>32</w:t>
             </w:r>
             <w:r>
               <w:rPr>
@@ -9187,7 +9190,7 @@
                 <w:noProof/>
                 <w:webHidden/>
               </w:rPr>
-              <w:t>33</w:t>
+              <w:t>32</w:t>
             </w:r>
             <w:r>
               <w:rPr>
@@ -9256,7 +9259,7 @@
                 <w:noProof/>
                 <w:webHidden/>
               </w:rPr>
-              <w:t>33</w:t>
+              <w:t>32</w:t>
             </w:r>
             <w:r>
               <w:rPr>
@@ -9325,7 +9328,7 @@
                 <w:noProof/>
                 <w:webHidden/>
               </w:rPr>
-              <w:t>33</w:t>
+              <w:t>32</w:t>
             </w:r>
             <w:r>
               <w:rPr>
@@ -9394,7 +9397,7 @@
                 <w:noProof/>
                 <w:webHidden/>
               </w:rPr>
-              <w:t>33</w:t>
+              <w:t>32</w:t>
             </w:r>
             <w:r>
               <w:rPr>
@@ -9463,7 +9466,7 @@
                 <w:noProof/>
                 <w:webHidden/>
               </w:rPr>
-              <w:t>34</w:t>
+              <w:t>33</w:t>
             </w:r>
             <w:r>
               <w:rPr>
@@ -9535,7 +9538,7 @@
                 <w:noProof/>
                 <w:webHidden/>
               </w:rPr>
-              <w:t>34</w:t>
+              <w:t>33</w:t>
             </w:r>
             <w:r>
               <w:rPr>
@@ -9607,7 +9610,7 @@
                 <w:noProof/>
                 <w:webHidden/>
               </w:rPr>
-              <w:t>34</w:t>
+              <w:t>33</w:t>
             </w:r>
             <w:r>
               <w:rPr>
@@ -9679,7 +9682,7 @@
                 <w:noProof/>
                 <w:webHidden/>
               </w:rPr>
-              <w:t>34</w:t>
+              <w:t>33</w:t>
             </w:r>
             <w:r>
               <w:rPr>
@@ -9751,7 +9754,7 @@
                 <w:noProof/>
                 <w:webHidden/>
               </w:rPr>
-              <w:t>35</w:t>
+              <w:t>34</w:t>
             </w:r>
             <w:r>
               <w:rPr>
@@ -9823,7 +9826,7 @@
                 <w:noProof/>
                 <w:webHidden/>
               </w:rPr>
-              <w:t>35</w:t>
+              <w:t>34</w:t>
             </w:r>
             <w:r>
               <w:rPr>
@@ -9892,7 +9895,7 @@
                 <w:noProof/>
                 <w:webHidden/>
               </w:rPr>
-              <w:t>36</w:t>
+              <w:t>35</w:t>
             </w:r>
             <w:r>
               <w:rPr>
@@ -9961,7 +9964,7 @@
                 <w:noProof/>
                 <w:webHidden/>
               </w:rPr>
-              <w:t>37</w:t>
+              <w:t>36</w:t>
             </w:r>
             <w:r>
               <w:rPr>
@@ -10030,7 +10033,7 @@
                 <w:noProof/>
                 <w:webHidden/>
               </w:rPr>
-              <w:t>37</w:t>
+              <w:t>36</w:t>
             </w:r>
             <w:r>
               <w:rPr>
@@ -10099,7 +10102,7 @@
                 <w:noProof/>
                 <w:webHidden/>
               </w:rPr>
-              <w:t>37</w:t>
+              <w:t>36</w:t>
             </w:r>
             <w:r>
               <w:rPr>
@@ -10168,7 +10171,7 @@
                 <w:noProof/>
                 <w:webHidden/>
               </w:rPr>
-              <w:t>37</w:t>
+              <w:t>36</w:t>
             </w:r>
             <w:r>
               <w:rPr>
@@ -10237,7 +10240,7 @@
                 <w:noProof/>
                 <w:webHidden/>
               </w:rPr>
-              <w:t>37</w:t>
+              <w:t>36</w:t>
             </w:r>
             <w:r>
               <w:rPr>

--- a/gca_guide.docx
+++ b/gca_guide.docx
@@ -48,10 +48,7 @@
         <w:t>0</w:t>
       </w:r>
       <w:r>
-        <w:rPr>
-          <w:lang w:val="ru-RU"/>
-        </w:rPr>
-        <w:t>7</w:t>
+        <w:t>9</w:t>
       </w:r>
       <w:r>
         <w:t>.</w:t>
@@ -126,7 +123,7 @@
           <w:r>
             <w:fldChar w:fldCharType="separate"/>
           </w:r>
-          <w:hyperlink w:anchor="_Toc242206342" w:history="1">
+          <w:hyperlink w:anchor="_Toc242445580" w:history="1">
             <w:r>
               <w:rPr>
                 <w:rStyle w:val="Hyperlink"/>
@@ -161,7 +158,7 @@
                 <w:noProof/>
                 <w:webHidden/>
               </w:rPr>
-              <w:instrText xml:space="preserve"> PAGEREF _Toc242206342 \h </w:instrText>
+              <w:instrText xml:space="preserve"> PAGEREF _Toc242445580 \h </w:instrText>
             </w:r>
             <w:r>
               <w:rPr>
@@ -202,7 +199,7 @@
               <w:lang w:val="ru-UA" w:eastAsia="ru-UA"/>
             </w:rPr>
           </w:pPr>
-          <w:hyperlink w:anchor="_Toc242206343" w:history="1">
+          <w:hyperlink w:anchor="_Toc242445581" w:history="1">
             <w:r>
               <w:rPr>
                 <w:rStyle w:val="Hyperlink"/>
@@ -230,7 +227,7 @@
                 <w:noProof/>
                 <w:webHidden/>
               </w:rPr>
-              <w:instrText xml:space="preserve"> PAGEREF _Toc242206343 \h </w:instrText>
+              <w:instrText xml:space="preserve"> PAGEREF _Toc242445581 \h </w:instrText>
             </w:r>
             <w:r>
               <w:rPr>
@@ -271,7 +268,7 @@
               <w:lang w:val="ru-UA" w:eastAsia="ru-UA"/>
             </w:rPr>
           </w:pPr>
-          <w:hyperlink w:anchor="_Toc242206344" w:history="1">
+          <w:hyperlink w:anchor="_Toc242445582" w:history="1">
             <w:r>
               <w:rPr>
                 <w:rStyle w:val="Hyperlink"/>
@@ -299,7 +296,7 @@
                 <w:noProof/>
                 <w:webHidden/>
               </w:rPr>
-              <w:instrText xml:space="preserve"> PAGEREF _Toc242206344 \h </w:instrText>
+              <w:instrText xml:space="preserve"> PAGEREF _Toc242445582 \h </w:instrText>
             </w:r>
             <w:r>
               <w:rPr>
@@ -340,7 +337,7 @@
               <w:lang w:val="ru-UA" w:eastAsia="ru-UA"/>
             </w:rPr>
           </w:pPr>
-          <w:hyperlink w:anchor="_Toc242206345" w:history="1">
+          <w:hyperlink w:anchor="_Toc242445583" w:history="1">
             <w:r>
               <w:rPr>
                 <w:rStyle w:val="Hyperlink"/>
@@ -368,7 +365,7 @@
                 <w:noProof/>
                 <w:webHidden/>
               </w:rPr>
-              <w:instrText xml:space="preserve"> PAGEREF _Toc242206345 \h </w:instrText>
+              <w:instrText xml:space="preserve"> PAGEREF _Toc242445583 \h </w:instrText>
             </w:r>
             <w:r>
               <w:rPr>
@@ -412,7 +409,7 @@
               <w:lang w:val="ru-UA" w:eastAsia="ru-UA"/>
             </w:rPr>
           </w:pPr>
-          <w:hyperlink w:anchor="_Toc242206346" w:history="1">
+          <w:hyperlink w:anchor="_Toc242445584" w:history="1">
             <w:r>
               <w:rPr>
                 <w:rStyle w:val="Hyperlink"/>
@@ -440,7 +437,7 @@
                 <w:noProof/>
                 <w:webHidden/>
               </w:rPr>
-              <w:instrText xml:space="preserve"> PAGEREF _Toc242206346 \h </w:instrText>
+              <w:instrText xml:space="preserve"> PAGEREF _Toc242445584 \h </w:instrText>
             </w:r>
             <w:r>
               <w:rPr>
@@ -481,7 +478,7 @@
               <w:lang w:val="ru-UA" w:eastAsia="ru-UA"/>
             </w:rPr>
           </w:pPr>
-          <w:hyperlink w:anchor="_Toc242206347" w:history="1">
+          <w:hyperlink w:anchor="_Toc242445585" w:history="1">
             <w:r>
               <w:rPr>
                 <w:rStyle w:val="Hyperlink"/>
@@ -509,7 +506,7 @@
                 <w:noProof/>
                 <w:webHidden/>
               </w:rPr>
-              <w:instrText xml:space="preserve"> PAGEREF _Toc242206347 \h </w:instrText>
+              <w:instrText xml:space="preserve"> PAGEREF _Toc242445585 \h </w:instrText>
             </w:r>
             <w:r>
               <w:rPr>
@@ -553,7 +550,7 @@
               <w:lang w:val="ru-UA" w:eastAsia="ru-UA"/>
             </w:rPr>
           </w:pPr>
-          <w:hyperlink w:anchor="_Toc242206348" w:history="1">
+          <w:hyperlink w:anchor="_Toc242445586" w:history="1">
             <w:r>
               <w:rPr>
                 <w:rStyle w:val="Hyperlink"/>
@@ -581,7 +578,7 @@
                 <w:noProof/>
                 <w:webHidden/>
               </w:rPr>
-              <w:instrText xml:space="preserve"> PAGEREF _Toc242206348 \h </w:instrText>
+              <w:instrText xml:space="preserve"> PAGEREF _Toc242445586 \h </w:instrText>
             </w:r>
             <w:r>
               <w:rPr>
@@ -622,7 +619,7 @@
               <w:lang w:val="ru-UA" w:eastAsia="ru-UA"/>
             </w:rPr>
           </w:pPr>
-          <w:hyperlink w:anchor="_Toc242206349" w:history="1">
+          <w:hyperlink w:anchor="_Toc242445587" w:history="1">
             <w:r>
               <w:rPr>
                 <w:rStyle w:val="Hyperlink"/>
@@ -650,7 +647,7 @@
                 <w:noProof/>
                 <w:webHidden/>
               </w:rPr>
-              <w:instrText xml:space="preserve"> PAGEREF _Toc242206349 \h </w:instrText>
+              <w:instrText xml:space="preserve"> PAGEREF _Toc242445587 \h </w:instrText>
             </w:r>
             <w:r>
               <w:rPr>
@@ -691,7 +688,7 @@
               <w:lang w:val="ru-UA" w:eastAsia="ru-UA"/>
             </w:rPr>
           </w:pPr>
-          <w:hyperlink w:anchor="_Toc242206350" w:history="1">
+          <w:hyperlink w:anchor="_Toc242445588" w:history="1">
             <w:r>
               <w:rPr>
                 <w:rStyle w:val="Hyperlink"/>
@@ -719,7 +716,7 @@
                 <w:noProof/>
                 <w:webHidden/>
               </w:rPr>
-              <w:instrText xml:space="preserve"> PAGEREF _Toc242206350 \h </w:instrText>
+              <w:instrText xml:space="preserve"> PAGEREF _Toc242445588 \h </w:instrText>
             </w:r>
             <w:r>
               <w:rPr>
@@ -763,7 +760,7 @@
               <w:lang w:val="ru-UA" w:eastAsia="ru-UA"/>
             </w:rPr>
           </w:pPr>
-          <w:hyperlink w:anchor="_Toc242206351" w:history="1">
+          <w:hyperlink w:anchor="_Toc242445589" w:history="1">
             <w:r>
               <w:rPr>
                 <w:rStyle w:val="Hyperlink"/>
@@ -791,7 +788,7 @@
                 <w:noProof/>
                 <w:webHidden/>
               </w:rPr>
-              <w:instrText xml:space="preserve"> PAGEREF _Toc242206351 \h </w:instrText>
+              <w:instrText xml:space="preserve"> PAGEREF _Toc242445589 \h </w:instrText>
             </w:r>
             <w:r>
               <w:rPr>
@@ -834,7 +831,7 @@
               <w:lang w:val="ru-UA" w:eastAsia="ru-UA"/>
             </w:rPr>
           </w:pPr>
-          <w:hyperlink w:anchor="_Toc242206352" w:history="1">
+          <w:hyperlink w:anchor="_Toc242445590" w:history="1">
             <w:r>
               <w:rPr>
                 <w:rStyle w:val="Hyperlink"/>
@@ -862,7 +859,7 @@
                 <w:noProof/>
                 <w:webHidden/>
               </w:rPr>
-              <w:instrText xml:space="preserve"> PAGEREF _Toc242206352 \h </w:instrText>
+              <w:instrText xml:space="preserve"> PAGEREF _Toc242445590 \h </w:instrText>
             </w:r>
             <w:r>
               <w:rPr>
@@ -905,7 +902,7 @@
               <w:lang w:val="ru-UA" w:eastAsia="ru-UA"/>
             </w:rPr>
           </w:pPr>
-          <w:hyperlink w:anchor="_Toc242206353" w:history="1">
+          <w:hyperlink w:anchor="_Toc242445591" w:history="1">
             <w:r>
               <w:rPr>
                 <w:rStyle w:val="Hyperlink"/>
@@ -933,7 +930,7 @@
                 <w:noProof/>
                 <w:webHidden/>
               </w:rPr>
-              <w:instrText xml:space="preserve"> PAGEREF _Toc242206353 \h </w:instrText>
+              <w:instrText xml:space="preserve"> PAGEREF _Toc242445591 \h </w:instrText>
             </w:r>
             <w:r>
               <w:rPr>
@@ -976,7 +973,7 @@
               <w:lang w:val="ru-UA" w:eastAsia="ru-UA"/>
             </w:rPr>
           </w:pPr>
-          <w:hyperlink w:anchor="_Toc242206354" w:history="1">
+          <w:hyperlink w:anchor="_Toc242445592" w:history="1">
             <w:r>
               <w:rPr>
                 <w:rStyle w:val="Hyperlink"/>
@@ -1004,7 +1001,7 @@
                 <w:noProof/>
                 <w:webHidden/>
               </w:rPr>
-              <w:instrText xml:space="preserve"> PAGEREF _Toc242206354 \h </w:instrText>
+              <w:instrText xml:space="preserve"> PAGEREF _Toc242445592 \h </w:instrText>
             </w:r>
             <w:r>
               <w:rPr>
@@ -1047,7 +1044,7 @@
               <w:lang w:val="ru-UA" w:eastAsia="ru-UA"/>
             </w:rPr>
           </w:pPr>
-          <w:hyperlink w:anchor="_Toc242206355" w:history="1">
+          <w:hyperlink w:anchor="_Toc242445593" w:history="1">
             <w:r>
               <w:rPr>
                 <w:rStyle w:val="Hyperlink"/>
@@ -1075,7 +1072,7 @@
                 <w:noProof/>
                 <w:webHidden/>
               </w:rPr>
-              <w:instrText xml:space="preserve"> PAGEREF _Toc242206355 \h </w:instrText>
+              <w:instrText xml:space="preserve"> PAGEREF _Toc242445593 \h </w:instrText>
             </w:r>
             <w:r>
               <w:rPr>
@@ -1118,7 +1115,7 @@
               <w:lang w:val="ru-UA" w:eastAsia="ru-UA"/>
             </w:rPr>
           </w:pPr>
-          <w:hyperlink w:anchor="_Toc242206356" w:history="1">
+          <w:hyperlink w:anchor="_Toc242445594" w:history="1">
             <w:r>
               <w:rPr>
                 <w:rStyle w:val="Hyperlink"/>
@@ -1146,7 +1143,7 @@
                 <w:noProof/>
                 <w:webHidden/>
               </w:rPr>
-              <w:instrText xml:space="preserve"> PAGEREF _Toc242206356 \h </w:instrText>
+              <w:instrText xml:space="preserve"> PAGEREF _Toc242445594 \h </w:instrText>
             </w:r>
             <w:r>
               <w:rPr>
@@ -1189,7 +1186,7 @@
               <w:lang w:val="ru-UA" w:eastAsia="ru-UA"/>
             </w:rPr>
           </w:pPr>
-          <w:hyperlink w:anchor="_Toc242206357" w:history="1">
+          <w:hyperlink w:anchor="_Toc242445595" w:history="1">
             <w:r>
               <w:rPr>
                 <w:rStyle w:val="Hyperlink"/>
@@ -1217,7 +1214,7 @@
                 <w:noProof/>
                 <w:webHidden/>
               </w:rPr>
-              <w:instrText xml:space="preserve"> PAGEREF _Toc242206357 \h </w:instrText>
+              <w:instrText xml:space="preserve"> PAGEREF _Toc242445595 \h </w:instrText>
             </w:r>
             <w:r>
               <w:rPr>
@@ -1260,7 +1257,7 @@
               <w:lang w:val="ru-UA" w:eastAsia="ru-UA"/>
             </w:rPr>
           </w:pPr>
-          <w:hyperlink w:anchor="_Toc242206358" w:history="1">
+          <w:hyperlink w:anchor="_Toc242445596" w:history="1">
             <w:r>
               <w:rPr>
                 <w:rStyle w:val="Hyperlink"/>
@@ -1288,7 +1285,7 @@
                 <w:noProof/>
                 <w:webHidden/>
               </w:rPr>
-              <w:instrText xml:space="preserve"> PAGEREF _Toc242206358 \h </w:instrText>
+              <w:instrText xml:space="preserve"> PAGEREF _Toc242445596 \h </w:instrText>
             </w:r>
             <w:r>
               <w:rPr>
@@ -1331,7 +1328,7 @@
               <w:lang w:val="ru-UA" w:eastAsia="ru-UA"/>
             </w:rPr>
           </w:pPr>
-          <w:hyperlink w:anchor="_Toc242206359" w:history="1">
+          <w:hyperlink w:anchor="_Toc242445597" w:history="1">
             <w:r>
               <w:rPr>
                 <w:rStyle w:val="Hyperlink"/>
@@ -1359,7 +1356,7 @@
                 <w:noProof/>
                 <w:webHidden/>
               </w:rPr>
-              <w:instrText xml:space="preserve"> PAGEREF _Toc242206359 \h </w:instrText>
+              <w:instrText xml:space="preserve"> PAGEREF _Toc242445597 \h </w:instrText>
             </w:r>
             <w:r>
               <w:rPr>
@@ -1402,7 +1399,7 @@
               <w:lang w:val="ru-UA" w:eastAsia="ru-UA"/>
             </w:rPr>
           </w:pPr>
-          <w:hyperlink w:anchor="_Toc242206360" w:history="1">
+          <w:hyperlink w:anchor="_Toc242445598" w:history="1">
             <w:r>
               <w:rPr>
                 <w:rStyle w:val="Hyperlink"/>
@@ -1430,7 +1427,7 @@
                 <w:noProof/>
                 <w:webHidden/>
               </w:rPr>
-              <w:instrText xml:space="preserve"> PAGEREF _Toc242206360 \h </w:instrText>
+              <w:instrText xml:space="preserve"> PAGEREF _Toc242445598 \h </w:instrText>
             </w:r>
             <w:r>
               <w:rPr>
@@ -1473,7 +1470,7 @@
               <w:lang w:val="ru-UA" w:eastAsia="ru-UA"/>
             </w:rPr>
           </w:pPr>
-          <w:hyperlink w:anchor="_Toc242206361" w:history="1">
+          <w:hyperlink w:anchor="_Toc242445599" w:history="1">
             <w:r>
               <w:rPr>
                 <w:rStyle w:val="Hyperlink"/>
@@ -1501,7 +1498,7 @@
                 <w:noProof/>
                 <w:webHidden/>
               </w:rPr>
-              <w:instrText xml:space="preserve"> PAGEREF _Toc242206361 \h </w:instrText>
+              <w:instrText xml:space="preserve"> PAGEREF _Toc242445599 \h </w:instrText>
             </w:r>
             <w:r>
               <w:rPr>
@@ -1542,7 +1539,7 @@
               <w:lang w:val="ru-UA" w:eastAsia="ru-UA"/>
             </w:rPr>
           </w:pPr>
-          <w:hyperlink w:anchor="_Toc242206362" w:history="1">
+          <w:hyperlink w:anchor="_Toc242445600" w:history="1">
             <w:r>
               <w:rPr>
                 <w:rStyle w:val="Hyperlink"/>
@@ -1570,7 +1567,7 @@
                 <w:noProof/>
                 <w:webHidden/>
               </w:rPr>
-              <w:instrText xml:space="preserve"> PAGEREF _Toc242206362 \h </w:instrText>
+              <w:instrText xml:space="preserve"> PAGEREF _Toc242445600 \h </w:instrText>
             </w:r>
             <w:r>
               <w:rPr>
@@ -1613,7 +1610,7 @@
               <w:lang w:val="ru-UA" w:eastAsia="ru-UA"/>
             </w:rPr>
           </w:pPr>
-          <w:hyperlink w:anchor="_Toc242206363" w:history="1">
+          <w:hyperlink w:anchor="_Toc242445601" w:history="1">
             <w:r>
               <w:rPr>
                 <w:rStyle w:val="Hyperlink"/>
@@ -1641,7 +1638,7 @@
                 <w:noProof/>
                 <w:webHidden/>
               </w:rPr>
-              <w:instrText xml:space="preserve"> PAGEREF _Toc242206363 \h </w:instrText>
+              <w:instrText xml:space="preserve"> PAGEREF _Toc242445601 \h </w:instrText>
             </w:r>
             <w:r>
               <w:rPr>
@@ -1684,7 +1681,7 @@
               <w:lang w:val="ru-UA" w:eastAsia="ru-UA"/>
             </w:rPr>
           </w:pPr>
-          <w:hyperlink w:anchor="_Toc242206364" w:history="1">
+          <w:hyperlink w:anchor="_Toc242445602" w:history="1">
             <w:r>
               <w:rPr>
                 <w:rStyle w:val="Hyperlink"/>
@@ -1712,7 +1709,7 @@
                 <w:noProof/>
                 <w:webHidden/>
               </w:rPr>
-              <w:instrText xml:space="preserve"> PAGEREF _Toc242206364 \h </w:instrText>
+              <w:instrText xml:space="preserve"> PAGEREF _Toc242445602 \h </w:instrText>
             </w:r>
             <w:r>
               <w:rPr>
@@ -1755,7 +1752,7 @@
               <w:lang w:val="ru-UA" w:eastAsia="ru-UA"/>
             </w:rPr>
           </w:pPr>
-          <w:hyperlink w:anchor="_Toc242206365" w:history="1">
+          <w:hyperlink w:anchor="_Toc242445603" w:history="1">
             <w:r>
               <w:rPr>
                 <w:rStyle w:val="Hyperlink"/>
@@ -1783,7 +1780,7 @@
                 <w:noProof/>
                 <w:webHidden/>
               </w:rPr>
-              <w:instrText xml:space="preserve"> PAGEREF _Toc242206365 \h </w:instrText>
+              <w:instrText xml:space="preserve"> PAGEREF _Toc242445603 \h </w:instrText>
             </w:r>
             <w:r>
               <w:rPr>
@@ -1826,14 +1823,14 @@
               <w:lang w:val="ru-UA" w:eastAsia="ru-UA"/>
             </w:rPr>
           </w:pPr>
-          <w:hyperlink w:anchor="_Toc242206366" w:history="1">
+          <w:hyperlink w:anchor="_Toc242445604" w:history="1">
             <w:r>
               <w:rPr>
                 <w:rStyle w:val="Hyperlink"/>
                 <w:noProof/>
                 <w:lang w:val="en-US"/>
               </w:rPr>
-              <w:t>Make replays if dungeon doesn’t load</w:t>
+              <w:t>Cast on boss</w:t>
             </w:r>
             <w:r>
               <w:rPr>
@@ -1854,7 +1851,7 @@
                 <w:noProof/>
                 <w:webHidden/>
               </w:rPr>
-              <w:instrText xml:space="preserve"> PAGEREF _Toc242206366 \h </w:instrText>
+              <w:instrText xml:space="preserve"> PAGEREF _Toc242445604 \h </w:instrText>
             </w:r>
             <w:r>
               <w:rPr>
@@ -1897,14 +1894,14 @@
               <w:lang w:val="ru-UA" w:eastAsia="ru-UA"/>
             </w:rPr>
           </w:pPr>
-          <w:hyperlink w:anchor="_Toc242206367" w:history="1">
+          <w:hyperlink w:anchor="_Toc242445605" w:history="1">
             <w:r>
               <w:rPr>
                 <w:rStyle w:val="Hyperlink"/>
                 <w:noProof/>
                 <w:lang w:val="en-US"/>
               </w:rPr>
-              <w:t>Missclick on dungeons</w:t>
+              <w:t>Stop after N kills</w:t>
             </w:r>
             <w:r>
               <w:rPr>
@@ -1925,7 +1922,7 @@
                 <w:noProof/>
                 <w:webHidden/>
               </w:rPr>
-              <w:instrText xml:space="preserve"> PAGEREF _Toc242206367 \h </w:instrText>
+              <w:instrText xml:space="preserve"> PAGEREF _Toc242445605 \h </w:instrText>
             </w:r>
             <w:r>
               <w:rPr>
@@ -1946,145 +1943,6 @@
                 <w:webHidden/>
               </w:rPr>
               <w:t>8</w:t>
-            </w:r>
-            <w:r>
-              <w:rPr>
-                <w:noProof/>
-                <w:webHidden/>
-              </w:rPr>
-              <w:fldChar w:fldCharType="end"/>
-            </w:r>
-          </w:hyperlink>
-        </w:p>
-        <w:p>
-          <w:pPr>
-            <w:pStyle w:val="TOC5"/>
-            <w:tabs>
-              <w:tab w:val="right" w:leader="underscore" w:pos="9911"/>
-            </w:tabs>
-            <w:rPr>
-              <w:noProof/>
-              <w:lang w:val="ru-UA" w:eastAsia="ru-UA"/>
-            </w:rPr>
-          </w:pPr>
-          <w:hyperlink w:anchor="_Toc242206368" w:history="1">
-            <w:r>
-              <w:rPr>
-                <w:rStyle w:val="Hyperlink"/>
-                <w:noProof/>
-                <w:lang w:val="en-US"/>
-              </w:rPr>
-              <w:t>Include diagonal missclicks</w:t>
-            </w:r>
-            <w:r>
-              <w:rPr>
-                <w:noProof/>
-                <w:webHidden/>
-              </w:rPr>
-              <w:tab/>
-            </w:r>
-            <w:r>
-              <w:rPr>
-                <w:noProof/>
-                <w:webHidden/>
-              </w:rPr>
-              <w:fldChar w:fldCharType="begin"/>
-            </w:r>
-            <w:r>
-              <w:rPr>
-                <w:noProof/>
-                <w:webHidden/>
-              </w:rPr>
-              <w:instrText xml:space="preserve"> PAGEREF _Toc242206368 \h </w:instrText>
-            </w:r>
-            <w:r>
-              <w:rPr>
-                <w:noProof/>
-                <w:webHidden/>
-              </w:rPr>
-            </w:r>
-            <w:r>
-              <w:rPr>
-                <w:noProof/>
-                <w:webHidden/>
-              </w:rPr>
-              <w:fldChar w:fldCharType="separate"/>
-            </w:r>
-            <w:r>
-              <w:rPr>
-                <w:noProof/>
-                <w:webHidden/>
-              </w:rPr>
-              <w:t>9</w:t>
-            </w:r>
-            <w:r>
-              <w:rPr>
-                <w:noProof/>
-                <w:webHidden/>
-              </w:rPr>
-              <w:fldChar w:fldCharType="end"/>
-            </w:r>
-          </w:hyperlink>
-        </w:p>
-        <w:p>
-          <w:pPr>
-            <w:pStyle w:val="TOC3"/>
-            <w:rPr>
-              <w:rFonts w:eastAsiaTheme="minorEastAsia"/>
-              <w:noProof/>
-              <w:color w:val="auto"/>
-              <w:lang w:val="ru-UA" w:eastAsia="ru-UA"/>
-            </w:rPr>
-          </w:pPr>
-          <w:hyperlink w:anchor="_Toc242206369" w:history="1">
-            <w:r>
-              <w:rPr>
-                <w:rStyle w:val="Hyperlink"/>
-                <w:noProof/>
-                <w:lang w:val="en-US"/>
-              </w:rPr>
-              <w:t>Autobattle mode settings</w:t>
-            </w:r>
-            <w:r>
-              <w:rPr>
-                <w:noProof/>
-                <w:webHidden/>
-              </w:rPr>
-              <w:tab/>
-            </w:r>
-            <w:r>
-              <w:rPr>
-                <w:noProof/>
-                <w:webHidden/>
-              </w:rPr>
-              <w:fldChar w:fldCharType="begin"/>
-            </w:r>
-            <w:r>
-              <w:rPr>
-                <w:noProof/>
-                <w:webHidden/>
-              </w:rPr>
-              <w:instrText xml:space="preserve"> PAGEREF _Toc242206369 \h </w:instrText>
-            </w:r>
-            <w:r>
-              <w:rPr>
-                <w:noProof/>
-                <w:webHidden/>
-              </w:rPr>
-            </w:r>
-            <w:r>
-              <w:rPr>
-                <w:noProof/>
-                <w:webHidden/>
-              </w:rPr>
-              <w:fldChar w:fldCharType="separate"/>
-            </w:r>
-            <w:r>
-              <w:rPr>
-                <w:noProof/>
-                <w:webHidden/>
-              </w:rPr>
-              <w:t>9</w:t>
             </w:r>
             <w:r>
               <w:rPr>
@@ -2107,14 +1965,14 @@
               <w:lang w:val="ru-UA" w:eastAsia="ru-UA"/>
             </w:rPr>
           </w:pPr>
-          <w:hyperlink w:anchor="_Toc242206370" w:history="1">
+          <w:hyperlink w:anchor="_Toc242445606" w:history="1">
             <w:r>
               <w:rPr>
                 <w:rStyle w:val="Hyperlink"/>
                 <w:noProof/>
                 <w:lang w:val="en-US"/>
               </w:rPr>
-              <w:t>AB mode</w:t>
+              <w:t>Make replays if dungeon doesn’t load</w:t>
             </w:r>
             <w:r>
               <w:rPr>
@@ -2135,7 +1993,7 @@
                 <w:noProof/>
                 <w:webHidden/>
               </w:rPr>
-              <w:instrText xml:space="preserve"> PAGEREF _Toc242206370 \h </w:instrText>
+              <w:instrText xml:space="preserve"> PAGEREF _Toc242445606 \h </w:instrText>
             </w:r>
             <w:r>
               <w:rPr>
@@ -2155,7 +2013,7 @@
                 <w:noProof/>
                 <w:webHidden/>
               </w:rPr>
-              <w:t>9</w:t>
+              <w:t>8</w:t>
             </w:r>
             <w:r>
               <w:rPr>
@@ -2178,14 +2036,14 @@
               <w:lang w:val="ru-UA" w:eastAsia="ru-UA"/>
             </w:rPr>
           </w:pPr>
-          <w:hyperlink w:anchor="_Toc242206371" w:history="1">
+          <w:hyperlink w:anchor="_Toc242445607" w:history="1">
             <w:r>
               <w:rPr>
                 <w:rStyle w:val="Hyperlink"/>
                 <w:noProof/>
                 <w:lang w:val="en-US"/>
               </w:rPr>
-              <w:t>Time between skips, Battles with skips</w:t>
+              <w:t>Missclick on dungeons</w:t>
             </w:r>
             <w:r>
               <w:rPr>
@@ -2206,7 +2064,7 @@
                 <w:noProof/>
                 <w:webHidden/>
               </w:rPr>
-              <w:instrText xml:space="preserve"> PAGEREF _Toc242206371 \h </w:instrText>
+              <w:instrText xml:space="preserve"> PAGEREF _Toc242445607 \h </w:instrText>
             </w:r>
             <w:r>
               <w:rPr>
@@ -2226,7 +2084,77 @@
                 <w:noProof/>
                 <w:webHidden/>
               </w:rPr>
-              <w:t>10</w:t>
+              <w:t>9</w:t>
+            </w:r>
+            <w:r>
+              <w:rPr>
+                <w:noProof/>
+                <w:webHidden/>
+              </w:rPr>
+              <w:fldChar w:fldCharType="end"/>
+            </w:r>
+          </w:hyperlink>
+        </w:p>
+        <w:p>
+          <w:pPr>
+            <w:pStyle w:val="TOC5"/>
+            <w:tabs>
+              <w:tab w:val="right" w:leader="underscore" w:pos="9911"/>
+            </w:tabs>
+            <w:rPr>
+              <w:noProof/>
+              <w:lang w:val="ru-UA" w:eastAsia="ru-UA"/>
+            </w:rPr>
+          </w:pPr>
+          <w:hyperlink w:anchor="_Toc242445608" w:history="1">
+            <w:r>
+              <w:rPr>
+                <w:rStyle w:val="Hyperlink"/>
+                <w:noProof/>
+                <w:lang w:val="en-US"/>
+              </w:rPr>
+              <w:t>Include diagonal missclicks</w:t>
+            </w:r>
+            <w:r>
+              <w:rPr>
+                <w:noProof/>
+                <w:webHidden/>
+              </w:rPr>
+              <w:tab/>
+            </w:r>
+            <w:r>
+              <w:rPr>
+                <w:noProof/>
+                <w:webHidden/>
+              </w:rPr>
+              <w:fldChar w:fldCharType="begin"/>
+            </w:r>
+            <w:r>
+              <w:rPr>
+                <w:noProof/>
+                <w:webHidden/>
+              </w:rPr>
+              <w:instrText xml:space="preserve"> PAGEREF _Toc242445608 \h </w:instrText>
+            </w:r>
+            <w:r>
+              <w:rPr>
+                <w:noProof/>
+                <w:webHidden/>
+              </w:rPr>
+            </w:r>
+            <w:r>
+              <w:rPr>
+                <w:noProof/>
+                <w:webHidden/>
+              </w:rPr>
+              <w:fldChar w:fldCharType="separate"/>
+            </w:r>
+            <w:r>
+              <w:rPr>
+                <w:noProof/>
+                <w:webHidden/>
+              </w:rPr>
+              <w:t>9</w:t>
             </w:r>
             <w:r>
               <w:rPr>
@@ -2247,14 +2175,14 @@
               <w:lang w:val="ru-UA" w:eastAsia="ru-UA"/>
             </w:rPr>
           </w:pPr>
-          <w:hyperlink w:anchor="_Toc242206372" w:history="1">
+          <w:hyperlink w:anchor="_Toc242445609" w:history="1">
             <w:r>
               <w:rPr>
                 <w:rStyle w:val="Hyperlink"/>
                 <w:noProof/>
                 <w:lang w:val="en-US"/>
               </w:rPr>
-              <w:t>Notification’s settings</w:t>
+              <w:t>Autobattle mode settings</w:t>
             </w:r>
             <w:r>
               <w:rPr>
@@ -2275,7 +2203,7 @@
                 <w:noProof/>
                 <w:webHidden/>
               </w:rPr>
-              <w:instrText xml:space="preserve"> PAGEREF _Toc242206372 \h </w:instrText>
+              <w:instrText xml:space="preserve"> PAGEREF _Toc242445609 \h </w:instrText>
             </w:r>
             <w:r>
               <w:rPr>
@@ -2295,7 +2223,7 @@
                 <w:noProof/>
                 <w:webHidden/>
               </w:rPr>
-              <w:t>10</w:t>
+              <w:t>9</w:t>
             </w:r>
             <w:r>
               <w:rPr>
@@ -2318,14 +2246,14 @@
               <w:lang w:val="ru-UA" w:eastAsia="ru-UA"/>
             </w:rPr>
           </w:pPr>
-          <w:hyperlink w:anchor="_Toc242206373" w:history="1">
+          <w:hyperlink w:anchor="_Toc242445610" w:history="1">
             <w:r>
               <w:rPr>
                 <w:rStyle w:val="Hyperlink"/>
                 <w:noProof/>
                 <w:lang w:val="en-US"/>
               </w:rPr>
-              <w:t>Notification on 30 crystals</w:t>
+              <w:t>AB mode</w:t>
             </w:r>
             <w:r>
               <w:rPr>
@@ -2346,7 +2274,7 @@
                 <w:noProof/>
                 <w:webHidden/>
               </w:rPr>
-              <w:instrText xml:space="preserve"> PAGEREF _Toc242206373 \h </w:instrText>
+              <w:instrText xml:space="preserve"> PAGEREF _Toc242445610 \h </w:instrText>
             </w:r>
             <w:r>
               <w:rPr>
@@ -2389,14 +2317,14 @@
               <w:lang w:val="ru-UA" w:eastAsia="ru-UA"/>
             </w:rPr>
           </w:pPr>
-          <w:hyperlink w:anchor="_Toc242206374" w:history="1">
+          <w:hyperlink w:anchor="_Toc242445611" w:history="1">
             <w:r>
               <w:rPr>
                 <w:rStyle w:val="Hyperlink"/>
                 <w:noProof/>
                 <w:lang w:val="en-US"/>
               </w:rPr>
-              <w:t>Play audio on 30 crystals</w:t>
+              <w:t>Time between skips, Battles with skips</w:t>
             </w:r>
             <w:r>
               <w:rPr>
@@ -2417,7 +2345,76 @@
                 <w:noProof/>
                 <w:webHidden/>
               </w:rPr>
-              <w:instrText xml:space="preserve"> PAGEREF _Toc242206374 \h </w:instrText>
+              <w:instrText xml:space="preserve"> PAGEREF _Toc242445611 \h </w:instrText>
+            </w:r>
+            <w:r>
+              <w:rPr>
+                <w:noProof/>
+                <w:webHidden/>
+              </w:rPr>
+            </w:r>
+            <w:r>
+              <w:rPr>
+                <w:noProof/>
+                <w:webHidden/>
+              </w:rPr>
+              <w:fldChar w:fldCharType="separate"/>
+            </w:r>
+            <w:r>
+              <w:rPr>
+                <w:noProof/>
+                <w:webHidden/>
+              </w:rPr>
+              <w:t>10</w:t>
+            </w:r>
+            <w:r>
+              <w:rPr>
+                <w:noProof/>
+                <w:webHidden/>
+              </w:rPr>
+              <w:fldChar w:fldCharType="end"/>
+            </w:r>
+          </w:hyperlink>
+        </w:p>
+        <w:p>
+          <w:pPr>
+            <w:pStyle w:val="TOC3"/>
+            <w:rPr>
+              <w:rFonts w:eastAsiaTheme="minorEastAsia"/>
+              <w:noProof/>
+              <w:color w:val="auto"/>
+              <w:lang w:val="ru-UA" w:eastAsia="ru-UA"/>
+            </w:rPr>
+          </w:pPr>
+          <w:hyperlink w:anchor="_Toc242445612" w:history="1">
+            <w:r>
+              <w:rPr>
+                <w:rStyle w:val="Hyperlink"/>
+                <w:noProof/>
+                <w:lang w:val="en-US"/>
+              </w:rPr>
+              <w:t>Notification’s settings</w:t>
+            </w:r>
+            <w:r>
+              <w:rPr>
+                <w:noProof/>
+                <w:webHidden/>
+              </w:rPr>
+              <w:tab/>
+            </w:r>
+            <w:r>
+              <w:rPr>
+                <w:noProof/>
+                <w:webHidden/>
+              </w:rPr>
+              <w:fldChar w:fldCharType="begin"/>
+            </w:r>
+            <w:r>
+              <w:rPr>
+                <w:noProof/>
+                <w:webHidden/>
+              </w:rPr>
+              <w:instrText xml:space="preserve"> PAGEREF _Toc242445612 \h </w:instrText>
             </w:r>
             <w:r>
               <w:rPr>
@@ -2460,14 +2457,14 @@
               <w:lang w:val="ru-UA" w:eastAsia="ru-UA"/>
             </w:rPr>
           </w:pPr>
-          <w:hyperlink w:anchor="_Toc242206375" w:history="1">
+          <w:hyperlink w:anchor="_Toc242445613" w:history="1">
             <w:r>
               <w:rPr>
                 <w:rStyle w:val="Hyperlink"/>
                 <w:noProof/>
                 <w:lang w:val="en-US"/>
               </w:rPr>
-              <w:t>Notification only mode</w:t>
+              <w:t>Notification on 30 crystals</w:t>
             </w:r>
             <w:r>
               <w:rPr>
@@ -2488,7 +2485,7 @@
                 <w:noProof/>
                 <w:webHidden/>
               </w:rPr>
-              <w:instrText xml:space="preserve"> PAGEREF _Toc242206375 \h </w:instrText>
+              <w:instrText xml:space="preserve"> PAGEREF _Toc242445613 \h </w:instrText>
             </w:r>
             <w:r>
               <w:rPr>
@@ -2508,7 +2505,7 @@
                 <w:noProof/>
                 <w:webHidden/>
               </w:rPr>
-              <w:t>11</w:t>
+              <w:t>10</w:t>
             </w:r>
             <w:r>
               <w:rPr>
@@ -2531,14 +2528,14 @@
               <w:lang w:val="ru-UA" w:eastAsia="ru-UA"/>
             </w:rPr>
           </w:pPr>
-          <w:hyperlink w:anchor="_Toc242206376" w:history="1">
+          <w:hyperlink w:anchor="_Toc242445614" w:history="1">
             <w:r>
               <w:rPr>
                 <w:rStyle w:val="Hyperlink"/>
                 <w:noProof/>
                 <w:lang w:val="en-US"/>
               </w:rPr>
-              <w:t>Log 30 crystals collection time</w:t>
+              <w:t>Play audio on 30 crystals</w:t>
             </w:r>
             <w:r>
               <w:rPr>
@@ -2559,76 +2556,7 @@
                 <w:noProof/>
                 <w:webHidden/>
               </w:rPr>
-              <w:instrText xml:space="preserve"> PAGEREF _Toc242206376 \h </w:instrText>
-            </w:r>
-            <w:r>
-              <w:rPr>
-                <w:noProof/>
-                <w:webHidden/>
-              </w:rPr>
-            </w:r>
-            <w:r>
-              <w:rPr>
-                <w:noProof/>
-                <w:webHidden/>
-              </w:rPr>
-              <w:fldChar w:fldCharType="separate"/>
-            </w:r>
-            <w:r>
-              <w:rPr>
-                <w:noProof/>
-                <w:webHidden/>
-              </w:rPr>
-              <w:t>11</w:t>
-            </w:r>
-            <w:r>
-              <w:rPr>
-                <w:noProof/>
-                <w:webHidden/>
-              </w:rPr>
-              <w:fldChar w:fldCharType="end"/>
-            </w:r>
-          </w:hyperlink>
-        </w:p>
-        <w:p>
-          <w:pPr>
-            <w:pStyle w:val="TOC3"/>
-            <w:rPr>
-              <w:rFonts w:eastAsiaTheme="minorEastAsia"/>
-              <w:noProof/>
-              <w:color w:val="auto"/>
-              <w:lang w:val="ru-UA" w:eastAsia="ru-UA"/>
-            </w:rPr>
-          </w:pPr>
-          <w:hyperlink w:anchor="_Toc242206377" w:history="1">
-            <w:r>
-              <w:rPr>
-                <w:rStyle w:val="Hyperlink"/>
-                <w:noProof/>
-                <w:lang w:val="en-US"/>
-              </w:rPr>
-              <w:t>Skips settings</w:t>
-            </w:r>
-            <w:r>
-              <w:rPr>
-                <w:noProof/>
-                <w:webHidden/>
-              </w:rPr>
-              <w:tab/>
-            </w:r>
-            <w:r>
-              <w:rPr>
-                <w:noProof/>
-                <w:webHidden/>
-              </w:rPr>
-              <w:fldChar w:fldCharType="begin"/>
-            </w:r>
-            <w:r>
-              <w:rPr>
-                <w:noProof/>
-                <w:webHidden/>
-              </w:rPr>
-              <w:instrText xml:space="preserve"> PAGEREF _Toc242206377 \h </w:instrText>
+              <w:instrText xml:space="preserve"> PAGEREF _Toc242445614 \h </w:instrText>
             </w:r>
             <w:r>
               <w:rPr>
@@ -2671,14 +2599,14 @@
               <w:lang w:val="ru-UA" w:eastAsia="ru-UA"/>
             </w:rPr>
           </w:pPr>
-          <w:hyperlink w:anchor="_Toc242206378" w:history="1">
+          <w:hyperlink w:anchor="_Toc242445615" w:history="1">
             <w:r>
               <w:rPr>
                 <w:rStyle w:val="Hyperlink"/>
                 <w:noProof/>
                 <w:lang w:val="en-US"/>
               </w:rPr>
-              <w:t>Skip waves</w:t>
+              <w:t>Notification only mode</w:t>
             </w:r>
             <w:r>
               <w:rPr>
@@ -2699,7 +2627,7 @@
                 <w:noProof/>
                 <w:webHidden/>
               </w:rPr>
-              <w:instrText xml:space="preserve"> PAGEREF _Toc242206378 \h </w:instrText>
+              <w:instrText xml:space="preserve"> PAGEREF _Toc242445615 \h </w:instrText>
             </w:r>
             <w:r>
               <w:rPr>
@@ -2742,14 +2670,14 @@
               <w:lang w:val="ru-UA" w:eastAsia="ru-UA"/>
             </w:rPr>
           </w:pPr>
-          <w:hyperlink w:anchor="_Toc242206379" w:history="1">
+          <w:hyperlink w:anchor="_Toc242445616" w:history="1">
             <w:r>
               <w:rPr>
                 <w:rStyle w:val="Hyperlink"/>
                 <w:noProof/>
                 <w:lang w:val="en-US"/>
               </w:rPr>
-              <w:t>Skip with oranges</w:t>
+              <w:t>Log 30 crystals collection time</w:t>
             </w:r>
             <w:r>
               <w:rPr>
@@ -2770,7 +2698,7 @@
                 <w:noProof/>
                 <w:webHidden/>
               </w:rPr>
-              <w:instrText xml:space="preserve"> PAGEREF _Toc242206379 \h </w:instrText>
+              <w:instrText xml:space="preserve"> PAGEREF _Toc242445616 \h </w:instrText>
             </w:r>
             <w:r>
               <w:rPr>
@@ -2790,7 +2718,7 @@
                 <w:noProof/>
                 <w:webHidden/>
               </w:rPr>
-              <w:t>12</w:t>
+              <w:t>11</w:t>
             </w:r>
             <w:r>
               <w:rPr>
@@ -2811,14 +2739,14 @@
               <w:lang w:val="ru-UA" w:eastAsia="ru-UA"/>
             </w:rPr>
           </w:pPr>
-          <w:hyperlink w:anchor="_Toc242206380" w:history="1">
+          <w:hyperlink w:anchor="_Toc242445617" w:history="1">
             <w:r>
               <w:rPr>
                 <w:rStyle w:val="Hyperlink"/>
                 <w:noProof/>
                 <w:lang w:val="en-US"/>
               </w:rPr>
-              <w:t>Background mode</w:t>
+              <w:t>Skips settings</w:t>
             </w:r>
             <w:r>
               <w:rPr>
@@ -2839,7 +2767,7 @@
                 <w:noProof/>
                 <w:webHidden/>
               </w:rPr>
-              <w:instrText xml:space="preserve"> PAGEREF _Toc242206380 \h </w:instrText>
+              <w:instrText xml:space="preserve"> PAGEREF _Toc242445617 \h </w:instrText>
             </w:r>
             <w:r>
               <w:rPr>
@@ -2859,76 +2787,7 @@
                 <w:noProof/>
                 <w:webHidden/>
               </w:rPr>
-              <w:t>12</w:t>
-            </w:r>
-            <w:r>
-              <w:rPr>
-                <w:noProof/>
-                <w:webHidden/>
-              </w:rPr>
-              <w:fldChar w:fldCharType="end"/>
-            </w:r>
-          </w:hyperlink>
-        </w:p>
-        <w:p>
-          <w:pPr>
-            <w:pStyle w:val="TOC3"/>
-            <w:rPr>
-              <w:rFonts w:eastAsiaTheme="minorEastAsia"/>
-              <w:noProof/>
-              <w:color w:val="auto"/>
-              <w:lang w:val="ru-UA" w:eastAsia="ru-UA"/>
-            </w:rPr>
-          </w:pPr>
-          <w:hyperlink w:anchor="_Toc242206381" w:history="1">
-            <w:r>
-              <w:rPr>
-                <w:rStyle w:val="Hyperlink"/>
-                <w:noProof/>
-                <w:lang w:val="en-US"/>
-              </w:rPr>
-              <w:t>Solve captcha settings</w:t>
-            </w:r>
-            <w:r>
-              <w:rPr>
-                <w:noProof/>
-                <w:webHidden/>
-              </w:rPr>
-              <w:tab/>
-            </w:r>
-            <w:r>
-              <w:rPr>
-                <w:noProof/>
-                <w:webHidden/>
-              </w:rPr>
-              <w:fldChar w:fldCharType="begin"/>
-            </w:r>
-            <w:r>
-              <w:rPr>
-                <w:noProof/>
-                <w:webHidden/>
-              </w:rPr>
-              <w:instrText xml:space="preserve"> PAGEREF _Toc242206381 \h </w:instrText>
-            </w:r>
-            <w:r>
-              <w:rPr>
-                <w:noProof/>
-                <w:webHidden/>
-              </w:rPr>
-            </w:r>
-            <w:r>
-              <w:rPr>
-                <w:noProof/>
-                <w:webHidden/>
-              </w:rPr>
-              <w:fldChar w:fldCharType="separate"/>
-            </w:r>
-            <w:r>
-              <w:rPr>
-                <w:noProof/>
-                <w:webHidden/>
-              </w:rPr>
-              <w:t>12</w:t>
+              <w:t>11</w:t>
             </w:r>
             <w:r>
               <w:rPr>
@@ -2951,14 +2810,14 @@
               <w:lang w:val="ru-UA" w:eastAsia="ru-UA"/>
             </w:rPr>
           </w:pPr>
-          <w:hyperlink w:anchor="_Toc242206382" w:history="1">
+          <w:hyperlink w:anchor="_Toc242445618" w:history="1">
             <w:r>
               <w:rPr>
                 <w:rStyle w:val="Hyperlink"/>
                 <w:noProof/>
                 <w:lang w:val="en-US"/>
               </w:rPr>
-              <w:t>Solve captcha</w:t>
+              <w:t>Skip waves</w:t>
             </w:r>
             <w:r>
               <w:rPr>
@@ -2979,7 +2838,7 @@
                 <w:noProof/>
                 <w:webHidden/>
               </w:rPr>
-              <w:instrText xml:space="preserve"> PAGEREF _Toc242206382 \h </w:instrText>
+              <w:instrText xml:space="preserve"> PAGEREF _Toc242445618 \h </w:instrText>
             </w:r>
             <w:r>
               <w:rPr>
@@ -3022,14 +2881,14 @@
               <w:lang w:val="ru-UA" w:eastAsia="ru-UA"/>
             </w:rPr>
           </w:pPr>
-          <w:hyperlink w:anchor="_Toc242206383" w:history="1">
+          <w:hyperlink w:anchor="_Toc242445619" w:history="1">
             <w:r>
               <w:rPr>
                 <w:rStyle w:val="Hyperlink"/>
                 <w:noProof/>
                 <w:lang w:val="en-US"/>
               </w:rPr>
-              <w:t>Open captcha.log</w:t>
+              <w:t>Skip with oranges</w:t>
             </w:r>
             <w:r>
               <w:rPr>
@@ -3050,7 +2909,7 @@
                 <w:noProof/>
                 <w:webHidden/>
               </w:rPr>
-              <w:instrText xml:space="preserve"> PAGEREF _Toc242206383 \h </w:instrText>
+              <w:instrText xml:space="preserve"> PAGEREF _Toc242445619 \h </w:instrText>
             </w:r>
             <w:r>
               <w:rPr>
@@ -3091,14 +2950,14 @@
               <w:lang w:val="ru-UA" w:eastAsia="ru-UA"/>
             </w:rPr>
           </w:pPr>
-          <w:hyperlink w:anchor="_Toc242206384" w:history="1">
+          <w:hyperlink w:anchor="_Toc242445620" w:history="1">
             <w:r>
               <w:rPr>
                 <w:rStyle w:val="Hyperlink"/>
                 <w:noProof/>
                 <w:lang w:val="en-US"/>
               </w:rPr>
-              <w:t>Upgrades for crystals</w:t>
+              <w:t>Background mode</w:t>
             </w:r>
             <w:r>
               <w:rPr>
@@ -3119,7 +2978,76 @@
                 <w:noProof/>
                 <w:webHidden/>
               </w:rPr>
-              <w:instrText xml:space="preserve"> PAGEREF _Toc242206384 \h </w:instrText>
+              <w:instrText xml:space="preserve"> PAGEREF _Toc242445620 \h </w:instrText>
+            </w:r>
+            <w:r>
+              <w:rPr>
+                <w:noProof/>
+                <w:webHidden/>
+              </w:rPr>
+            </w:r>
+            <w:r>
+              <w:rPr>
+                <w:noProof/>
+                <w:webHidden/>
+              </w:rPr>
+              <w:fldChar w:fldCharType="separate"/>
+            </w:r>
+            <w:r>
+              <w:rPr>
+                <w:noProof/>
+                <w:webHidden/>
+              </w:rPr>
+              <w:t>12</w:t>
+            </w:r>
+            <w:r>
+              <w:rPr>
+                <w:noProof/>
+                <w:webHidden/>
+              </w:rPr>
+              <w:fldChar w:fldCharType="end"/>
+            </w:r>
+          </w:hyperlink>
+        </w:p>
+        <w:p>
+          <w:pPr>
+            <w:pStyle w:val="TOC3"/>
+            <w:rPr>
+              <w:rFonts w:eastAsiaTheme="minorEastAsia"/>
+              <w:noProof/>
+              <w:color w:val="auto"/>
+              <w:lang w:val="ru-UA" w:eastAsia="ru-UA"/>
+            </w:rPr>
+          </w:pPr>
+          <w:hyperlink w:anchor="_Toc242445621" w:history="1">
+            <w:r>
+              <w:rPr>
+                <w:rStyle w:val="Hyperlink"/>
+                <w:noProof/>
+                <w:lang w:val="en-US"/>
+              </w:rPr>
+              <w:t>Solve captcha settings</w:t>
+            </w:r>
+            <w:r>
+              <w:rPr>
+                <w:noProof/>
+                <w:webHidden/>
+              </w:rPr>
+              <w:tab/>
+            </w:r>
+            <w:r>
+              <w:rPr>
+                <w:noProof/>
+                <w:webHidden/>
+              </w:rPr>
+              <w:fldChar w:fldCharType="begin"/>
+            </w:r>
+            <w:r>
+              <w:rPr>
+                <w:noProof/>
+                <w:webHidden/>
+              </w:rPr>
+              <w:instrText xml:space="preserve"> PAGEREF _Toc242445621 \h </w:instrText>
             </w:r>
             <w:r>
               <w:rPr>
@@ -3162,14 +3090,14 @@
               <w:lang w:val="ru-UA" w:eastAsia="ru-UA"/>
             </w:rPr>
           </w:pPr>
-          <w:hyperlink w:anchor="_Toc242206385" w:history="1">
+          <w:hyperlink w:anchor="_Toc242445622" w:history="1">
             <w:r>
               <w:rPr>
                 <w:rStyle w:val="Hyperlink"/>
                 <w:noProof/>
                 <w:lang w:val="en-US"/>
               </w:rPr>
-              <w:t>Upgrade castle</w:t>
+              <w:t>Solve captcha</w:t>
             </w:r>
             <w:r>
               <w:rPr>
@@ -3190,7 +3118,7 @@
                 <w:noProof/>
                 <w:webHidden/>
               </w:rPr>
-              <w:instrText xml:space="preserve"> PAGEREF _Toc242206385 \h </w:instrText>
+              <w:instrText xml:space="preserve"> PAGEREF _Toc242445622 \h </w:instrText>
             </w:r>
             <w:r>
               <w:rPr>
@@ -3233,14 +3161,14 @@
               <w:lang w:val="ru-UA" w:eastAsia="ru-UA"/>
             </w:rPr>
           </w:pPr>
-          <w:hyperlink w:anchor="_Toc242206386" w:history="1">
+          <w:hyperlink w:anchor="_Toc242445623" w:history="1">
             <w:r>
               <w:rPr>
                 <w:rStyle w:val="Hyperlink"/>
                 <w:noProof/>
                 <w:lang w:val="en-US"/>
               </w:rPr>
-              <w:t>Upgrade hero for crystals</w:t>
+              <w:t>Open captcha.log</w:t>
             </w:r>
             <w:r>
               <w:rPr>
@@ -3261,7 +3189,7 @@
                 <w:noProof/>
                 <w:webHidden/>
               </w:rPr>
-              <w:instrText xml:space="preserve"> PAGEREF _Toc242206386 \h </w:instrText>
+              <w:instrText xml:space="preserve"> PAGEREF _Toc242445623 \h </w:instrText>
             </w:r>
             <w:r>
               <w:rPr>
@@ -3281,7 +3209,7 @@
                 <w:noProof/>
                 <w:webHidden/>
               </w:rPr>
-              <w:t>13</w:t>
+              <w:t>12</w:t>
             </w:r>
             <w:r>
               <w:rPr>
@@ -3302,14 +3230,14 @@
               <w:lang w:val="ru-UA" w:eastAsia="ru-UA"/>
             </w:rPr>
           </w:pPr>
-          <w:hyperlink w:anchor="_Toc242206387" w:history="1">
+          <w:hyperlink w:anchor="_Toc242445624" w:history="1">
             <w:r>
               <w:rPr>
                 <w:rStyle w:val="Hyperlink"/>
                 <w:noProof/>
                 <w:lang w:val="en-US"/>
               </w:rPr>
-              <w:t>Ad watching settings</w:t>
+              <w:t>Upgrades for crystals</w:t>
             </w:r>
             <w:r>
               <w:rPr>
@@ -3330,7 +3258,7 @@
                 <w:noProof/>
                 <w:webHidden/>
               </w:rPr>
-              <w:instrText xml:space="preserve"> PAGEREF _Toc242206387 \h </w:instrText>
+              <w:instrText xml:space="preserve"> PAGEREF _Toc242445624 \h </w:instrText>
             </w:r>
             <w:r>
               <w:rPr>
@@ -3350,7 +3278,7 @@
                 <w:noProof/>
                 <w:webHidden/>
               </w:rPr>
-              <w:t>14</w:t>
+              <w:t>13</w:t>
             </w:r>
             <w:r>
               <w:rPr>
@@ -3373,14 +3301,14 @@
               <w:lang w:val="ru-UA" w:eastAsia="ru-UA"/>
             </w:rPr>
           </w:pPr>
-          <w:hyperlink w:anchor="_Toc242206388" w:history="1">
+          <w:hyperlink w:anchor="_Toc242445625" w:history="1">
             <w:r>
               <w:rPr>
                 <w:rStyle w:val="Hyperlink"/>
                 <w:noProof/>
                 <w:lang w:val="en-US"/>
               </w:rPr>
-              <w:t>Ad for speed</w:t>
+              <w:t>Upgrade castle</w:t>
             </w:r>
             <w:r>
               <w:rPr>
@@ -3401,7 +3329,7 @@
                 <w:noProof/>
                 <w:webHidden/>
               </w:rPr>
-              <w:instrText xml:space="preserve"> PAGEREF _Toc242206388 \h </w:instrText>
+              <w:instrText xml:space="preserve"> PAGEREF _Toc242445625 \h </w:instrText>
             </w:r>
             <w:r>
               <w:rPr>
@@ -3421,7 +3349,7 @@
                 <w:noProof/>
                 <w:webHidden/>
               </w:rPr>
-              <w:t>14</w:t>
+              <w:t>13</w:t>
             </w:r>
             <w:r>
               <w:rPr>
@@ -3444,14 +3372,14 @@
               <w:lang w:val="ru-UA" w:eastAsia="ru-UA"/>
             </w:rPr>
           </w:pPr>
-          <w:hyperlink w:anchor="_Toc242206389" w:history="1">
+          <w:hyperlink w:anchor="_Toc242445626" w:history="1">
             <w:r>
               <w:rPr>
                 <w:rStyle w:val="Hyperlink"/>
                 <w:noProof/>
                 <w:lang w:val="en-US"/>
               </w:rPr>
-              <w:t>Ad for coins</w:t>
+              <w:t>Upgrade hero for crystals</w:t>
             </w:r>
             <w:r>
               <w:rPr>
@@ -3472,7 +3400,76 @@
                 <w:noProof/>
                 <w:webHidden/>
               </w:rPr>
-              <w:instrText xml:space="preserve"> PAGEREF _Toc242206389 \h </w:instrText>
+              <w:instrText xml:space="preserve"> PAGEREF _Toc242445626 \h </w:instrText>
+            </w:r>
+            <w:r>
+              <w:rPr>
+                <w:noProof/>
+                <w:webHidden/>
+              </w:rPr>
+            </w:r>
+            <w:r>
+              <w:rPr>
+                <w:noProof/>
+                <w:webHidden/>
+              </w:rPr>
+              <w:fldChar w:fldCharType="separate"/>
+            </w:r>
+            <w:r>
+              <w:rPr>
+                <w:noProof/>
+                <w:webHidden/>
+              </w:rPr>
+              <w:t>13</w:t>
+            </w:r>
+            <w:r>
+              <w:rPr>
+                <w:noProof/>
+                <w:webHidden/>
+              </w:rPr>
+              <w:fldChar w:fldCharType="end"/>
+            </w:r>
+          </w:hyperlink>
+        </w:p>
+        <w:p>
+          <w:pPr>
+            <w:pStyle w:val="TOC3"/>
+            <w:rPr>
+              <w:rFonts w:eastAsiaTheme="minorEastAsia"/>
+              <w:noProof/>
+              <w:color w:val="auto"/>
+              <w:lang w:val="ru-UA" w:eastAsia="ru-UA"/>
+            </w:rPr>
+          </w:pPr>
+          <w:hyperlink w:anchor="_Toc242445627" w:history="1">
+            <w:r>
+              <w:rPr>
+                <w:rStyle w:val="Hyperlink"/>
+                <w:noProof/>
+                <w:lang w:val="en-US"/>
+              </w:rPr>
+              <w:t>Ad watching settings</w:t>
+            </w:r>
+            <w:r>
+              <w:rPr>
+                <w:noProof/>
+                <w:webHidden/>
+              </w:rPr>
+              <w:tab/>
+            </w:r>
+            <w:r>
+              <w:rPr>
+                <w:noProof/>
+                <w:webHidden/>
+              </w:rPr>
+              <w:fldChar w:fldCharType="begin"/>
+            </w:r>
+            <w:r>
+              <w:rPr>
+                <w:noProof/>
+                <w:webHidden/>
+              </w:rPr>
+              <w:instrText xml:space="preserve"> PAGEREF _Toc242445627 \h </w:instrText>
             </w:r>
             <w:r>
               <w:rPr>
@@ -3515,14 +3512,14 @@
               <w:lang w:val="ru-UA" w:eastAsia="ru-UA"/>
             </w:rPr>
           </w:pPr>
-          <w:hyperlink w:anchor="_Toc242206390" w:history="1">
+          <w:hyperlink w:anchor="_Toc242445628" w:history="1">
             <w:r>
               <w:rPr>
                 <w:rStyle w:val="Hyperlink"/>
                 <w:noProof/>
                 <w:lang w:val="en-US"/>
               </w:rPr>
-              <w:t>Ad during X3</w:t>
+              <w:t>Ad for speed</w:t>
             </w:r>
             <w:r>
               <w:rPr>
@@ -3543,7 +3540,7 @@
                 <w:noProof/>
                 <w:webHidden/>
               </w:rPr>
-              <w:instrText xml:space="preserve"> PAGEREF _Toc242206390 \h </w:instrText>
+              <w:instrText xml:space="preserve"> PAGEREF _Toc242445628 \h </w:instrText>
             </w:r>
             <w:r>
               <w:rPr>
@@ -3586,14 +3583,14 @@
               <w:lang w:val="ru-UA" w:eastAsia="ru-UA"/>
             </w:rPr>
           </w:pPr>
-          <w:hyperlink w:anchor="_Toc242206391" w:history="1">
+          <w:hyperlink w:anchor="_Toc242445629" w:history="1">
             <w:r>
               <w:rPr>
                 <w:rStyle w:val="Hyperlink"/>
                 <w:noProof/>
                 <w:lang w:val="en-US"/>
               </w:rPr>
-              <w:t>Ad after skip only</w:t>
+              <w:t>Ad for coins</w:t>
             </w:r>
             <w:r>
               <w:rPr>
@@ -3614,76 +3611,7 @@
                 <w:noProof/>
                 <w:webHidden/>
               </w:rPr>
-              <w:instrText xml:space="preserve"> PAGEREF _Toc242206391 \h </w:instrText>
-            </w:r>
-            <w:r>
-              <w:rPr>
-                <w:noProof/>
-                <w:webHidden/>
-              </w:rPr>
-            </w:r>
-            <w:r>
-              <w:rPr>
-                <w:noProof/>
-                <w:webHidden/>
-              </w:rPr>
-              <w:fldChar w:fldCharType="separate"/>
-            </w:r>
-            <w:r>
-              <w:rPr>
-                <w:noProof/>
-                <w:webHidden/>
-              </w:rPr>
-              <w:t>14</w:t>
-            </w:r>
-            <w:r>
-              <w:rPr>
-                <w:noProof/>
-                <w:webHidden/>
-              </w:rPr>
-              <w:fldChar w:fldCharType="end"/>
-            </w:r>
-          </w:hyperlink>
-        </w:p>
-        <w:p>
-          <w:pPr>
-            <w:pStyle w:val="TOC3"/>
-            <w:rPr>
-              <w:rFonts w:eastAsiaTheme="minorEastAsia"/>
-              <w:noProof/>
-              <w:color w:val="auto"/>
-              <w:lang w:val="ru-UA" w:eastAsia="ru-UA"/>
-            </w:rPr>
-          </w:pPr>
-          <w:hyperlink w:anchor="_Toc242206392" w:history="1">
-            <w:r>
-              <w:rPr>
-                <w:rStyle w:val="Hyperlink"/>
-                <w:noProof/>
-                <w:lang w:val="en-US"/>
-              </w:rPr>
-              <w:t>Altars</w:t>
-            </w:r>
-            <w:r>
-              <w:rPr>
-                <w:noProof/>
-                <w:webHidden/>
-              </w:rPr>
-              <w:tab/>
-            </w:r>
-            <w:r>
-              <w:rPr>
-                <w:noProof/>
-                <w:webHidden/>
-              </w:rPr>
-              <w:fldChar w:fldCharType="begin"/>
-            </w:r>
-            <w:r>
-              <w:rPr>
-                <w:noProof/>
-                <w:webHidden/>
-              </w:rPr>
-              <w:instrText xml:space="preserve"> PAGEREF _Toc242206392 \h </w:instrText>
+              <w:instrText xml:space="preserve"> PAGEREF _Toc242445629 \h </w:instrText>
             </w:r>
             <w:r>
               <w:rPr>
@@ -3726,14 +3654,14 @@
               <w:lang w:val="ru-UA" w:eastAsia="ru-UA"/>
             </w:rPr>
           </w:pPr>
-          <w:hyperlink w:anchor="_Toc242206393" w:history="1">
+          <w:hyperlink w:anchor="_Toc242445630" w:history="1">
             <w:r>
               <w:rPr>
                 <w:rStyle w:val="Hyperlink"/>
                 <w:noProof/>
                 <w:lang w:val="en-US"/>
               </w:rPr>
-              <w:t>Heal altar</w:t>
+              <w:t>Ad during X3</w:t>
             </w:r>
             <w:r>
               <w:rPr>
@@ -3754,7 +3682,7 @@
                 <w:noProof/>
                 <w:webHidden/>
               </w:rPr>
-              <w:instrText xml:space="preserve"> PAGEREF _Toc242206393 \h </w:instrText>
+              <w:instrText xml:space="preserve"> PAGEREF _Toc242445630 \h </w:instrText>
             </w:r>
             <w:r>
               <w:rPr>
@@ -3797,14 +3725,14 @@
               <w:lang w:val="ru-UA" w:eastAsia="ru-UA"/>
             </w:rPr>
           </w:pPr>
-          <w:hyperlink w:anchor="_Toc242206394" w:history="1">
+          <w:hyperlink w:anchor="_Toc242445631" w:history="1">
             <w:r>
               <w:rPr>
                 <w:rStyle w:val="Hyperlink"/>
                 <w:noProof/>
                 <w:lang w:val="en-US"/>
               </w:rPr>
-              <w:t>Death altar</w:t>
+              <w:t>Ad after skip only</w:t>
             </w:r>
             <w:r>
               <w:rPr>
@@ -3825,7 +3753,7 @@
                 <w:noProof/>
                 <w:webHidden/>
               </w:rPr>
-              <w:instrText xml:space="preserve"> PAGEREF _Toc242206394 \h </w:instrText>
+              <w:instrText xml:space="preserve"> PAGEREF _Toc242445631 \h </w:instrText>
             </w:r>
             <w:r>
               <w:rPr>
@@ -3866,14 +3794,14 @@
               <w:lang w:val="ru-UA" w:eastAsia="ru-UA"/>
             </w:rPr>
           </w:pPr>
-          <w:hyperlink w:anchor="_Toc242206395" w:history="1">
+          <w:hyperlink w:anchor="_Toc242445632" w:history="1">
             <w:r>
               <w:rPr>
                 <w:rStyle w:val="Hyperlink"/>
                 <w:noProof/>
                 <w:lang w:val="en-US"/>
               </w:rPr>
-              <w:t>Replay last wave</w:t>
+              <w:t>Altars</w:t>
             </w:r>
             <w:r>
               <w:rPr>
@@ -3894,7 +3822,7 @@
                 <w:noProof/>
                 <w:webHidden/>
               </w:rPr>
-              <w:instrText xml:space="preserve"> PAGEREF _Toc242206395 \h </w:instrText>
+              <w:instrText xml:space="preserve"> PAGEREF _Toc242445632 \h </w:instrText>
             </w:r>
             <w:r>
               <w:rPr>
@@ -3915,75 +3843,6 @@
                 <w:webHidden/>
               </w:rPr>
               <w:t>14</w:t>
-            </w:r>
-            <w:r>
-              <w:rPr>
-                <w:noProof/>
-                <w:webHidden/>
-              </w:rPr>
-              <w:fldChar w:fldCharType="end"/>
-            </w:r>
-          </w:hyperlink>
-        </w:p>
-        <w:p>
-          <w:pPr>
-            <w:pStyle w:val="TOC3"/>
-            <w:rPr>
-              <w:rFonts w:eastAsiaTheme="minorEastAsia"/>
-              <w:noProof/>
-              <w:color w:val="auto"/>
-              <w:lang w:val="ru-UA" w:eastAsia="ru-UA"/>
-            </w:rPr>
-          </w:pPr>
-          <w:hyperlink w:anchor="_Toc242206396" w:history="1">
-            <w:r>
-              <w:rPr>
-                <w:rStyle w:val="Hyperlink"/>
-                <w:noProof/>
-                <w:lang w:val="en-US"/>
-              </w:rPr>
-              <w:t>Screenshot settings</w:t>
-            </w:r>
-            <w:r>
-              <w:rPr>
-                <w:noProof/>
-                <w:webHidden/>
-              </w:rPr>
-              <w:tab/>
-            </w:r>
-            <w:r>
-              <w:rPr>
-                <w:noProof/>
-                <w:webHidden/>
-              </w:rPr>
-              <w:fldChar w:fldCharType="begin"/>
-            </w:r>
-            <w:r>
-              <w:rPr>
-                <w:noProof/>
-                <w:webHidden/>
-              </w:rPr>
-              <w:instrText xml:space="preserve"> PAGEREF _Toc242206396 \h </w:instrText>
-            </w:r>
-            <w:r>
-              <w:rPr>
-                <w:noProof/>
-                <w:webHidden/>
-              </w:rPr>
-            </w:r>
-            <w:r>
-              <w:rPr>
-                <w:noProof/>
-                <w:webHidden/>
-              </w:rPr>
-              <w:fldChar w:fldCharType="separate"/>
-            </w:r>
-            <w:r>
-              <w:rPr>
-                <w:noProof/>
-                <w:webHidden/>
-              </w:rPr>
-              <w:t>15</w:t>
             </w:r>
             <w:r>
               <w:rPr>
@@ -4006,14 +3865,14 @@
               <w:lang w:val="ru-UA" w:eastAsia="ru-UA"/>
             </w:rPr>
           </w:pPr>
-          <w:hyperlink w:anchor="_Toc242206397" w:history="1">
+          <w:hyperlink w:anchor="_Toc242445633" w:history="1">
             <w:r>
               <w:rPr>
                 <w:rStyle w:val="Hyperlink"/>
                 <w:noProof/>
                 <w:lang w:val="en-US"/>
               </w:rPr>
-              <w:t>Items / Runes</w:t>
+              <w:t>Heal altar</w:t>
             </w:r>
             <w:r>
               <w:rPr>
@@ -4034,7 +3893,7 @@
                 <w:noProof/>
                 <w:webHidden/>
               </w:rPr>
-              <w:instrText xml:space="preserve"> PAGEREF _Toc242206397 \h </w:instrText>
+              <w:instrText xml:space="preserve"> PAGEREF _Toc242445633 \h </w:instrText>
             </w:r>
             <w:r>
               <w:rPr>
@@ -4054,7 +3913,7 @@
                 <w:noProof/>
                 <w:webHidden/>
               </w:rPr>
-              <w:t>15</w:t>
+              <w:t>14</w:t>
             </w:r>
             <w:r>
               <w:rPr>
@@ -4077,14 +3936,14 @@
               <w:lang w:val="ru-UA" w:eastAsia="ru-UA"/>
             </w:rPr>
           </w:pPr>
-          <w:hyperlink w:anchor="_Toc242206398" w:history="1">
+          <w:hyperlink w:anchor="_Toc242445634" w:history="1">
             <w:r>
               <w:rPr>
                 <w:rStyle w:val="Hyperlink"/>
                 <w:noProof/>
                 <w:lang w:val="en-US"/>
               </w:rPr>
-              <w:t>Popups</w:t>
+              <w:t>Death altar</w:t>
             </w:r>
             <w:r>
               <w:rPr>
@@ -4105,7 +3964,145 @@
                 <w:noProof/>
                 <w:webHidden/>
               </w:rPr>
-              <w:instrText xml:space="preserve"> PAGEREF _Toc242206398 \h </w:instrText>
+              <w:instrText xml:space="preserve"> PAGEREF _Toc242445634 \h </w:instrText>
+            </w:r>
+            <w:r>
+              <w:rPr>
+                <w:noProof/>
+                <w:webHidden/>
+              </w:rPr>
+            </w:r>
+            <w:r>
+              <w:rPr>
+                <w:noProof/>
+                <w:webHidden/>
+              </w:rPr>
+              <w:fldChar w:fldCharType="separate"/>
+            </w:r>
+            <w:r>
+              <w:rPr>
+                <w:noProof/>
+                <w:webHidden/>
+              </w:rPr>
+              <w:t>14</w:t>
+            </w:r>
+            <w:r>
+              <w:rPr>
+                <w:noProof/>
+                <w:webHidden/>
+              </w:rPr>
+              <w:fldChar w:fldCharType="end"/>
+            </w:r>
+          </w:hyperlink>
+        </w:p>
+        <w:p>
+          <w:pPr>
+            <w:pStyle w:val="TOC3"/>
+            <w:rPr>
+              <w:rFonts w:eastAsiaTheme="minorEastAsia"/>
+              <w:noProof/>
+              <w:color w:val="auto"/>
+              <w:lang w:val="ru-UA" w:eastAsia="ru-UA"/>
+            </w:rPr>
+          </w:pPr>
+          <w:hyperlink w:anchor="_Toc242445635" w:history="1">
+            <w:r>
+              <w:rPr>
+                <w:rStyle w:val="Hyperlink"/>
+                <w:noProof/>
+                <w:lang w:val="en-US"/>
+              </w:rPr>
+              <w:t>Replay last wave</w:t>
+            </w:r>
+            <w:r>
+              <w:rPr>
+                <w:noProof/>
+                <w:webHidden/>
+              </w:rPr>
+              <w:tab/>
+            </w:r>
+            <w:r>
+              <w:rPr>
+                <w:noProof/>
+                <w:webHidden/>
+              </w:rPr>
+              <w:fldChar w:fldCharType="begin"/>
+            </w:r>
+            <w:r>
+              <w:rPr>
+                <w:noProof/>
+                <w:webHidden/>
+              </w:rPr>
+              <w:instrText xml:space="preserve"> PAGEREF _Toc242445635 \h </w:instrText>
+            </w:r>
+            <w:r>
+              <w:rPr>
+                <w:noProof/>
+                <w:webHidden/>
+              </w:rPr>
+            </w:r>
+            <w:r>
+              <w:rPr>
+                <w:noProof/>
+                <w:webHidden/>
+              </w:rPr>
+              <w:fldChar w:fldCharType="separate"/>
+            </w:r>
+            <w:r>
+              <w:rPr>
+                <w:noProof/>
+                <w:webHidden/>
+              </w:rPr>
+              <w:t>15</w:t>
+            </w:r>
+            <w:r>
+              <w:rPr>
+                <w:noProof/>
+                <w:webHidden/>
+              </w:rPr>
+              <w:fldChar w:fldCharType="end"/>
+            </w:r>
+          </w:hyperlink>
+        </w:p>
+        <w:p>
+          <w:pPr>
+            <w:pStyle w:val="TOC3"/>
+            <w:rPr>
+              <w:rFonts w:eastAsiaTheme="minorEastAsia"/>
+              <w:noProof/>
+              <w:color w:val="auto"/>
+              <w:lang w:val="ru-UA" w:eastAsia="ru-UA"/>
+            </w:rPr>
+          </w:pPr>
+          <w:hyperlink w:anchor="_Toc242445636" w:history="1">
+            <w:r>
+              <w:rPr>
+                <w:rStyle w:val="Hyperlink"/>
+                <w:noProof/>
+                <w:lang w:val="en-US"/>
+              </w:rPr>
+              <w:t>Screenshot settings</w:t>
+            </w:r>
+            <w:r>
+              <w:rPr>
+                <w:noProof/>
+                <w:webHidden/>
+              </w:rPr>
+              <w:tab/>
+            </w:r>
+            <w:r>
+              <w:rPr>
+                <w:noProof/>
+                <w:webHidden/>
+              </w:rPr>
+              <w:fldChar w:fldCharType="begin"/>
+            </w:r>
+            <w:r>
+              <w:rPr>
+                <w:noProof/>
+                <w:webHidden/>
+              </w:rPr>
+              <w:instrText xml:space="preserve"> PAGEREF _Toc242445636 \h </w:instrText>
             </w:r>
             <w:r>
               <w:rPr>
@@ -4148,14 +4145,14 @@
               <w:lang w:val="ru-UA" w:eastAsia="ru-UA"/>
             </w:rPr>
           </w:pPr>
-          <w:hyperlink w:anchor="_Toc242206399" w:history="1">
+          <w:hyperlink w:anchor="_Toc242445637" w:history="1">
             <w:r>
               <w:rPr>
                 <w:rStyle w:val="Hyperlink"/>
                 <w:noProof/>
                 <w:lang w:val="en-US"/>
               </w:rPr>
-              <w:t>Solved captchas</w:t>
+              <w:t>Items / Runes</w:t>
             </w:r>
             <w:r>
               <w:rPr>
@@ -4176,7 +4173,7 @@
                 <w:noProof/>
                 <w:webHidden/>
               </w:rPr>
-              <w:instrText xml:space="preserve"> PAGEREF _Toc242206399 \h </w:instrText>
+              <w:instrText xml:space="preserve"> PAGEREF _Toc242445637 \h </w:instrText>
             </w:r>
             <w:r>
               <w:rPr>
@@ -4219,14 +4216,14 @@
               <w:lang w:val="ru-UA" w:eastAsia="ru-UA"/>
             </w:rPr>
           </w:pPr>
-          <w:hyperlink w:anchor="_Toc242206400" w:history="1">
+          <w:hyperlink w:anchor="_Toc242445638" w:history="1">
             <w:r>
               <w:rPr>
                 <w:rStyle w:val="Hyperlink"/>
                 <w:noProof/>
                 <w:lang w:val="en-US"/>
               </w:rPr>
-              <w:t>Failed captchas</w:t>
+              <w:t>Popups</w:t>
             </w:r>
             <w:r>
               <w:rPr>
@@ -4247,7 +4244,7 @@
                 <w:noProof/>
                 <w:webHidden/>
               </w:rPr>
-              <w:instrText xml:space="preserve"> PAGEREF _Toc242206400 \h </w:instrText>
+              <w:instrText xml:space="preserve"> PAGEREF _Toc242445638 \h </w:instrText>
             </w:r>
             <w:r>
               <w:rPr>
@@ -4267,7 +4264,7 @@
                 <w:noProof/>
                 <w:webHidden/>
               </w:rPr>
-              <w:t>16</w:t>
+              <w:t>15</w:t>
             </w:r>
             <w:r>
               <w:rPr>
@@ -4290,14 +4287,14 @@
               <w:lang w:val="ru-UA" w:eastAsia="ru-UA"/>
             </w:rPr>
           </w:pPr>
-          <w:hyperlink w:anchor="_Toc242206401" w:history="1">
+          <w:hyperlink w:anchor="_Toc242445639" w:history="1">
             <w:r>
               <w:rPr>
                 <w:rStyle w:val="Hyperlink"/>
                 <w:noProof/>
                 <w:lang w:val="en-US"/>
               </w:rPr>
-              <w:t>Captcha errors</w:t>
+              <w:t>Solved captchas</w:t>
             </w:r>
             <w:r>
               <w:rPr>
@@ -4318,7 +4315,7 @@
                 <w:noProof/>
                 <w:webHidden/>
               </w:rPr>
-              <w:instrText xml:space="preserve"> PAGEREF _Toc242206401 \h </w:instrText>
+              <w:instrText xml:space="preserve"> PAGEREF _Toc242445639 \h </w:instrText>
             </w:r>
             <w:r>
               <w:rPr>
@@ -4338,7 +4335,7 @@
                 <w:noProof/>
                 <w:webHidden/>
               </w:rPr>
-              <w:t>16</w:t>
+              <w:t>15</w:t>
             </w:r>
             <w:r>
               <w:rPr>
@@ -4361,14 +4358,14 @@
               <w:lang w:val="ru-UA" w:eastAsia="ru-UA"/>
             </w:rPr>
           </w:pPr>
-          <w:hyperlink w:anchor="_Toc242206402" w:history="1">
+          <w:hyperlink w:anchor="_Toc242445640" w:history="1">
             <w:r>
               <w:rPr>
                 <w:rStyle w:val="Hyperlink"/>
                 <w:noProof/>
                 <w:lang w:val="en-US"/>
               </w:rPr>
-              <w:t>On esc</w:t>
+              <w:t>Failed captchas</w:t>
             </w:r>
             <w:r>
               <w:rPr>
@@ -4389,7 +4386,7 @@
                 <w:noProof/>
                 <w:webHidden/>
               </w:rPr>
-              <w:instrText xml:space="preserve"> PAGEREF _Toc242206402 \h </w:instrText>
+              <w:instrText xml:space="preserve"> PAGEREF _Toc242445640 \h </w:instrText>
             </w:r>
             <w:r>
               <w:rPr>
@@ -4432,14 +4429,14 @@
               <w:lang w:val="ru-UA" w:eastAsia="ru-UA"/>
             </w:rPr>
           </w:pPr>
-          <w:hyperlink w:anchor="_Toc242206403" w:history="1">
+          <w:hyperlink w:anchor="_Toc242445641" w:history="1">
             <w:r>
               <w:rPr>
                 <w:rStyle w:val="Hyperlink"/>
                 <w:noProof/>
                 <w:lang w:val="en-US"/>
               </w:rPr>
-              <w:t>Long load</w:t>
+              <w:t>Captcha errors</w:t>
             </w:r>
             <w:r>
               <w:rPr>
@@ -4460,7 +4457,7 @@
                 <w:noProof/>
                 <w:webHidden/>
               </w:rPr>
-              <w:instrText xml:space="preserve"> PAGEREF _Toc242206403 \h </w:instrText>
+              <w:instrText xml:space="preserve"> PAGEREF _Toc242445641 \h </w:instrText>
             </w:r>
             <w:r>
               <w:rPr>
@@ -4503,14 +4500,14 @@
               <w:lang w:val="ru-UA" w:eastAsia="ru-UA"/>
             </w:rPr>
           </w:pPr>
-          <w:hyperlink w:anchor="_Toc242206404" w:history="1">
+          <w:hyperlink w:anchor="_Toc242445642" w:history="1">
             <w:r>
               <w:rPr>
                 <w:rStyle w:val="Hyperlink"/>
                 <w:noProof/>
                 <w:lang w:val="en-US"/>
               </w:rPr>
-              <w:t>Long wave</w:t>
+              <w:t>On esc</w:t>
             </w:r>
             <w:r>
               <w:rPr>
@@ -4531,7 +4528,7 @@
                 <w:noProof/>
                 <w:webHidden/>
               </w:rPr>
-              <w:instrText xml:space="preserve"> PAGEREF _Toc242206404 \h </w:instrText>
+              <w:instrText xml:space="preserve"> PAGEREF _Toc242445642 \h </w:instrText>
             </w:r>
             <w:r>
               <w:rPr>
@@ -4574,14 +4571,14 @@
               <w:lang w:val="ru-UA" w:eastAsia="ru-UA"/>
             </w:rPr>
           </w:pPr>
-          <w:hyperlink w:anchor="_Toc242206405" w:history="1">
+          <w:hyperlink w:anchor="_Toc242445643" w:history="1">
             <w:r>
               <w:rPr>
                 <w:rStyle w:val="Hyperlink"/>
                 <w:noProof/>
                 <w:lang w:val="en-US"/>
               </w:rPr>
-              <w:t>After 10 esc</w:t>
+              <w:t>Long load</w:t>
             </w:r>
             <w:r>
               <w:rPr>
@@ -4602,7 +4599,7 @@
                 <w:noProof/>
                 <w:webHidden/>
               </w:rPr>
-              <w:instrText xml:space="preserve"> PAGEREF _Toc242206405 \h </w:instrText>
+              <w:instrText xml:space="preserve"> PAGEREF _Toc242445643 \h </w:instrText>
             </w:r>
             <w:r>
               <w:rPr>
@@ -4645,14 +4642,14 @@
               <w:lang w:val="ru-UA" w:eastAsia="ru-UA"/>
             </w:rPr>
           </w:pPr>
-          <w:hyperlink w:anchor="_Toc242206406" w:history="1">
+          <w:hyperlink w:anchor="_Toc242445644" w:history="1">
             <w:r>
               <w:rPr>
                 <w:rStyle w:val="Hyperlink"/>
                 <w:noProof/>
                 <w:lang w:val="en-US"/>
               </w:rPr>
-              <w:t>AB errors</w:t>
+              <w:t>Long wave</w:t>
             </w:r>
             <w:r>
               <w:rPr>
@@ -4673,7 +4670,7 @@
                 <w:noProof/>
                 <w:webHidden/>
               </w:rPr>
-              <w:instrText xml:space="preserve"> PAGEREF _Toc242206406 \h </w:instrText>
+              <w:instrText xml:space="preserve"> PAGEREF _Toc242445644 \h </w:instrText>
             </w:r>
             <w:r>
               <w:rPr>
@@ -4716,14 +4713,14 @@
               <w:lang w:val="ru-UA" w:eastAsia="ru-UA"/>
             </w:rPr>
           </w:pPr>
-          <w:hyperlink w:anchor="_Toc242206407" w:history="1">
+          <w:hyperlink w:anchor="_Toc242445645" w:history="1">
             <w:r>
               <w:rPr>
                 <w:rStyle w:val="Hyperlink"/>
                 <w:noProof/>
                 <w:lang w:val="en-US"/>
               </w:rPr>
-              <w:t>On freezing</w:t>
+              <w:t>After 10 esc</w:t>
             </w:r>
             <w:r>
               <w:rPr>
@@ -4744,7 +4741,7 @@
                 <w:noProof/>
                 <w:webHidden/>
               </w:rPr>
-              <w:instrText xml:space="preserve"> PAGEREF _Toc242206407 \h </w:instrText>
+              <w:instrText xml:space="preserve"> PAGEREF _Toc242445645 \h </w:instrText>
             </w:r>
             <w:r>
               <w:rPr>
@@ -4764,7 +4761,7 @@
                 <w:noProof/>
                 <w:webHidden/>
               </w:rPr>
-              <w:t>17</w:t>
+              <w:t>16</w:t>
             </w:r>
             <w:r>
               <w:rPr>
@@ -4787,14 +4784,14 @@
               <w:lang w:val="ru-UA" w:eastAsia="ru-UA"/>
             </w:rPr>
           </w:pPr>
-          <w:hyperlink w:anchor="_Toc242206408" w:history="1">
+          <w:hyperlink w:anchor="_Toc242445646" w:history="1">
             <w:r>
               <w:rPr>
                 <w:rStyle w:val="Hyperlink"/>
                 <w:noProof/>
                 <w:lang w:val="en-US"/>
               </w:rPr>
-              <w:t>LDPlayer load fail</w:t>
+              <w:t>AB errors</w:t>
             </w:r>
             <w:r>
               <w:rPr>
@@ -4815,7 +4812,7 @@
                 <w:noProof/>
                 <w:webHidden/>
               </w:rPr>
-              <w:instrText xml:space="preserve"> PAGEREF _Toc242206408 \h </w:instrText>
+              <w:instrText xml:space="preserve"> PAGEREF _Toc242445646 \h </w:instrText>
             </w:r>
             <w:r>
               <w:rPr>
@@ -4835,7 +4832,7 @@
                 <w:noProof/>
                 <w:webHidden/>
               </w:rPr>
-              <w:t>17</w:t>
+              <w:t>16</w:t>
             </w:r>
             <w:r>
               <w:rPr>
@@ -4858,13 +4855,155 @@
               <w:lang w:val="ru-UA" w:eastAsia="ru-UA"/>
             </w:rPr>
           </w:pPr>
-          <w:hyperlink w:anchor="_Toc242206409" w:history="1">
+          <w:hyperlink w:anchor="_Toc242445647" w:history="1">
             <w:r>
               <w:rPr>
                 <w:rStyle w:val="Hyperlink"/>
                 <w:noProof/>
                 <w:lang w:val="en-US"/>
               </w:rPr>
+              <w:t>On freezing</w:t>
+            </w:r>
+            <w:r>
+              <w:rPr>
+                <w:noProof/>
+                <w:webHidden/>
+              </w:rPr>
+              <w:tab/>
+            </w:r>
+            <w:r>
+              <w:rPr>
+                <w:noProof/>
+                <w:webHidden/>
+              </w:rPr>
+              <w:fldChar w:fldCharType="begin"/>
+            </w:r>
+            <w:r>
+              <w:rPr>
+                <w:noProof/>
+                <w:webHidden/>
+              </w:rPr>
+              <w:instrText xml:space="preserve"> PAGEREF _Toc242445647 \h </w:instrText>
+            </w:r>
+            <w:r>
+              <w:rPr>
+                <w:noProof/>
+                <w:webHidden/>
+              </w:rPr>
+            </w:r>
+            <w:r>
+              <w:rPr>
+                <w:noProof/>
+                <w:webHidden/>
+              </w:rPr>
+              <w:fldChar w:fldCharType="separate"/>
+            </w:r>
+            <w:r>
+              <w:rPr>
+                <w:noProof/>
+                <w:webHidden/>
+              </w:rPr>
+              <w:t>17</w:t>
+            </w:r>
+            <w:r>
+              <w:rPr>
+                <w:noProof/>
+                <w:webHidden/>
+              </w:rPr>
+              <w:fldChar w:fldCharType="end"/>
+            </w:r>
+          </w:hyperlink>
+        </w:p>
+        <w:p>
+          <w:pPr>
+            <w:pStyle w:val="TOC4"/>
+            <w:tabs>
+              <w:tab w:val="right" w:leader="underscore" w:pos="9911"/>
+            </w:tabs>
+            <w:rPr>
+              <w:rFonts w:eastAsiaTheme="minorEastAsia"/>
+              <w:noProof/>
+              <w:lang w:val="ru-UA" w:eastAsia="ru-UA"/>
+            </w:rPr>
+          </w:pPr>
+          <w:hyperlink w:anchor="_Toc242445648" w:history="1">
+            <w:r>
+              <w:rPr>
+                <w:rStyle w:val="Hyperlink"/>
+                <w:noProof/>
+                <w:lang w:val="en-US"/>
+              </w:rPr>
+              <w:t>LDPlayer load fail</w:t>
+            </w:r>
+            <w:r>
+              <w:rPr>
+                <w:noProof/>
+                <w:webHidden/>
+              </w:rPr>
+              <w:tab/>
+            </w:r>
+            <w:r>
+              <w:rPr>
+                <w:noProof/>
+                <w:webHidden/>
+              </w:rPr>
+              <w:fldChar w:fldCharType="begin"/>
+            </w:r>
+            <w:r>
+              <w:rPr>
+                <w:noProof/>
+                <w:webHidden/>
+              </w:rPr>
+              <w:instrText xml:space="preserve"> PAGEREF _Toc242445648 \h </w:instrText>
+            </w:r>
+            <w:r>
+              <w:rPr>
+                <w:noProof/>
+                <w:webHidden/>
+              </w:rPr>
+            </w:r>
+            <w:r>
+              <w:rPr>
+                <w:noProof/>
+                <w:webHidden/>
+              </w:rPr>
+              <w:fldChar w:fldCharType="separate"/>
+            </w:r>
+            <w:r>
+              <w:rPr>
+                <w:noProof/>
+                <w:webHidden/>
+              </w:rPr>
+              <w:t>17</w:t>
+            </w:r>
+            <w:r>
+              <w:rPr>
+                <w:noProof/>
+                <w:webHidden/>
+              </w:rPr>
+              <w:fldChar w:fldCharType="end"/>
+            </w:r>
+          </w:hyperlink>
+        </w:p>
+        <w:p>
+          <w:pPr>
+            <w:pStyle w:val="TOC4"/>
+            <w:tabs>
+              <w:tab w:val="right" w:leader="underscore" w:pos="9911"/>
+            </w:tabs>
+            <w:rPr>
+              <w:rFonts w:eastAsiaTheme="minorEastAsia"/>
+              <w:noProof/>
+              <w:lang w:val="ru-UA" w:eastAsia="ru-UA"/>
+            </w:rPr>
+          </w:pPr>
+          <w:hyperlink w:anchor="_Toc242445649" w:history="1">
+            <w:r>
+              <w:rPr>
+                <w:rStyle w:val="Hyperlink"/>
+                <w:noProof/>
+                <w:lang w:val="en-US"/>
+              </w:rPr>
               <w:t>Save screenshots cache on error</w:t>
             </w:r>
             <w:r>
@@ -4886,7 +5025,7 @@
                 <w:noProof/>
                 <w:webHidden/>
               </w:rPr>
-              <w:instrText xml:space="preserve"> PAGEREF _Toc242206409 \h </w:instrText>
+              <w:instrText xml:space="preserve"> PAGEREF _Toc242445649 \h </w:instrText>
             </w:r>
             <w:r>
               <w:rPr>
@@ -4930,7 +5069,7 @@
               <w:lang w:val="ru-UA" w:eastAsia="ru-UA"/>
             </w:rPr>
           </w:pPr>
-          <w:hyperlink w:anchor="_Toc242206410" w:history="1">
+          <w:hyperlink w:anchor="_Toc242445650" w:history="1">
             <w:r>
               <w:rPr>
                 <w:rStyle w:val="Hyperlink"/>
@@ -4958,7 +5097,7 @@
                 <w:noProof/>
                 <w:webHidden/>
               </w:rPr>
-              <w:instrText xml:space="preserve"> PAGEREF _Toc242206410 \h </w:instrText>
+              <w:instrText xml:space="preserve"> PAGEREF _Toc242445650 \h </w:instrText>
             </w:r>
             <w:r>
               <w:rPr>
@@ -4999,7 +5138,7 @@
               <w:lang w:val="ru-UA" w:eastAsia="ru-UA"/>
             </w:rPr>
           </w:pPr>
-          <w:hyperlink w:anchor="_Toc242206411" w:history="1">
+          <w:hyperlink w:anchor="_Toc242445651" w:history="1">
             <w:r>
               <w:rPr>
                 <w:rStyle w:val="Hyperlink"/>
@@ -5027,7 +5166,7 @@
                 <w:noProof/>
                 <w:webHidden/>
               </w:rPr>
-              <w:instrText xml:space="preserve"> PAGEREF _Toc242206411 \h </w:instrText>
+              <w:instrText xml:space="preserve"> PAGEREF _Toc242445651 \h </w:instrText>
             </w:r>
             <w:r>
               <w:rPr>
@@ -5070,7 +5209,7 @@
               <w:lang w:val="ru-UA" w:eastAsia="ru-UA"/>
             </w:rPr>
           </w:pPr>
-          <w:hyperlink w:anchor="_Toc242206412" w:history="1">
+          <w:hyperlink w:anchor="_Toc242445652" w:history="1">
             <w:r>
               <w:rPr>
                 <w:rStyle w:val="Hyperlink"/>
@@ -5098,7 +5237,7 @@
                 <w:noProof/>
                 <w:webHidden/>
               </w:rPr>
-              <w:instrText xml:space="preserve"> PAGEREF _Toc242206412 \h </w:instrText>
+              <w:instrText xml:space="preserve"> PAGEREF _Toc242445652 \h </w:instrText>
             </w:r>
             <w:r>
               <w:rPr>
@@ -5141,7 +5280,7 @@
               <w:lang w:val="ru-UA" w:eastAsia="ru-UA"/>
             </w:rPr>
           </w:pPr>
-          <w:hyperlink w:anchor="_Toc242206413" w:history="1">
+          <w:hyperlink w:anchor="_Toc242445653" w:history="1">
             <w:r>
               <w:rPr>
                 <w:rStyle w:val="Hyperlink"/>
@@ -5169,7 +5308,7 @@
                 <w:noProof/>
                 <w:webHidden/>
               </w:rPr>
-              <w:instrText xml:space="preserve"> PAGEREF _Toc242206413 \h </w:instrText>
+              <w:instrText xml:space="preserve"> PAGEREF _Toc242445653 \h </w:instrText>
             </w:r>
             <w:r>
               <w:rPr>
@@ -5212,7 +5351,7 @@
               <w:lang w:val="ru-UA" w:eastAsia="ru-UA"/>
             </w:rPr>
           </w:pPr>
-          <w:hyperlink w:anchor="_Toc242206414" w:history="1">
+          <w:hyperlink w:anchor="_Toc242445654" w:history="1">
             <w:r>
               <w:rPr>
                 <w:rStyle w:val="Hyperlink"/>
@@ -5240,7 +5379,7 @@
                 <w:noProof/>
                 <w:webHidden/>
               </w:rPr>
-              <w:instrText xml:space="preserve"> PAGEREF _Toc242206414 \h </w:instrText>
+              <w:instrText xml:space="preserve"> PAGEREF _Toc242445654 \h </w:instrText>
             </w:r>
             <w:r>
               <w:rPr>
@@ -5283,7 +5422,7 @@
               <w:lang w:val="ru-UA" w:eastAsia="ru-UA"/>
             </w:rPr>
           </w:pPr>
-          <w:hyperlink w:anchor="_Toc242206415" w:history="1">
+          <w:hyperlink w:anchor="_Toc242445655" w:history="1">
             <w:r>
               <w:rPr>
                 <w:rStyle w:val="Hyperlink"/>
@@ -5311,7 +5450,7 @@
                 <w:noProof/>
                 <w:webHidden/>
               </w:rPr>
-              <w:instrText xml:space="preserve"> PAGEREF _Toc242206415 \h </w:instrText>
+              <w:instrText xml:space="preserve"> PAGEREF _Toc242445655 \h </w:instrText>
             </w:r>
             <w:r>
               <w:rPr>
@@ -5354,7 +5493,7 @@
               <w:lang w:val="ru-UA" w:eastAsia="ru-UA"/>
             </w:rPr>
           </w:pPr>
-          <w:hyperlink w:anchor="_Toc242206416" w:history="1">
+          <w:hyperlink w:anchor="_Toc242445656" w:history="1">
             <w:r>
               <w:rPr>
                 <w:rStyle w:val="Hyperlink"/>
@@ -5382,7 +5521,7 @@
                 <w:noProof/>
                 <w:webHidden/>
               </w:rPr>
-              <w:instrText xml:space="preserve"> PAGEREF _Toc242206416 \h </w:instrText>
+              <w:instrText xml:space="preserve"> PAGEREF _Toc242445656 \h </w:instrText>
             </w:r>
             <w:r>
               <w:rPr>
@@ -5425,7 +5564,7 @@
               <w:lang w:val="ru-UA" w:eastAsia="ru-UA"/>
             </w:rPr>
           </w:pPr>
-          <w:hyperlink w:anchor="_Toc242206417" w:history="1">
+          <w:hyperlink w:anchor="_Toc242445657" w:history="1">
             <w:r>
               <w:rPr>
                 <w:rStyle w:val="Hyperlink"/>
@@ -5453,7 +5592,7 @@
                 <w:noProof/>
                 <w:webHidden/>
               </w:rPr>
-              <w:instrText xml:space="preserve"> PAGEREF _Toc242206417 \h </w:instrText>
+              <w:instrText xml:space="preserve"> PAGEREF _Toc242445657 \h </w:instrText>
             </w:r>
             <w:r>
               <w:rPr>
@@ -5496,7 +5635,7 @@
               <w:lang w:val="ru-UA" w:eastAsia="ru-UA"/>
             </w:rPr>
           </w:pPr>
-          <w:hyperlink w:anchor="_Toc242206418" w:history="1">
+          <w:hyperlink w:anchor="_Toc242445658" w:history="1">
             <w:r>
               <w:rPr>
                 <w:rStyle w:val="Hyperlink"/>
@@ -5524,7 +5663,7 @@
                 <w:noProof/>
                 <w:webHidden/>
               </w:rPr>
-              <w:instrText xml:space="preserve"> PAGEREF _Toc242206418 \h </w:instrText>
+              <w:instrText xml:space="preserve"> PAGEREF _Toc242445658 \h </w:instrText>
             </w:r>
             <w:r>
               <w:rPr>
@@ -5568,7 +5707,7 @@
               <w:lang w:val="ru-UA" w:eastAsia="ru-UA"/>
             </w:rPr>
           </w:pPr>
-          <w:hyperlink w:anchor="_Toc242206419" w:history="1">
+          <w:hyperlink w:anchor="_Toc242445659" w:history="1">
             <w:r>
               <w:rPr>
                 <w:rStyle w:val="Hyperlink"/>
@@ -5596,7 +5735,7 @@
                 <w:noProof/>
                 <w:webHidden/>
               </w:rPr>
-              <w:instrText xml:space="preserve"> PAGEREF _Toc242206419 \h </w:instrText>
+              <w:instrText xml:space="preserve"> PAGEREF _Toc242445659 \h </w:instrText>
             </w:r>
             <w:r>
               <w:rPr>
@@ -5637,7 +5776,7 @@
               <w:lang w:val="ru-UA" w:eastAsia="ru-UA"/>
             </w:rPr>
           </w:pPr>
-          <w:hyperlink w:anchor="_Toc242206420" w:history="1">
+          <w:hyperlink w:anchor="_Toc242445660" w:history="1">
             <w:r>
               <w:rPr>
                 <w:rStyle w:val="Hyperlink"/>
@@ -5665,7 +5804,7 @@
                 <w:noProof/>
                 <w:webHidden/>
               </w:rPr>
-              <w:instrText xml:space="preserve"> PAGEREF _Toc242206420 \h </w:instrText>
+              <w:instrText xml:space="preserve"> PAGEREF _Toc242445660 \h </w:instrText>
             </w:r>
             <w:r>
               <w:rPr>
@@ -5708,7 +5847,7 @@
               <w:lang w:val="ru-UA" w:eastAsia="ru-UA"/>
             </w:rPr>
           </w:pPr>
-          <w:hyperlink w:anchor="_Toc242206421" w:history="1">
+          <w:hyperlink w:anchor="_Toc242445661" w:history="1">
             <w:r>
               <w:rPr>
                 <w:rStyle w:val="Hyperlink"/>
@@ -5736,7 +5875,7 @@
                 <w:noProof/>
                 <w:webHidden/>
               </w:rPr>
-              <w:instrText xml:space="preserve"> PAGEREF _Toc242206421 \h </w:instrText>
+              <w:instrText xml:space="preserve"> PAGEREF _Toc242445661 \h </w:instrText>
             </w:r>
             <w:r>
               <w:rPr>
@@ -5779,7 +5918,7 @@
               <w:lang w:val="ru-UA" w:eastAsia="ru-UA"/>
             </w:rPr>
           </w:pPr>
-          <w:hyperlink w:anchor="_Toc242206422" w:history="1">
+          <w:hyperlink w:anchor="_Toc242445662" w:history="1">
             <w:r>
               <w:rPr>
                 <w:rStyle w:val="Hyperlink"/>
@@ -5807,7 +5946,7 @@
                 <w:noProof/>
                 <w:webHidden/>
               </w:rPr>
-              <w:instrText xml:space="preserve"> PAGEREF _Toc242206422 \h </w:instrText>
+              <w:instrText xml:space="preserve"> PAGEREF _Toc242445662 \h </w:instrText>
             </w:r>
             <w:r>
               <w:rPr>
@@ -5848,7 +5987,7 @@
               <w:lang w:val="ru-UA" w:eastAsia="ru-UA"/>
             </w:rPr>
           </w:pPr>
-          <w:hyperlink w:anchor="_Toc242206423" w:history="1">
+          <w:hyperlink w:anchor="_Toc242445663" w:history="1">
             <w:r>
               <w:rPr>
                 <w:rStyle w:val="Hyperlink"/>
@@ -5876,7 +6015,7 @@
                 <w:noProof/>
                 <w:webHidden/>
               </w:rPr>
-              <w:instrText xml:space="preserve"> PAGEREF _Toc242206423 \h </w:instrText>
+              <w:instrText xml:space="preserve"> PAGEREF _Toc242445663 \h </w:instrText>
             </w:r>
             <w:r>
               <w:rPr>
@@ -5917,7 +6056,7 @@
               <w:lang w:val="ru-UA" w:eastAsia="ru-UA"/>
             </w:rPr>
           </w:pPr>
-          <w:hyperlink w:anchor="_Toc242206424" w:history="1">
+          <w:hyperlink w:anchor="_Toc242445664" w:history="1">
             <w:r>
               <w:rPr>
                 <w:rStyle w:val="Hyperlink"/>
@@ -5945,7 +6084,7 @@
                 <w:noProof/>
                 <w:webHidden/>
               </w:rPr>
-              <w:instrText xml:space="preserve"> PAGEREF _Toc242206424 \h </w:instrText>
+              <w:instrText xml:space="preserve"> PAGEREF _Toc242445664 \h </w:instrText>
             </w:r>
             <w:r>
               <w:rPr>
@@ -5988,7 +6127,7 @@
               <w:lang w:val="ru-UA" w:eastAsia="ru-UA"/>
             </w:rPr>
           </w:pPr>
-          <w:hyperlink w:anchor="_Toc242206425" w:history="1">
+          <w:hyperlink w:anchor="_Toc242445665" w:history="1">
             <w:r>
               <w:rPr>
                 <w:rStyle w:val="Hyperlink"/>
@@ -6016,7 +6155,7 @@
                 <w:noProof/>
                 <w:webHidden/>
               </w:rPr>
-              <w:instrText xml:space="preserve"> PAGEREF _Toc242206425 \h </w:instrText>
+              <w:instrText xml:space="preserve"> PAGEREF _Toc242445665 \h </w:instrText>
             </w:r>
             <w:r>
               <w:rPr>
@@ -6059,7 +6198,7 @@
               <w:lang w:val="ru-UA" w:eastAsia="ru-UA"/>
             </w:rPr>
           </w:pPr>
-          <w:hyperlink w:anchor="_Toc242206426" w:history="1">
+          <w:hyperlink w:anchor="_Toc242445666" w:history="1">
             <w:r>
               <w:rPr>
                 <w:rStyle w:val="Hyperlink"/>
@@ -6087,7 +6226,7 @@
                 <w:noProof/>
                 <w:webHidden/>
               </w:rPr>
-              <w:instrText xml:space="preserve"> PAGEREF _Toc242206426 \h </w:instrText>
+              <w:instrText xml:space="preserve"> PAGEREF _Toc242445666 \h </w:instrText>
             </w:r>
             <w:r>
               <w:rPr>
@@ -6130,7 +6269,7 @@
               <w:lang w:val="ru-UA" w:eastAsia="ru-UA"/>
             </w:rPr>
           </w:pPr>
-          <w:hyperlink w:anchor="_Toc242206427" w:history="1">
+          <w:hyperlink w:anchor="_Toc242445667" w:history="1">
             <w:r>
               <w:rPr>
                 <w:rStyle w:val="Hyperlink"/>
@@ -6158,7 +6297,7 @@
                 <w:noProof/>
                 <w:webHidden/>
               </w:rPr>
-              <w:instrText xml:space="preserve"> PAGEREF _Toc242206427 \h </w:instrText>
+              <w:instrText xml:space="preserve"> PAGEREF _Toc242445667 \h </w:instrText>
             </w:r>
             <w:r>
               <w:rPr>
@@ -6199,7 +6338,7 @@
               <w:lang w:val="ru-UA" w:eastAsia="ru-UA"/>
             </w:rPr>
           </w:pPr>
-          <w:hyperlink w:anchor="_Toc242206428" w:history="1">
+          <w:hyperlink w:anchor="_Toc242445668" w:history="1">
             <w:r>
               <w:rPr>
                 <w:rStyle w:val="Hyperlink"/>
@@ -6226,7 +6365,7 @@
                 <w:noProof/>
                 <w:webHidden/>
               </w:rPr>
-              <w:instrText xml:space="preserve"> PAGEREF _Toc242206428 \h </w:instrText>
+              <w:instrText xml:space="preserve"> PAGEREF _Toc242445668 \h </w:instrText>
             </w:r>
             <w:r>
               <w:rPr>
@@ -6267,7 +6406,7 @@
               <w:lang w:val="ru-UA" w:eastAsia="ru-UA"/>
             </w:rPr>
           </w:pPr>
-          <w:hyperlink w:anchor="_Toc242206429" w:history="1">
+          <w:hyperlink w:anchor="_Toc242445669" w:history="1">
             <w:r>
               <w:rPr>
                 <w:rStyle w:val="Hyperlink"/>
@@ -6295,7 +6434,7 @@
                 <w:noProof/>
                 <w:webHidden/>
               </w:rPr>
-              <w:instrText xml:space="preserve"> PAGEREF _Toc242206429 \h </w:instrText>
+              <w:instrText xml:space="preserve"> PAGEREF _Toc242445669 \h </w:instrText>
             </w:r>
             <w:r>
               <w:rPr>
@@ -6336,7 +6475,7 @@
               <w:lang w:val="ru-UA" w:eastAsia="ru-UA"/>
             </w:rPr>
           </w:pPr>
-          <w:hyperlink w:anchor="_Toc242206430" w:history="1">
+          <w:hyperlink w:anchor="_Toc242445670" w:history="1">
             <w:r>
               <w:rPr>
                 <w:rStyle w:val="Hyperlink"/>
@@ -6364,7 +6503,7 @@
                 <w:noProof/>
                 <w:webHidden/>
               </w:rPr>
-              <w:instrText xml:space="preserve"> PAGEREF _Toc242206430 \h </w:instrText>
+              <w:instrText xml:space="preserve"> PAGEREF _Toc242445670 \h </w:instrText>
             </w:r>
             <w:r>
               <w:rPr>
@@ -6405,7 +6544,7 @@
               <w:lang w:val="ru-UA" w:eastAsia="ru-UA"/>
             </w:rPr>
           </w:pPr>
-          <w:hyperlink w:anchor="_Toc242206431" w:history="1">
+          <w:hyperlink w:anchor="_Toc242445671" w:history="1">
             <w:r>
               <w:rPr>
                 <w:rStyle w:val="Hyperlink"/>
@@ -6433,7 +6572,7 @@
                 <w:noProof/>
                 <w:webHidden/>
               </w:rPr>
-              <w:instrText xml:space="preserve"> PAGEREF _Toc242206431 \h </w:instrText>
+              <w:instrText xml:space="preserve"> PAGEREF _Toc242445671 \h </w:instrText>
             </w:r>
             <w:r>
               <w:rPr>
@@ -6476,7 +6615,7 @@
               <w:lang w:val="ru-UA" w:eastAsia="ru-UA"/>
             </w:rPr>
           </w:pPr>
-          <w:hyperlink w:anchor="_Toc242206432" w:history="1">
+          <w:hyperlink w:anchor="_Toc242445672" w:history="1">
             <w:r>
               <w:rPr>
                 <w:rStyle w:val="Hyperlink"/>
@@ -6504,7 +6643,7 @@
                 <w:noProof/>
                 <w:webHidden/>
               </w:rPr>
-              <w:instrText xml:space="preserve"> PAGEREF _Toc242206432 \h </w:instrText>
+              <w:instrText xml:space="preserve"> PAGEREF _Toc242445672 \h </w:instrText>
             </w:r>
             <w:r>
               <w:rPr>
@@ -6547,7 +6686,7 @@
               <w:lang w:val="ru-UA" w:eastAsia="ru-UA"/>
             </w:rPr>
           </w:pPr>
-          <w:hyperlink w:anchor="_Toc242206433" w:history="1">
+          <w:hyperlink w:anchor="_Toc242445673" w:history="1">
             <w:r>
               <w:rPr>
                 <w:rStyle w:val="Hyperlink"/>
@@ -6575,7 +6714,7 @@
                 <w:noProof/>
                 <w:webHidden/>
               </w:rPr>
-              <w:instrText xml:space="preserve"> PAGEREF _Toc242206433 \h </w:instrText>
+              <w:instrText xml:space="preserve"> PAGEREF _Toc242445673 \h </w:instrText>
             </w:r>
             <w:r>
               <w:rPr>
@@ -6618,7 +6757,7 @@
               <w:lang w:val="ru-UA" w:eastAsia="ru-UA"/>
             </w:rPr>
           </w:pPr>
-          <w:hyperlink w:anchor="_Toc242206434" w:history="1">
+          <w:hyperlink w:anchor="_Toc242445674" w:history="1">
             <w:r>
               <w:rPr>
                 <w:rStyle w:val="Hyperlink"/>
@@ -6646,7 +6785,7 @@
                 <w:noProof/>
                 <w:webHidden/>
               </w:rPr>
-              <w:instrText xml:space="preserve"> PAGEREF _Toc242206434 \h </w:instrText>
+              <w:instrText xml:space="preserve"> PAGEREF _Toc242445674 \h </w:instrText>
             </w:r>
             <w:r>
               <w:rPr>
@@ -6689,7 +6828,7 @@
               <w:lang w:val="ru-UA" w:eastAsia="ru-UA"/>
             </w:rPr>
           </w:pPr>
-          <w:hyperlink w:anchor="_Toc242206435" w:history="1">
+          <w:hyperlink w:anchor="_Toc242445675" w:history="1">
             <w:r>
               <w:rPr>
                 <w:rStyle w:val="Hyperlink"/>
@@ -6717,7 +6856,7 @@
                 <w:noProof/>
                 <w:webHidden/>
               </w:rPr>
-              <w:instrText xml:space="preserve"> PAGEREF _Toc242206435 \h </w:instrText>
+              <w:instrText xml:space="preserve"> PAGEREF _Toc242445675 \h </w:instrText>
             </w:r>
             <w:r>
               <w:rPr>
@@ -6758,7 +6897,7 @@
               <w:lang w:val="ru-UA" w:eastAsia="ru-UA"/>
             </w:rPr>
           </w:pPr>
-          <w:hyperlink w:anchor="_Toc242206436" w:history="1">
+          <w:hyperlink w:anchor="_Toc242445676" w:history="1">
             <w:r>
               <w:rPr>
                 <w:rStyle w:val="Hyperlink"/>
@@ -6786,7 +6925,7 @@
                 <w:noProof/>
                 <w:webHidden/>
               </w:rPr>
-              <w:instrText xml:space="preserve"> PAGEREF _Toc242206436 \h </w:instrText>
+              <w:instrText xml:space="preserve"> PAGEREF _Toc242445676 \h </w:instrText>
             </w:r>
             <w:r>
               <w:rPr>
@@ -6830,7 +6969,7 @@
               <w:lang w:val="ru-UA" w:eastAsia="ru-UA"/>
             </w:rPr>
           </w:pPr>
-          <w:hyperlink w:anchor="_Toc242206437" w:history="1">
+          <w:hyperlink w:anchor="_Toc242445677" w:history="1">
             <w:r>
               <w:rPr>
                 <w:rStyle w:val="Hyperlink"/>
@@ -6858,7 +6997,7 @@
                 <w:noProof/>
                 <w:webHidden/>
               </w:rPr>
-              <w:instrText xml:space="preserve"> PAGEREF _Toc242206437 \h </w:instrText>
+              <w:instrText xml:space="preserve"> PAGEREF _Toc242445677 \h </w:instrText>
             </w:r>
             <w:r>
               <w:rPr>
@@ -6899,7 +7038,7 @@
               <w:lang w:val="ru-UA" w:eastAsia="ru-UA"/>
             </w:rPr>
           </w:pPr>
-          <w:hyperlink w:anchor="_Toc242206438" w:history="1">
+          <w:hyperlink w:anchor="_Toc242445678" w:history="1">
             <w:r>
               <w:rPr>
                 <w:rStyle w:val="Hyperlink"/>
@@ -6927,7 +7066,7 @@
                 <w:noProof/>
                 <w:webHidden/>
               </w:rPr>
-              <w:instrText xml:space="preserve"> PAGEREF _Toc242206438 \h </w:instrText>
+              <w:instrText xml:space="preserve"> PAGEREF _Toc242445678 \h </w:instrText>
             </w:r>
             <w:r>
               <w:rPr>
@@ -6968,7 +7107,7 @@
               <w:lang w:val="ru-UA" w:eastAsia="ru-UA"/>
             </w:rPr>
           </w:pPr>
-          <w:hyperlink w:anchor="_Toc242206439" w:history="1">
+          <w:hyperlink w:anchor="_Toc242445679" w:history="1">
             <w:r>
               <w:rPr>
                 <w:rStyle w:val="Hyperlink"/>
@@ -6996,7 +7135,7 @@
                 <w:noProof/>
                 <w:webHidden/>
               </w:rPr>
-              <w:instrText xml:space="preserve"> PAGEREF _Toc242206439 \h </w:instrText>
+              <w:instrText xml:space="preserve"> PAGEREF _Toc242445679 \h </w:instrText>
             </w:r>
             <w:r>
               <w:rPr>
@@ -7039,7 +7178,7 @@
               <w:lang w:val="ru-UA" w:eastAsia="ru-UA"/>
             </w:rPr>
           </w:pPr>
-          <w:hyperlink w:anchor="_Toc242206440" w:history="1">
+          <w:hyperlink w:anchor="_Toc242445680" w:history="1">
             <w:r>
               <w:rPr>
                 <w:rStyle w:val="Hyperlink"/>
@@ -7067,7 +7206,7 @@
                 <w:noProof/>
                 <w:webHidden/>
               </w:rPr>
-              <w:instrText xml:space="preserve"> PAGEREF _Toc242206440 \h </w:instrText>
+              <w:instrText xml:space="preserve"> PAGEREF _Toc242445680 \h </w:instrText>
             </w:r>
             <w:r>
               <w:rPr>
@@ -7110,7 +7249,7 @@
               <w:lang w:val="ru-UA" w:eastAsia="ru-UA"/>
             </w:rPr>
           </w:pPr>
-          <w:hyperlink w:anchor="_Toc242206441" w:history="1">
+          <w:hyperlink w:anchor="_Toc242445681" w:history="1">
             <w:r>
               <w:rPr>
                 <w:rStyle w:val="Hyperlink"/>
@@ -7138,7 +7277,7 @@
                 <w:noProof/>
                 <w:webHidden/>
               </w:rPr>
-              <w:instrText xml:space="preserve"> PAGEREF _Toc242206441 \h </w:instrText>
+              <w:instrText xml:space="preserve"> PAGEREF _Toc242445681 \h </w:instrText>
             </w:r>
             <w:r>
               <w:rPr>
@@ -7181,7 +7320,7 @@
               <w:lang w:val="ru-UA" w:eastAsia="ru-UA"/>
             </w:rPr>
           </w:pPr>
-          <w:hyperlink w:anchor="_Toc242206442" w:history="1">
+          <w:hyperlink w:anchor="_Toc242445682" w:history="1">
             <w:r>
               <w:rPr>
                 <w:rStyle w:val="Hyperlink"/>
@@ -7209,7 +7348,7 @@
                 <w:noProof/>
                 <w:webHidden/>
               </w:rPr>
-              <w:instrText xml:space="preserve"> PAGEREF _Toc242206442 \h </w:instrText>
+              <w:instrText xml:space="preserve"> PAGEREF _Toc242445682 \h </w:instrText>
             </w:r>
             <w:r>
               <w:rPr>
@@ -7252,7 +7391,7 @@
               <w:lang w:val="ru-UA" w:eastAsia="ru-UA"/>
             </w:rPr>
           </w:pPr>
-          <w:hyperlink w:anchor="_Toc242206443" w:history="1">
+          <w:hyperlink w:anchor="_Toc242445683" w:history="1">
             <w:r>
               <w:rPr>
                 <w:rStyle w:val="Hyperlink"/>
@@ -7280,7 +7419,7 @@
                 <w:noProof/>
                 <w:webHidden/>
               </w:rPr>
-              <w:instrText xml:space="preserve"> PAGEREF _Toc242206443 \h </w:instrText>
+              <w:instrText xml:space="preserve"> PAGEREF _Toc242445683 \h </w:instrText>
             </w:r>
             <w:r>
               <w:rPr>
@@ -7323,7 +7462,7 @@
               <w:lang w:val="ru-UA" w:eastAsia="ru-UA"/>
             </w:rPr>
           </w:pPr>
-          <w:hyperlink w:anchor="_Toc242206444" w:history="1">
+          <w:hyperlink w:anchor="_Toc242445684" w:history="1">
             <w:r>
               <w:rPr>
                 <w:rStyle w:val="Hyperlink"/>
@@ -7351,7 +7490,7 @@
                 <w:noProof/>
                 <w:webHidden/>
               </w:rPr>
-              <w:instrText xml:space="preserve"> PAGEREF _Toc242206444 \h </w:instrText>
+              <w:instrText xml:space="preserve"> PAGEREF _Toc242445684 \h </w:instrText>
             </w:r>
             <w:r>
               <w:rPr>
@@ -7394,7 +7533,7 @@
               <w:lang w:val="ru-UA" w:eastAsia="ru-UA"/>
             </w:rPr>
           </w:pPr>
-          <w:hyperlink w:anchor="_Toc242206445" w:history="1">
+          <w:hyperlink w:anchor="_Toc242445685" w:history="1">
             <w:r>
               <w:rPr>
                 <w:rStyle w:val="Hyperlink"/>
@@ -7422,7 +7561,7 @@
                 <w:noProof/>
                 <w:webHidden/>
               </w:rPr>
-              <w:instrText xml:space="preserve"> PAGEREF _Toc242206445 \h </w:instrText>
+              <w:instrText xml:space="preserve"> PAGEREF _Toc242445685 \h </w:instrText>
             </w:r>
             <w:r>
               <w:rPr>
@@ -7463,7 +7602,7 @@
               <w:lang w:val="ru-UA" w:eastAsia="ru-UA"/>
             </w:rPr>
           </w:pPr>
-          <w:hyperlink w:anchor="_Toc242206446" w:history="1">
+          <w:hyperlink w:anchor="_Toc242445686" w:history="1">
             <w:r>
               <w:rPr>
                 <w:rStyle w:val="Hyperlink"/>
@@ -7491,7 +7630,7 @@
                 <w:noProof/>
                 <w:webHidden/>
               </w:rPr>
-              <w:instrText xml:space="preserve"> PAGEREF _Toc242206446 \h </w:instrText>
+              <w:instrText xml:space="preserve"> PAGEREF _Toc242445686 \h </w:instrText>
             </w:r>
             <w:r>
               <w:rPr>
@@ -7534,7 +7673,7 @@
               <w:lang w:val="ru-UA" w:eastAsia="ru-UA"/>
             </w:rPr>
           </w:pPr>
-          <w:hyperlink w:anchor="_Toc242206447" w:history="1">
+          <w:hyperlink w:anchor="_Toc242445687" w:history="1">
             <w:r>
               <w:rPr>
                 <w:rStyle w:val="Hyperlink"/>
@@ -7562,7 +7701,7 @@
                 <w:noProof/>
                 <w:webHidden/>
               </w:rPr>
-              <w:instrText xml:space="preserve"> PAGEREF _Toc242206447 \h </w:instrText>
+              <w:instrText xml:space="preserve"> PAGEREF _Toc242445687 \h </w:instrText>
             </w:r>
             <w:r>
               <w:rPr>
@@ -7605,7 +7744,7 @@
               <w:lang w:val="ru-UA" w:eastAsia="ru-UA"/>
             </w:rPr>
           </w:pPr>
-          <w:hyperlink w:anchor="_Toc242206448" w:history="1">
+          <w:hyperlink w:anchor="_Toc242445688" w:history="1">
             <w:r>
               <w:rPr>
                 <w:rStyle w:val="Hyperlink"/>
@@ -7633,7 +7772,7 @@
                 <w:noProof/>
                 <w:webHidden/>
               </w:rPr>
-              <w:instrText xml:space="preserve"> PAGEREF _Toc242206448 \h </w:instrText>
+              <w:instrText xml:space="preserve"> PAGEREF _Toc242445688 \h </w:instrText>
             </w:r>
             <w:r>
               <w:rPr>
@@ -7676,7 +7815,7 @@
               <w:lang w:val="ru-UA" w:eastAsia="ru-UA"/>
             </w:rPr>
           </w:pPr>
-          <w:hyperlink w:anchor="_Toc242206449" w:history="1">
+          <w:hyperlink w:anchor="_Toc242445689" w:history="1">
             <w:r>
               <w:rPr>
                 <w:rStyle w:val="Hyperlink"/>
@@ -7704,7 +7843,7 @@
                 <w:noProof/>
                 <w:webHidden/>
               </w:rPr>
-              <w:instrText xml:space="preserve"> PAGEREF _Toc242206449 \h </w:instrText>
+              <w:instrText xml:space="preserve"> PAGEREF _Toc242445689 \h </w:instrText>
             </w:r>
             <w:r>
               <w:rPr>
@@ -7747,7 +7886,7 @@
               <w:lang w:val="ru-UA" w:eastAsia="ru-UA"/>
             </w:rPr>
           </w:pPr>
-          <w:hyperlink w:anchor="_Toc242206450" w:history="1">
+          <w:hyperlink w:anchor="_Toc242445690" w:history="1">
             <w:r>
               <w:rPr>
                 <w:rStyle w:val="Hyperlink"/>
@@ -7775,7 +7914,7 @@
                 <w:noProof/>
                 <w:webHidden/>
               </w:rPr>
-              <w:instrText xml:space="preserve"> PAGEREF _Toc242206450 \h </w:instrText>
+              <w:instrText xml:space="preserve"> PAGEREF _Toc242445690 \h </w:instrText>
             </w:r>
             <w:r>
               <w:rPr>
@@ -7818,7 +7957,7 @@
               <w:lang w:val="ru-UA" w:eastAsia="ru-UA"/>
             </w:rPr>
           </w:pPr>
-          <w:hyperlink w:anchor="_Toc242206451" w:history="1">
+          <w:hyperlink w:anchor="_Toc242445691" w:history="1">
             <w:r>
               <w:rPr>
                 <w:rStyle w:val="Hyperlink"/>
@@ -7846,7 +7985,7 @@
                 <w:noProof/>
                 <w:webHidden/>
               </w:rPr>
-              <w:instrText xml:space="preserve"> PAGEREF _Toc242206451 \h </w:instrText>
+              <w:instrText xml:space="preserve"> PAGEREF _Toc242445691 \h </w:instrText>
             </w:r>
             <w:r>
               <w:rPr>
@@ -7888,7 +8027,7 @@
               <w:lang w:val="ru-UA" w:eastAsia="ru-UA"/>
             </w:rPr>
           </w:pPr>
-          <w:hyperlink w:anchor="_Toc242206452" w:history="1">
+          <w:hyperlink w:anchor="_Toc242445692" w:history="1">
             <w:r>
               <w:rPr>
                 <w:rStyle w:val="Hyperlink"/>
@@ -7916,7 +8055,7 @@
                 <w:noProof/>
                 <w:webHidden/>
               </w:rPr>
-              <w:instrText xml:space="preserve"> PAGEREF _Toc242206452 \h </w:instrText>
+              <w:instrText xml:space="preserve"> PAGEREF _Toc242445692 \h </w:instrText>
             </w:r>
             <w:r>
               <w:rPr>
@@ -7958,7 +8097,7 @@
               <w:lang w:val="ru-UA" w:eastAsia="ru-UA"/>
             </w:rPr>
           </w:pPr>
-          <w:hyperlink w:anchor="_Toc242206453" w:history="1">
+          <w:hyperlink w:anchor="_Toc242445693" w:history="1">
             <w:r>
               <w:rPr>
                 <w:rStyle w:val="Hyperlink"/>
@@ -7986,7 +8125,7 @@
                 <w:noProof/>
                 <w:webHidden/>
               </w:rPr>
-              <w:instrText xml:space="preserve"> PAGEREF _Toc242206453 \h </w:instrText>
+              <w:instrText xml:space="preserve"> PAGEREF _Toc242445693 \h </w:instrText>
             </w:r>
             <w:r>
               <w:rPr>
@@ -8028,7 +8167,7 @@
               <w:lang w:val="ru-UA" w:eastAsia="ru-UA"/>
             </w:rPr>
           </w:pPr>
-          <w:hyperlink w:anchor="_Toc242206454" w:history="1">
+          <w:hyperlink w:anchor="_Toc242445694" w:history="1">
             <w:r>
               <w:rPr>
                 <w:rStyle w:val="Hyperlink"/>
@@ -8056,7 +8195,7 @@
                 <w:noProof/>
                 <w:webHidden/>
               </w:rPr>
-              <w:instrText xml:space="preserve"> PAGEREF _Toc242206454 \h </w:instrText>
+              <w:instrText xml:space="preserve"> PAGEREF _Toc242445694 \h </w:instrText>
             </w:r>
             <w:r>
               <w:rPr>
@@ -8099,7 +8238,7 @@
               <w:lang w:val="ru-UA" w:eastAsia="ru-UA"/>
             </w:rPr>
           </w:pPr>
-          <w:hyperlink w:anchor="_Toc242206455" w:history="1">
+          <w:hyperlink w:anchor="_Toc242445695" w:history="1">
             <w:r>
               <w:rPr>
                 <w:rStyle w:val="Hyperlink"/>
@@ -8127,7 +8266,7 @@
                 <w:noProof/>
                 <w:webHidden/>
               </w:rPr>
-              <w:instrText xml:space="preserve"> PAGEREF _Toc242206455 \h </w:instrText>
+              <w:instrText xml:space="preserve"> PAGEREF _Toc242445695 \h </w:instrText>
             </w:r>
             <w:r>
               <w:rPr>
@@ -8169,7 +8308,7 @@
               <w:lang w:val="ru-UA" w:eastAsia="ru-UA"/>
             </w:rPr>
           </w:pPr>
-          <w:hyperlink w:anchor="_Toc242206456" w:history="1">
+          <w:hyperlink w:anchor="_Toc242445696" w:history="1">
             <w:r>
               <w:rPr>
                 <w:rStyle w:val="Hyperlink"/>
@@ -8197,7 +8336,7 @@
                 <w:noProof/>
                 <w:webHidden/>
               </w:rPr>
-              <w:instrText xml:space="preserve"> PAGEREF _Toc242206456 \h </w:instrText>
+              <w:instrText xml:space="preserve"> PAGEREF _Toc242445696 \h </w:instrText>
             </w:r>
             <w:r>
               <w:rPr>
@@ -8239,7 +8378,7 @@
               <w:lang w:val="ru-UA" w:eastAsia="ru-UA"/>
             </w:rPr>
           </w:pPr>
-          <w:hyperlink w:anchor="_Toc242206457" w:history="1">
+          <w:hyperlink w:anchor="_Toc242445697" w:history="1">
             <w:r>
               <w:rPr>
                 <w:rStyle w:val="Hyperlink"/>
@@ -8267,7 +8406,7 @@
                 <w:noProof/>
                 <w:webHidden/>
               </w:rPr>
-              <w:instrText xml:space="preserve"> PAGEREF _Toc242206457 \h </w:instrText>
+              <w:instrText xml:space="preserve"> PAGEREF _Toc242445697 \h </w:instrText>
             </w:r>
             <w:r>
               <w:rPr>
@@ -8309,7 +8448,7 @@
               <w:lang w:val="ru-UA" w:eastAsia="ru-UA"/>
             </w:rPr>
           </w:pPr>
-          <w:hyperlink w:anchor="_Toc242206458" w:history="1">
+          <w:hyperlink w:anchor="_Toc242445698" w:history="1">
             <w:r>
               <w:rPr>
                 <w:rStyle w:val="Hyperlink"/>
@@ -8337,7 +8476,7 @@
                 <w:noProof/>
                 <w:webHidden/>
               </w:rPr>
-              <w:instrText xml:space="preserve"> PAGEREF _Toc242206458 \h </w:instrText>
+              <w:instrText xml:space="preserve"> PAGEREF _Toc242445698 \h </w:instrText>
             </w:r>
             <w:r>
               <w:rPr>
@@ -8378,7 +8517,7 @@
               <w:lang w:val="ru-UA" w:eastAsia="ru-UA"/>
             </w:rPr>
           </w:pPr>
-          <w:hyperlink w:anchor="_Toc242206459" w:history="1">
+          <w:hyperlink w:anchor="_Toc242445699" w:history="1">
             <w:r>
               <w:rPr>
                 <w:rStyle w:val="Hyperlink"/>
@@ -8406,7 +8545,7 @@
                 <w:noProof/>
                 <w:webHidden/>
               </w:rPr>
-              <w:instrText xml:space="preserve"> PAGEREF _Toc242206459 \h </w:instrText>
+              <w:instrText xml:space="preserve"> PAGEREF _Toc242445699 \h </w:instrText>
             </w:r>
             <w:r>
               <w:rPr>
@@ -8447,7 +8586,7 @@
               <w:lang w:val="ru-UA" w:eastAsia="ru-UA"/>
             </w:rPr>
           </w:pPr>
-          <w:hyperlink w:anchor="_Toc242206460" w:history="1">
+          <w:hyperlink w:anchor="_Toc242445700" w:history="1">
             <w:r>
               <w:rPr>
                 <w:rStyle w:val="Hyperlink"/>
@@ -8475,7 +8614,7 @@
                 <w:noProof/>
                 <w:webHidden/>
               </w:rPr>
-              <w:instrText xml:space="preserve"> PAGEREF _Toc242206460 \h </w:instrText>
+              <w:instrText xml:space="preserve"> PAGEREF _Toc242445700 \h </w:instrText>
             </w:r>
             <w:r>
               <w:rPr>
@@ -8516,7 +8655,7 @@
               <w:lang w:val="ru-UA" w:eastAsia="ru-UA"/>
             </w:rPr>
           </w:pPr>
-          <w:hyperlink w:anchor="_Toc242206461" w:history="1">
+          <w:hyperlink w:anchor="_Toc242445701" w:history="1">
             <w:r>
               <w:rPr>
                 <w:rStyle w:val="Hyperlink"/>
@@ -8544,7 +8683,7 @@
                 <w:noProof/>
                 <w:webHidden/>
               </w:rPr>
-              <w:instrText xml:space="preserve"> PAGEREF _Toc242206461 \h </w:instrText>
+              <w:instrText xml:space="preserve"> PAGEREF _Toc242445701 \h </w:instrText>
             </w:r>
             <w:r>
               <w:rPr>
@@ -8587,7 +8726,7 @@
               <w:lang w:val="ru-UA" w:eastAsia="ru-UA"/>
             </w:rPr>
           </w:pPr>
-          <w:hyperlink w:anchor="_Toc242206462" w:history="1">
+          <w:hyperlink w:anchor="_Toc242445702" w:history="1">
             <w:r>
               <w:rPr>
                 <w:rStyle w:val="Hyperlink"/>
@@ -8615,7 +8754,7 @@
                 <w:noProof/>
                 <w:webHidden/>
               </w:rPr>
-              <w:instrText xml:space="preserve"> PAGEREF _Toc242206462 \h </w:instrText>
+              <w:instrText xml:space="preserve"> PAGEREF _Toc242445702 \h </w:instrText>
             </w:r>
             <w:r>
               <w:rPr>
@@ -8656,7 +8795,7 @@
               <w:lang w:val="ru-UA" w:eastAsia="ru-UA"/>
             </w:rPr>
           </w:pPr>
-          <w:hyperlink w:anchor="_Toc242206463" w:history="1">
+          <w:hyperlink w:anchor="_Toc242445703" w:history="1">
             <w:r>
               <w:rPr>
                 <w:rStyle w:val="Hyperlink"/>
@@ -8684,7 +8823,7 @@
                 <w:noProof/>
                 <w:webHidden/>
               </w:rPr>
-              <w:instrText xml:space="preserve"> PAGEREF _Toc242206463 \h </w:instrText>
+              <w:instrText xml:space="preserve"> PAGEREF _Toc242445703 \h </w:instrText>
             </w:r>
             <w:r>
               <w:rPr>
@@ -8725,7 +8864,7 @@
               <w:lang w:val="ru-UA" w:eastAsia="ru-UA"/>
             </w:rPr>
           </w:pPr>
-          <w:hyperlink w:anchor="_Toc242206464" w:history="1">
+          <w:hyperlink w:anchor="_Toc242445704" w:history="1">
             <w:r>
               <w:rPr>
                 <w:rStyle w:val="Hyperlink"/>
@@ -8753,7 +8892,7 @@
                 <w:noProof/>
                 <w:webHidden/>
               </w:rPr>
-              <w:instrText xml:space="preserve"> PAGEREF _Toc242206464 \h </w:instrText>
+              <w:instrText xml:space="preserve"> PAGEREF _Toc242445704 \h </w:instrText>
             </w:r>
             <w:r>
               <w:rPr>
@@ -8794,7 +8933,7 @@
               <w:lang w:val="ru-UA" w:eastAsia="ru-UA"/>
             </w:rPr>
           </w:pPr>
-          <w:hyperlink w:anchor="_Toc242206465" w:history="1">
+          <w:hyperlink w:anchor="_Toc242445705" w:history="1">
             <w:r>
               <w:rPr>
                 <w:rStyle w:val="Hyperlink"/>
@@ -8822,7 +8961,7 @@
                 <w:noProof/>
                 <w:webHidden/>
               </w:rPr>
-              <w:instrText xml:space="preserve"> PAGEREF _Toc242206465 \h </w:instrText>
+              <w:instrText xml:space="preserve"> PAGEREF _Toc242445705 \h </w:instrText>
             </w:r>
             <w:r>
               <w:rPr>
@@ -8863,7 +9002,7 @@
               <w:lang w:val="ru-UA" w:eastAsia="ru-UA"/>
             </w:rPr>
           </w:pPr>
-          <w:hyperlink w:anchor="_Toc242206466" w:history="1">
+          <w:hyperlink w:anchor="_Toc242445706" w:history="1">
             <w:r>
               <w:rPr>
                 <w:rStyle w:val="Hyperlink"/>
@@ -8891,7 +9030,7 @@
                 <w:noProof/>
                 <w:webHidden/>
               </w:rPr>
-              <w:instrText xml:space="preserve"> PAGEREF _Toc242206466 \h </w:instrText>
+              <w:instrText xml:space="preserve"> PAGEREF _Toc242445706 \h </w:instrText>
             </w:r>
             <w:r>
               <w:rPr>
@@ -8932,7 +9071,7 @@
               <w:lang w:val="ru-UA" w:eastAsia="ru-UA"/>
             </w:rPr>
           </w:pPr>
-          <w:hyperlink w:anchor="_Toc242206467" w:history="1">
+          <w:hyperlink w:anchor="_Toc242445707" w:history="1">
             <w:r>
               <w:rPr>
                 <w:rStyle w:val="Hyperlink"/>
@@ -8960,7 +9099,7 @@
                 <w:noProof/>
                 <w:webHidden/>
               </w:rPr>
-              <w:instrText xml:space="preserve"> PAGEREF _Toc242206467 \h </w:instrText>
+              <w:instrText xml:space="preserve"> PAGEREF _Toc242445707 \h </w:instrText>
             </w:r>
             <w:r>
               <w:rPr>
@@ -9001,7 +9140,7 @@
               <w:lang w:val="ru-UA" w:eastAsia="ru-UA"/>
             </w:rPr>
           </w:pPr>
-          <w:hyperlink w:anchor="_Toc242206468" w:history="1">
+          <w:hyperlink w:anchor="_Toc242445708" w:history="1">
             <w:r>
               <w:rPr>
                 <w:rStyle w:val="Hyperlink"/>
@@ -9029,7 +9168,7 @@
                 <w:noProof/>
                 <w:webHidden/>
               </w:rPr>
-              <w:instrText xml:space="preserve"> PAGEREF _Toc242206468 \h </w:instrText>
+              <w:instrText xml:space="preserve"> PAGEREF _Toc242445708 \h </w:instrText>
             </w:r>
             <w:r>
               <w:rPr>
@@ -9070,7 +9209,7 @@
               <w:lang w:val="ru-UA" w:eastAsia="ru-UA"/>
             </w:rPr>
           </w:pPr>
-          <w:hyperlink w:anchor="_Toc242206469" w:history="1">
+          <w:hyperlink w:anchor="_Toc242445709" w:history="1">
             <w:r>
               <w:rPr>
                 <w:rStyle w:val="Hyperlink"/>
@@ -9098,7 +9237,7 @@
                 <w:noProof/>
                 <w:webHidden/>
               </w:rPr>
-              <w:instrText xml:space="preserve"> PAGEREF _Toc242206469 \h </w:instrText>
+              <w:instrText xml:space="preserve"> PAGEREF _Toc242445709 \h </w:instrText>
             </w:r>
             <w:r>
               <w:rPr>
@@ -9142,7 +9281,7 @@
               <w:lang w:val="ru-UA" w:eastAsia="ru-UA"/>
             </w:rPr>
           </w:pPr>
-          <w:hyperlink w:anchor="_Toc242206470" w:history="1">
+          <w:hyperlink w:anchor="_Toc242445710" w:history="1">
             <w:r>
               <w:rPr>
                 <w:rStyle w:val="Hyperlink"/>
@@ -9170,7 +9309,7 @@
                 <w:noProof/>
                 <w:webHidden/>
               </w:rPr>
-              <w:instrText xml:space="preserve"> PAGEREF _Toc242206470 \h </w:instrText>
+              <w:instrText xml:space="preserve"> PAGEREF _Toc242445710 \h </w:instrText>
             </w:r>
             <w:r>
               <w:rPr>
@@ -9211,7 +9350,7 @@
               <w:lang w:val="ru-UA" w:eastAsia="ru-UA"/>
             </w:rPr>
           </w:pPr>
-          <w:hyperlink w:anchor="_Toc242206471" w:history="1">
+          <w:hyperlink w:anchor="_Toc242445711" w:history="1">
             <w:r>
               <w:rPr>
                 <w:rStyle w:val="Hyperlink"/>
@@ -9239,7 +9378,7 @@
                 <w:noProof/>
                 <w:webHidden/>
               </w:rPr>
-              <w:instrText xml:space="preserve"> PAGEREF _Toc242206471 \h </w:instrText>
+              <w:instrText xml:space="preserve"> PAGEREF _Toc242445711 \h </w:instrText>
             </w:r>
             <w:r>
               <w:rPr>
@@ -9280,7 +9419,7 @@
               <w:lang w:val="ru-UA" w:eastAsia="ru-UA"/>
             </w:rPr>
           </w:pPr>
-          <w:hyperlink w:anchor="_Toc242206472" w:history="1">
+          <w:hyperlink w:anchor="_Toc242445712" w:history="1">
             <w:r>
               <w:rPr>
                 <w:rStyle w:val="Hyperlink"/>
@@ -9308,7 +9447,7 @@
                 <w:noProof/>
                 <w:webHidden/>
               </w:rPr>
-              <w:instrText xml:space="preserve"> PAGEREF _Toc242206472 \h </w:instrText>
+              <w:instrText xml:space="preserve"> PAGEREF _Toc242445712 \h </w:instrText>
             </w:r>
             <w:r>
               <w:rPr>
@@ -9349,7 +9488,7 @@
               <w:lang w:val="ru-UA" w:eastAsia="ru-UA"/>
             </w:rPr>
           </w:pPr>
-          <w:hyperlink w:anchor="_Toc242206473" w:history="1">
+          <w:hyperlink w:anchor="_Toc242445713" w:history="1">
             <w:r>
               <w:rPr>
                 <w:rStyle w:val="Hyperlink"/>
@@ -9377,7 +9516,7 @@
                 <w:noProof/>
                 <w:webHidden/>
               </w:rPr>
-              <w:instrText xml:space="preserve"> PAGEREF _Toc242206473 \h </w:instrText>
+              <w:instrText xml:space="preserve"> PAGEREF _Toc242445713 \h </w:instrText>
             </w:r>
             <w:r>
               <w:rPr>
@@ -9418,7 +9557,7 @@
               <w:lang w:val="ru-UA" w:eastAsia="ru-UA"/>
             </w:rPr>
           </w:pPr>
-          <w:hyperlink w:anchor="_Toc242206474" w:history="1">
+          <w:hyperlink w:anchor="_Toc242445714" w:history="1">
             <w:r>
               <w:rPr>
                 <w:rStyle w:val="Hyperlink"/>
@@ -9446,7 +9585,7 @@
                 <w:noProof/>
                 <w:webHidden/>
               </w:rPr>
-              <w:instrText xml:space="preserve"> PAGEREF _Toc242206474 \h </w:instrText>
+              <w:instrText xml:space="preserve"> PAGEREF _Toc242445714 \h </w:instrText>
             </w:r>
             <w:r>
               <w:rPr>
@@ -9490,7 +9629,7 @@
               <w:lang w:val="ru-UA" w:eastAsia="ru-UA"/>
             </w:rPr>
           </w:pPr>
-          <w:hyperlink w:anchor="_Toc242206475" w:history="1">
+          <w:hyperlink w:anchor="_Toc242445715" w:history="1">
             <w:r>
               <w:rPr>
                 <w:rStyle w:val="Hyperlink"/>
@@ -9518,7 +9657,7 @@
                 <w:noProof/>
                 <w:webHidden/>
               </w:rPr>
-              <w:instrText xml:space="preserve"> PAGEREF _Toc242206475 \h </w:instrText>
+              <w:instrText xml:space="preserve"> PAGEREF _Toc242445715 \h </w:instrText>
             </w:r>
             <w:r>
               <w:rPr>
@@ -9562,7 +9701,7 @@
               <w:lang w:val="ru-UA" w:eastAsia="ru-UA"/>
             </w:rPr>
           </w:pPr>
-          <w:hyperlink w:anchor="_Toc242206476" w:history="1">
+          <w:hyperlink w:anchor="_Toc242445716" w:history="1">
             <w:r>
               <w:rPr>
                 <w:rStyle w:val="Hyperlink"/>
@@ -9590,7 +9729,7 @@
                 <w:noProof/>
                 <w:webHidden/>
               </w:rPr>
-              <w:instrText xml:space="preserve"> PAGEREF _Toc242206476 \h </w:instrText>
+              <w:instrText xml:space="preserve"> PAGEREF _Toc242445716 \h </w:instrText>
             </w:r>
             <w:r>
               <w:rPr>
@@ -9634,7 +9773,7 @@
               <w:lang w:val="ru-UA" w:eastAsia="ru-UA"/>
             </w:rPr>
           </w:pPr>
-          <w:hyperlink w:anchor="_Toc242206477" w:history="1">
+          <w:hyperlink w:anchor="_Toc242445717" w:history="1">
             <w:r>
               <w:rPr>
                 <w:rStyle w:val="Hyperlink"/>
@@ -9662,7 +9801,7 @@
                 <w:noProof/>
                 <w:webHidden/>
               </w:rPr>
-              <w:instrText xml:space="preserve"> PAGEREF _Toc242206477 \h </w:instrText>
+              <w:instrText xml:space="preserve"> PAGEREF _Toc242445717 \h </w:instrText>
             </w:r>
             <w:r>
               <w:rPr>
@@ -9706,7 +9845,7 @@
               <w:lang w:val="ru-UA" w:eastAsia="ru-UA"/>
             </w:rPr>
           </w:pPr>
-          <w:hyperlink w:anchor="_Toc242206478" w:history="1">
+          <w:hyperlink w:anchor="_Toc242445718" w:history="1">
             <w:r>
               <w:rPr>
                 <w:rStyle w:val="Hyperlink"/>
@@ -9734,7 +9873,7 @@
                 <w:noProof/>
                 <w:webHidden/>
               </w:rPr>
-              <w:instrText xml:space="preserve"> PAGEREF _Toc242206478 \h </w:instrText>
+              <w:instrText xml:space="preserve"> PAGEREF _Toc242445718 \h </w:instrText>
             </w:r>
             <w:r>
               <w:rPr>
@@ -9778,7 +9917,7 @@
               <w:lang w:val="ru-UA" w:eastAsia="ru-UA"/>
             </w:rPr>
           </w:pPr>
-          <w:hyperlink w:anchor="_Toc242206479" w:history="1">
+          <w:hyperlink w:anchor="_Toc242445719" w:history="1">
             <w:r>
               <w:rPr>
                 <w:rStyle w:val="Hyperlink"/>
@@ -9806,7 +9945,7 @@
                 <w:noProof/>
                 <w:webHidden/>
               </w:rPr>
-              <w:instrText xml:space="preserve"> PAGEREF _Toc242206479 \h </w:instrText>
+              <w:instrText xml:space="preserve"> PAGEREF _Toc242445719 \h </w:instrText>
             </w:r>
             <w:r>
               <w:rPr>
@@ -9847,7 +9986,7 @@
               <w:lang w:val="ru-UA" w:eastAsia="ru-UA"/>
             </w:rPr>
           </w:pPr>
-          <w:hyperlink w:anchor="_Toc242206480" w:history="1">
+          <w:hyperlink w:anchor="_Toc242445720" w:history="1">
             <w:r>
               <w:rPr>
                 <w:rStyle w:val="Hyperlink"/>
@@ -9875,7 +10014,7 @@
                 <w:noProof/>
                 <w:webHidden/>
               </w:rPr>
-              <w:instrText xml:space="preserve"> PAGEREF _Toc242206480 \h </w:instrText>
+              <w:instrText xml:space="preserve"> PAGEREF _Toc242445720 \h </w:instrText>
             </w:r>
             <w:r>
               <w:rPr>
@@ -9916,7 +10055,7 @@
               <w:lang w:val="ru-UA" w:eastAsia="ru-UA"/>
             </w:rPr>
           </w:pPr>
-          <w:hyperlink w:anchor="_Toc242206481" w:history="1">
+          <w:hyperlink w:anchor="_Toc242445721" w:history="1">
             <w:r>
               <w:rPr>
                 <w:rStyle w:val="Hyperlink"/>
@@ -9944,7 +10083,7 @@
                 <w:noProof/>
                 <w:webHidden/>
               </w:rPr>
-              <w:instrText xml:space="preserve"> PAGEREF _Toc242206481 \h </w:instrText>
+              <w:instrText xml:space="preserve"> PAGEREF _Toc242445721 \h </w:instrText>
             </w:r>
             <w:r>
               <w:rPr>
@@ -9985,7 +10124,7 @@
               <w:lang w:val="ru-UA" w:eastAsia="ru-UA"/>
             </w:rPr>
           </w:pPr>
-          <w:hyperlink w:anchor="_Toc242206482" w:history="1">
+          <w:hyperlink w:anchor="_Toc242445722" w:history="1">
             <w:r>
               <w:rPr>
                 <w:rStyle w:val="Hyperlink"/>
@@ -10013,7 +10152,7 @@
                 <w:noProof/>
                 <w:webHidden/>
               </w:rPr>
-              <w:instrText xml:space="preserve"> PAGEREF _Toc242206482 \h </w:instrText>
+              <w:instrText xml:space="preserve"> PAGEREF _Toc242445722 \h </w:instrText>
             </w:r>
             <w:r>
               <w:rPr>
@@ -10054,7 +10193,7 @@
               <w:lang w:val="ru-UA" w:eastAsia="ru-UA"/>
             </w:rPr>
           </w:pPr>
-          <w:hyperlink w:anchor="_Toc242206483" w:history="1">
+          <w:hyperlink w:anchor="_Toc242445723" w:history="1">
             <w:r>
               <w:rPr>
                 <w:rStyle w:val="Hyperlink"/>
@@ -10082,7 +10221,7 @@
                 <w:noProof/>
                 <w:webHidden/>
               </w:rPr>
-              <w:instrText xml:space="preserve"> PAGEREF _Toc242206483 \h </w:instrText>
+              <w:instrText xml:space="preserve"> PAGEREF _Toc242445723 \h </w:instrText>
             </w:r>
             <w:r>
               <w:rPr>
@@ -10123,7 +10262,7 @@
               <w:lang w:val="ru-UA" w:eastAsia="ru-UA"/>
             </w:rPr>
           </w:pPr>
-          <w:hyperlink w:anchor="_Toc242206484" w:history="1">
+          <w:hyperlink w:anchor="_Toc242445724" w:history="1">
             <w:r>
               <w:rPr>
                 <w:rStyle w:val="Hyperlink"/>
@@ -10151,7 +10290,7 @@
                 <w:noProof/>
                 <w:webHidden/>
               </w:rPr>
-              <w:instrText xml:space="preserve"> PAGEREF _Toc242206484 \h </w:instrText>
+              <w:instrText xml:space="preserve"> PAGEREF _Toc242445724 \h </w:instrText>
             </w:r>
             <w:r>
               <w:rPr>
@@ -10192,7 +10331,7 @@
               <w:lang w:val="ru-UA" w:eastAsia="ru-UA"/>
             </w:rPr>
           </w:pPr>
-          <w:hyperlink w:anchor="_Toc242206485" w:history="1">
+          <w:hyperlink w:anchor="_Toc242445725" w:history="1">
             <w:r>
               <w:rPr>
                 <w:rStyle w:val="Hyperlink"/>
@@ -10220,7 +10359,7 @@
                 <w:noProof/>
                 <w:webHidden/>
               </w:rPr>
-              <w:instrText xml:space="preserve"> PAGEREF _Toc242206485 \h </w:instrText>
+              <w:instrText xml:space="preserve"> PAGEREF _Toc242445725 \h </w:instrText>
             </w:r>
             <w:r>
               <w:rPr>
@@ -10288,7 +10427,7 @@
           <w:lang w:val="en-US"/>
         </w:rPr>
       </w:pPr>
-      <w:bookmarkStart w:id="0" w:name="_Toc242206342"/>
+      <w:bookmarkStart w:id="0" w:name="_Toc242445580"/>
       <w:r>
         <w:rPr>
           <w:lang w:val="en-US"/>
@@ -10548,7 +10687,7 @@
       <w:pPr>
         <w:pStyle w:val="Heading1"/>
       </w:pPr>
-      <w:bookmarkStart w:id="1" w:name="_Toc242206343"/>
+      <w:bookmarkStart w:id="1" w:name="_Toc242445581"/>
       <w:r>
         <w:rPr>
           <w:lang w:val="en-US"/>
@@ -10666,7 +10805,7 @@
           <w:lang w:val="en-US"/>
         </w:rPr>
       </w:pPr>
-      <w:bookmarkStart w:id="2" w:name="_Toc242206344"/>
+      <w:bookmarkStart w:id="2" w:name="_Toc242445582"/>
       <w:r>
         <w:rPr>
           <w:lang w:val="en-US"/>
@@ -10777,7 +10916,7 @@
           <w:lang w:val="en-US"/>
         </w:rPr>
       </w:pPr>
-      <w:bookmarkStart w:id="3" w:name="_Toc242206345"/>
+      <w:bookmarkStart w:id="3" w:name="_Toc242445583"/>
       <w:r>
         <w:rPr>
           <w:lang w:val="en-US"/>
@@ -10794,7 +10933,7 @@
           <w:lang w:val="en-US"/>
         </w:rPr>
       </w:pPr>
-      <w:bookmarkStart w:id="4" w:name="_Toc242206346"/>
+      <w:bookmarkStart w:id="4" w:name="_Toc242445584"/>
       <w:r>
         <w:rPr>
           <w:lang w:val="en-US"/>
@@ -10810,7 +10949,7 @@
           <w:lang w:val="en-US"/>
         </w:rPr>
       </w:pPr>
-      <w:bookmarkStart w:id="5" w:name="_Toc242206347"/>
+      <w:bookmarkStart w:id="5" w:name="_Toc242445585"/>
       <w:r>
         <w:rPr>
           <w:lang w:val="en-US"/>
@@ -10852,7 +10991,7 @@
         </w:rPr>
       </w:pPr>
       <w:bookmarkStart w:id="6" w:name="_Nox"/>
-      <w:bookmarkStart w:id="7" w:name="_Toc242206348"/>
+      <w:bookmarkStart w:id="7" w:name="_Toc242445586"/>
       <w:bookmarkEnd w:id="6"/>
       <w:proofErr w:type="spellStart"/>
       <w:r>
@@ -10954,7 +11093,7 @@
         </w:rPr>
       </w:pPr>
       <w:bookmarkStart w:id="9" w:name="_In_case_you"/>
-      <w:bookmarkStart w:id="10" w:name="_Toc242206349"/>
+      <w:bookmarkStart w:id="10" w:name="_Toc242445587"/>
       <w:bookmarkEnd w:id="9"/>
       <w:r>
         <w:rPr>
@@ -11074,7 +11213,7 @@
           <w:lang w:val="en-US"/>
         </w:rPr>
       </w:pPr>
-      <w:bookmarkStart w:id="12" w:name="_Toc242206350"/>
+      <w:bookmarkStart w:id="12" w:name="_Toc242445588"/>
       <w:r>
         <w:rPr>
           <w:lang w:val="en-US"/>
@@ -11091,7 +11230,7 @@
           <w:lang w:val="en-US"/>
         </w:rPr>
       </w:pPr>
-      <w:bookmarkStart w:id="13" w:name="_Toc242206351"/>
+      <w:bookmarkStart w:id="13" w:name="_Toc242445589"/>
       <w:r>
         <w:rPr>
           <w:lang w:val="en-US"/>
@@ -11160,7 +11299,7 @@
           <w:lang w:val="en-US"/>
         </w:rPr>
       </w:pPr>
-      <w:bookmarkStart w:id="14" w:name="_Toc242206352"/>
+      <w:bookmarkStart w:id="14" w:name="_Toc242445590"/>
       <w:r>
         <w:rPr>
           <w:lang w:val="en-US"/>
@@ -11202,7 +11341,7 @@
           <w:lang w:val="en-US"/>
         </w:rPr>
       </w:pPr>
-      <w:bookmarkStart w:id="15" w:name="_Toc242206353"/>
+      <w:bookmarkStart w:id="15" w:name="_Toc242445591"/>
       <w:r>
         <w:rPr>
           <w:lang w:val="en-US"/>
@@ -11334,7 +11473,7 @@
           <w:lang w:val="en-US"/>
         </w:rPr>
       </w:pPr>
-      <w:bookmarkStart w:id="16" w:name="_Toc242206354"/>
+      <w:bookmarkStart w:id="16" w:name="_Toc242445592"/>
       <w:r>
         <w:rPr>
           <w:lang w:val="en-US"/>
@@ -11454,7 +11593,7 @@
           <w:lang w:val="en-US"/>
         </w:rPr>
       </w:pPr>
-      <w:bookmarkStart w:id="17" w:name="_Toc242206355"/>
+      <w:bookmarkStart w:id="17" w:name="_Toc242445593"/>
       <w:r>
         <w:rPr>
           <w:lang w:val="en-US"/>
@@ -11559,7 +11698,7 @@
           <w:lang w:val="en-US"/>
         </w:rPr>
       </w:pPr>
-      <w:bookmarkStart w:id="18" w:name="_Toc242206356"/>
+      <w:bookmarkStart w:id="18" w:name="_Toc242445594"/>
       <w:r>
         <w:rPr>
           <w:lang w:val="en-US"/>
@@ -11672,7 +11811,7 @@
           <w:lang w:val="en-US"/>
         </w:rPr>
       </w:pPr>
-      <w:bookmarkStart w:id="19" w:name="_Toc242206357"/>
+      <w:bookmarkStart w:id="19" w:name="_Toc242445595"/>
       <w:r>
         <w:rPr>
           <w:lang w:val="en-US"/>
@@ -11775,7 +11914,7 @@
           <w:lang w:val="en-US"/>
         </w:rPr>
       </w:pPr>
-      <w:bookmarkStart w:id="20" w:name="_Toc242206358"/>
+      <w:bookmarkStart w:id="20" w:name="_Toc242445596"/>
       <w:r>
         <w:rPr>
           <w:lang w:val="en-US"/>
@@ -11936,7 +12075,7 @@
         </w:rPr>
       </w:pPr>
       <w:bookmarkStart w:id="21" w:name="_Window_name"/>
-      <w:bookmarkStart w:id="22" w:name="_Toc242206359"/>
+      <w:bookmarkStart w:id="22" w:name="_Toc242445597"/>
       <w:bookmarkEnd w:id="21"/>
       <w:r>
         <w:rPr>
@@ -12113,7 +12252,7 @@
         </w:rPr>
       </w:pPr>
       <w:bookmarkStart w:id="23" w:name="_Set_pos"/>
-      <w:bookmarkStart w:id="24" w:name="_Toc242206360"/>
+      <w:bookmarkStart w:id="24" w:name="_Toc242445598"/>
       <w:bookmarkEnd w:id="23"/>
       <w:r>
         <w:rPr>
@@ -12256,7 +12395,7 @@
           <w:lang w:val="en-US"/>
         </w:rPr>
       </w:pPr>
-      <w:bookmarkStart w:id="25" w:name="_Toc242206361"/>
+      <w:bookmarkStart w:id="25" w:name="_Toc242445599"/>
       <w:r>
         <w:rPr>
           <w:lang w:val="en-US"/>
@@ -12493,7 +12632,7 @@
           <w:lang w:val="en-US"/>
         </w:rPr>
       </w:pPr>
-      <w:bookmarkStart w:id="26" w:name="_Toc242206362"/>
+      <w:bookmarkStart w:id="26" w:name="_Toc242445600"/>
       <w:r>
         <w:rPr>
           <w:lang w:val="en-US"/>
@@ -12511,14 +12650,13 @@
       </w:pPr>
       <w:r>
         <w:rPr>
-          <w:noProof/>
           <w:lang w:val="en-US"/>
         </w:rPr>
         <w:drawing>
-          <wp:inline distT="0" distB="0" distL="0" distR="0" wp14:anchorId="7489F038" wp14:editId="743FB98B">
-            <wp:extent cx="3087370" cy="2618740"/>
-            <wp:effectExtent l="19050" t="19050" r="17780" b="10160"/>
-            <wp:docPr id="108" name="Picture 108"/>
+          <wp:inline distT="0" distB="0" distL="0" distR="0" wp14:anchorId="630CBFC7" wp14:editId="241E16C7">
+            <wp:extent cx="3105583" cy="2829320"/>
+            <wp:effectExtent l="19050" t="19050" r="19050" b="28575"/>
+            <wp:docPr id="1" name="Picture 1"/>
             <wp:cNvGraphicFramePr>
               <a:graphicFrameLocks xmlns:a="http://schemas.openxmlformats.org/drawingml/2006/main" noChangeAspect="1"/>
             </wp:cNvGraphicFramePr>
@@ -12526,33 +12664,23 @@
               <a:graphicData uri="http://schemas.openxmlformats.org/drawingml/2006/picture">
                 <pic:pic xmlns:pic="http://schemas.openxmlformats.org/drawingml/2006/picture">
                   <pic:nvPicPr>
-                    <pic:cNvPr id="0" name="Picture 4"/>
-                    <pic:cNvPicPr>
-                      <a:picLocks noChangeAspect="1" noChangeArrowheads="1"/>
-                    </pic:cNvPicPr>
+                    <pic:cNvPr id="1" name=""/>
+                    <pic:cNvPicPr/>
                   </pic:nvPicPr>
                   <pic:blipFill>
-                    <a:blip r:embed="rId25">
-                      <a:extLst>
-                        <a:ext uri="{28A0092B-C50C-407E-A947-70E740481C1C}">
-                          <a14:useLocalDpi xmlns:a14="http://schemas.microsoft.com/office/drawing/2010/main" val="0"/>
-                        </a:ext>
-                      </a:extLst>
-                    </a:blip>
-                    <a:srcRect/>
+                    <a:blip r:embed="rId25"/>
                     <a:stretch>
                       <a:fillRect/>
                     </a:stretch>
                   </pic:blipFill>
-                  <pic:spPr bwMode="auto">
+                  <pic:spPr>
                     <a:xfrm>
                       <a:off x="0" y="0"/>
-                      <a:ext cx="3087370" cy="2618740"/>
+                      <a:ext cx="3105583" cy="2829320"/>
                     </a:xfrm>
                     <a:prstGeom prst="rect">
                       <a:avLst/>
                     </a:prstGeom>
-                    <a:noFill/>
                     <a:ln>
                       <a:solidFill>
                         <a:schemeClr val="tx1"/>
@@ -12574,7 +12702,7 @@
         </w:rPr>
       </w:pPr>
       <w:bookmarkStart w:id="27" w:name="_Farm_dungeon"/>
-      <w:bookmarkStart w:id="28" w:name="_Toc242206363"/>
+      <w:bookmarkStart w:id="28" w:name="_Toc242445601"/>
       <w:bookmarkEnd w:id="27"/>
       <w:r>
         <w:rPr>
@@ -12864,7 +12992,7 @@
           <w:lang w:val="en-US"/>
         </w:rPr>
       </w:pPr>
-      <w:bookmarkStart w:id="29" w:name="_Toc242206364"/>
+      <w:bookmarkStart w:id="29" w:name="_Toc242445602"/>
       <w:r>
         <w:rPr>
           <w:lang w:val="en-US"/>
@@ -12999,7 +13127,7 @@
           <w:lang w:val="en-US"/>
         </w:rPr>
       </w:pPr>
-      <w:bookmarkStart w:id="30" w:name="_Toc242206365"/>
+      <w:bookmarkStart w:id="30" w:name="_Toc242445603"/>
       <w:r>
         <w:rPr>
           <w:lang w:val="en-US"/>
@@ -13070,14 +13198,131 @@
           <w:lang w:val="en-US"/>
         </w:rPr>
       </w:pPr>
-      <w:bookmarkStart w:id="31" w:name="_Toc242206366"/>
+      <w:bookmarkStart w:id="31" w:name="_Toc242445604"/>
+      <w:r>
+        <w:rPr>
+          <w:lang w:val="en-US"/>
+        </w:rPr>
+        <w:t>Cast on boss</w:t>
+      </w:r>
+      <w:bookmarkEnd w:id="31"/>
+    </w:p>
+    <w:p>
+      <w:pPr>
+        <w:rPr>
+          <w:lang w:val="en-US"/>
+        </w:rPr>
+      </w:pPr>
+      <w:r>
+        <w:rPr>
+          <w:lang w:val="en-US"/>
+        </w:rPr>
+        <w:t>It works only for 3 dungeons, where you wait a few seconds for the boss. If checked – will not cast heroes until boss appears with given delay.</w:t>
+      </w:r>
+    </w:p>
+    <w:p>
+      <w:pPr>
+        <w:pStyle w:val="Heading4"/>
+        <w:rPr>
+          <w:lang w:val="en-US"/>
+        </w:rPr>
+      </w:pPr>
+      <w:bookmarkStart w:id="32" w:name="_Toc242445605"/>
+      <w:r>
+        <w:rPr>
+          <w:lang w:val="en-US"/>
+        </w:rPr>
+        <w:t>Stop after N kills</w:t>
+      </w:r>
+      <w:bookmarkEnd w:id="32"/>
+    </w:p>
+    <w:p>
+      <w:pPr>
+        <w:rPr>
+          <w:lang w:val="en-US"/>
+        </w:rPr>
+      </w:pPr>
+      <w:r>
+        <w:rPr>
+          <w:lang w:val="en-US"/>
+        </w:rPr>
+        <w:t xml:space="preserve">Will stop after this amount of dungeon battles. The counter does down automatically every time the script starts battle. If you have </w:t>
+      </w:r>
+      <w:hyperlink w:anchor="_Missclick_on_dungeons" w:history="1">
+        <w:proofErr w:type="spellStart"/>
+        <w:r>
+          <w:rPr>
+            <w:rStyle w:val="Hyperlink"/>
+            <w:lang w:val="en-US"/>
+          </w:rPr>
+          <w:t>m</w:t>
+        </w:r>
+        <w:r>
+          <w:rPr>
+            <w:rStyle w:val="Hyperlink"/>
+            <w:lang w:val="en-US"/>
+          </w:rPr>
+          <w:t>issclick</w:t>
+        </w:r>
+        <w:proofErr w:type="spellEnd"/>
+        <w:r>
+          <w:rPr>
+            <w:rStyle w:val="Hyperlink"/>
+            <w:lang w:val="en-US"/>
+          </w:rPr>
+          <w:t xml:space="preserve"> on dungeons</w:t>
+        </w:r>
+      </w:hyperlink>
+      <w:r>
+        <w:rPr>
+          <w:lang w:val="en-US"/>
+        </w:rPr>
+        <w:t xml:space="preserve"> enabled and it decides to </w:t>
+      </w:r>
+      <w:proofErr w:type="spellStart"/>
+      <w:r>
+        <w:rPr>
+          <w:lang w:val="en-US"/>
+        </w:rPr>
+        <w:t>missclick</w:t>
+      </w:r>
+      <w:proofErr w:type="spellEnd"/>
+      <w:r>
+        <w:rPr>
+          <w:lang w:val="en-US"/>
+        </w:rPr>
+        <w:t xml:space="preserve"> – will not </w:t>
+      </w:r>
+      <w:proofErr w:type="spellStart"/>
+      <w:r>
+        <w:rPr>
+          <w:lang w:val="en-US"/>
+        </w:rPr>
+        <w:t>descease</w:t>
+      </w:r>
+      <w:proofErr w:type="spellEnd"/>
+      <w:r>
+        <w:rPr>
+          <w:lang w:val="en-US"/>
+        </w:rPr>
+        <w:t xml:space="preserve"> the counter. To remind you about this counter it will light up with red color every time dungeon farming is enabled or dungeon is switched.</w:t>
+      </w:r>
+    </w:p>
+    <w:p>
+      <w:pPr>
+        <w:pStyle w:val="Heading4"/>
+        <w:rPr>
+          <w:lang w:val="en-US"/>
+        </w:rPr>
+      </w:pPr>
+      <w:bookmarkStart w:id="33" w:name="_Toc242445606"/>
       <w:r>
         <w:rPr>
           <w:lang w:val="en-US"/>
         </w:rPr>
         <w:t>Make replays if dungeon doesn’t load</w:t>
       </w:r>
-      <w:bookmarkEnd w:id="31"/>
+      <w:bookmarkEnd w:id="33"/>
     </w:p>
     <w:p>
       <w:pPr>
@@ -13198,6 +13443,7 @@
         <w:rPr>
           <w:lang w:val="en-US"/>
         </w:rPr>
+        <w:lastRenderedPageBreak/>
         <w:t xml:space="preserve">If it’s not checked, then </w:t>
       </w:r>
       <w:r>
@@ -13287,7 +13533,9 @@
           <w:lang w:val="en-US"/>
         </w:rPr>
       </w:pPr>
-      <w:bookmarkStart w:id="32" w:name="_Toc242206367"/>
+      <w:bookmarkStart w:id="34" w:name="_Missclick_on_dungeons"/>
+      <w:bookmarkStart w:id="35" w:name="_Toc242445607"/>
+      <w:bookmarkEnd w:id="34"/>
       <w:proofErr w:type="spellStart"/>
       <w:r>
         <w:rPr>
@@ -13302,7 +13550,7 @@
         </w:rPr>
         <w:t xml:space="preserve"> on dungeons</w:t>
       </w:r>
-      <w:bookmarkEnd w:id="32"/>
+      <w:bookmarkEnd w:id="35"/>
     </w:p>
     <w:p>
       <w:pPr>
@@ -13419,7 +13667,6 @@
               <w:rFonts w:ascii="Cambria Math" w:hAnsi="Cambria Math"/>
               <w:lang w:val="en-US"/>
             </w:rPr>
-            <w:lastRenderedPageBreak/>
             <m:t xml:space="preserve">1 ‰ = 0.1% </m:t>
           </m:r>
         </m:oMath>
@@ -13520,7 +13767,7 @@
           <w:lang w:val="en-US"/>
         </w:rPr>
       </w:pPr>
-      <w:bookmarkStart w:id="33" w:name="_Toc242206368"/>
+      <w:bookmarkStart w:id="36" w:name="_Toc242445608"/>
       <w:r>
         <w:rPr>
           <w:lang w:val="en-US"/>
@@ -13534,7 +13781,7 @@
         </w:rPr>
         <w:t>missclicks</w:t>
       </w:r>
-      <w:bookmarkEnd w:id="33"/>
+      <w:bookmarkEnd w:id="36"/>
       <w:proofErr w:type="spellEnd"/>
     </w:p>
     <w:p>
@@ -13679,7 +13926,7 @@
           <w:lang w:val="en-US"/>
         </w:rPr>
       </w:pPr>
-      <w:bookmarkStart w:id="34" w:name="_Toc242206369"/>
+      <w:bookmarkStart w:id="37" w:name="_Toc242445609"/>
       <w:proofErr w:type="spellStart"/>
       <w:r>
         <w:rPr>
@@ -13694,7 +13941,7 @@
         </w:rPr>
         <w:t xml:space="preserve"> mode settings</w:t>
       </w:r>
-      <w:bookmarkEnd w:id="34"/>
+      <w:bookmarkEnd w:id="37"/>
     </w:p>
     <w:p>
       <w:pPr>
@@ -13756,13 +14003,14 @@
           <w:lang w:val="en-US"/>
         </w:rPr>
       </w:pPr>
-      <w:bookmarkStart w:id="35" w:name="_AB_mode"/>
-      <w:bookmarkStart w:id="36" w:name="_Toc242206370"/>
-      <w:bookmarkEnd w:id="35"/>
-      <w:r>
-        <w:rPr>
-          <w:lang w:val="en-US"/>
-        </w:rPr>
+      <w:bookmarkStart w:id="38" w:name="_AB_mode"/>
+      <w:bookmarkStart w:id="39" w:name="_Toc242445610"/>
+      <w:bookmarkEnd w:id="38"/>
+      <w:r>
+        <w:rPr>
+          <w:lang w:val="en-US"/>
+        </w:rPr>
+        <w:lastRenderedPageBreak/>
         <w:t xml:space="preserve">AB </w:t>
       </w:r>
       <w:r>
@@ -13771,7 +14019,7 @@
         </w:rPr>
         <w:t>mode</w:t>
       </w:r>
-      <w:bookmarkEnd w:id="36"/>
+      <w:bookmarkEnd w:id="39"/>
     </w:p>
     <w:p>
       <w:pPr>
@@ -13964,15 +14212,14 @@
           <w:lang w:val="en-US"/>
         </w:rPr>
       </w:pPr>
-      <w:bookmarkStart w:id="37" w:name="_Toc242206371"/>
-      <w:r>
-        <w:rPr>
-          <w:lang w:val="en-US"/>
-        </w:rPr>
-        <w:lastRenderedPageBreak/>
+      <w:bookmarkStart w:id="40" w:name="_Toc242445611"/>
+      <w:r>
+        <w:rPr>
+          <w:lang w:val="en-US"/>
+        </w:rPr>
         <w:t>Time between skips, Battles with skips</w:t>
       </w:r>
-      <w:bookmarkEnd w:id="37"/>
+      <w:bookmarkEnd w:id="40"/>
     </w:p>
     <w:p>
       <w:pPr>
@@ -14313,7 +14560,7 @@
           <w:lang w:val="en-US"/>
         </w:rPr>
       </w:pPr>
-      <w:bookmarkStart w:id="38" w:name="_Toc242206372"/>
+      <w:bookmarkStart w:id="41" w:name="_Toc242445612"/>
       <w:r>
         <w:rPr>
           <w:lang w:val="en-US"/>
@@ -14326,7 +14573,7 @@
         </w:rPr>
         <w:t xml:space="preserve"> settings</w:t>
       </w:r>
-      <w:bookmarkEnd w:id="38"/>
+      <w:bookmarkEnd w:id="41"/>
     </w:p>
     <w:p>
       <w:pPr>
@@ -14402,7 +14649,7 @@
           <w:lang w:val="en-US"/>
         </w:rPr>
       </w:pPr>
-      <w:bookmarkStart w:id="39" w:name="_Toc242206373"/>
+      <w:bookmarkStart w:id="42" w:name="_Toc242445613"/>
       <w:r>
         <w:rPr>
           <w:rFonts w:eastAsiaTheme="minorHAnsi"/>
@@ -14410,7 +14657,7 @@
         </w:rPr>
         <w:t>Notification on 30 crystals</w:t>
       </w:r>
-      <w:bookmarkEnd w:id="39"/>
+      <w:bookmarkEnd w:id="42"/>
     </w:p>
     <w:p>
       <w:pPr>
@@ -14559,7 +14806,14 @@
         <w:rPr>
           <w:lang w:val="en-US"/>
         </w:rPr>
-        <w:t xml:space="preserve"> enabled – then current white crystals calculation will only happen while in battle. If there is Victory animation or wait between </w:t>
+        <w:t xml:space="preserve"> enabled – then current white crystals calculation will only happen while in </w:t>
+      </w:r>
+      <w:r>
+        <w:rPr>
+          <w:lang w:val="en-US"/>
+        </w:rPr>
+        <w:lastRenderedPageBreak/>
+        <w:t xml:space="preserve">battle. If there is Victory animation or wait between </w:t>
       </w:r>
       <w:proofErr w:type="spellStart"/>
       <w:r>
@@ -14583,14 +14837,14 @@
           <w:lang w:val="en-US"/>
         </w:rPr>
       </w:pPr>
-      <w:bookmarkStart w:id="40" w:name="_Toc242206374"/>
+      <w:bookmarkStart w:id="43" w:name="_Toc242445614"/>
       <w:r>
         <w:rPr>
           <w:lang w:val="en-US"/>
         </w:rPr>
         <w:t>Play audio on 30 crystals</w:t>
       </w:r>
-      <w:bookmarkEnd w:id="40"/>
+      <w:bookmarkEnd w:id="43"/>
     </w:p>
     <w:p>
       <w:pPr>
@@ -14850,7 +15104,6 @@
         <w:rPr>
           <w:lang w:val="en-US"/>
         </w:rPr>
-        <w:lastRenderedPageBreak/>
         <w:t xml:space="preserve">You select which audio to play when 30 crystals are collected. Again, script checks </w:t>
       </w:r>
       <w:r>
@@ -15011,16 +15264,16 @@
           <w:lang w:val="en-US"/>
         </w:rPr>
       </w:pPr>
-      <w:bookmarkStart w:id="41" w:name="_Notification_only_mode"/>
-      <w:bookmarkStart w:id="42" w:name="_Toc242206375"/>
-      <w:bookmarkEnd w:id="41"/>
+      <w:bookmarkStart w:id="44" w:name="_Notification_only_mode"/>
+      <w:bookmarkStart w:id="45" w:name="_Toc242445615"/>
+      <w:bookmarkEnd w:id="44"/>
       <w:r>
         <w:rPr>
           <w:lang w:val="en-US"/>
         </w:rPr>
         <w:t>Notification only mode</w:t>
       </w:r>
-      <w:bookmarkEnd w:id="42"/>
+      <w:bookmarkEnd w:id="45"/>
     </w:p>
     <w:p>
       <w:pPr>
@@ -15159,16 +15412,16 @@
           <w:lang w:val="en-US"/>
         </w:rPr>
       </w:pPr>
-      <w:bookmarkStart w:id="43" w:name="_Log_30_crystals"/>
-      <w:bookmarkStart w:id="44" w:name="_Toc242206376"/>
-      <w:bookmarkEnd w:id="43"/>
+      <w:bookmarkStart w:id="46" w:name="_Log_30_crystals"/>
+      <w:bookmarkStart w:id="47" w:name="_Toc242445616"/>
+      <w:bookmarkEnd w:id="46"/>
       <w:r>
         <w:rPr>
           <w:lang w:val="en-US"/>
         </w:rPr>
         <w:t>Log 30 crystals collection time</w:t>
       </w:r>
-      <w:bookmarkEnd w:id="44"/>
+      <w:bookmarkEnd w:id="47"/>
     </w:p>
     <w:p>
       <w:pPr>
@@ -15309,16 +15562,16 @@
           <w:lang w:val="en-US"/>
         </w:rPr>
       </w:pPr>
-      <w:bookmarkStart w:id="45" w:name="_Skips_settings"/>
-      <w:bookmarkStart w:id="46" w:name="_Toc242206377"/>
-      <w:bookmarkEnd w:id="45"/>
+      <w:bookmarkStart w:id="48" w:name="_Skips_settings"/>
+      <w:bookmarkStart w:id="49" w:name="_Toc242445617"/>
+      <w:bookmarkEnd w:id="48"/>
       <w:r>
         <w:rPr>
           <w:lang w:val="en-US"/>
         </w:rPr>
         <w:t>Skips settings</w:t>
       </w:r>
-      <w:bookmarkEnd w:id="46"/>
+      <w:bookmarkEnd w:id="49"/>
     </w:p>
     <w:p>
       <w:pPr>
@@ -15380,13 +15633,14 @@
           <w:lang w:val="en-US"/>
         </w:rPr>
       </w:pPr>
-      <w:bookmarkStart w:id="47" w:name="_Skip_waves"/>
-      <w:bookmarkStart w:id="48" w:name="_Toc242206378"/>
-      <w:bookmarkEnd w:id="47"/>
-      <w:r>
-        <w:rPr>
-          <w:lang w:val="en-US"/>
-        </w:rPr>
+      <w:bookmarkStart w:id="50" w:name="_Skip_waves"/>
+      <w:bookmarkStart w:id="51" w:name="_Toc242445618"/>
+      <w:bookmarkEnd w:id="50"/>
+      <w:r>
+        <w:rPr>
+          <w:lang w:val="en-US"/>
+        </w:rPr>
+        <w:lastRenderedPageBreak/>
         <w:t>Skip</w:t>
       </w:r>
       <w:r>
@@ -15401,7 +15655,7 @@
         </w:rPr>
         <w:t>waves</w:t>
       </w:r>
-      <w:bookmarkEnd w:id="48"/>
+      <w:bookmarkEnd w:id="51"/>
     </w:p>
     <w:p>
       <w:pPr>
@@ -15836,15 +16090,14 @@
           <w:lang w:val="en-US"/>
         </w:rPr>
       </w:pPr>
-      <w:bookmarkStart w:id="49" w:name="_Toc242206379"/>
-      <w:r>
-        <w:rPr>
-          <w:lang w:val="en-US"/>
-        </w:rPr>
-        <w:lastRenderedPageBreak/>
+      <w:bookmarkStart w:id="52" w:name="_Toc242445619"/>
+      <w:r>
+        <w:rPr>
+          <w:lang w:val="en-US"/>
+        </w:rPr>
         <w:t>Skip with oranges</w:t>
       </w:r>
-      <w:bookmarkEnd w:id="49"/>
+      <w:bookmarkEnd w:id="52"/>
     </w:p>
     <w:p>
       <w:pPr>
@@ -15908,16 +16161,16 @@
           <w:lang w:val="en-US"/>
         </w:rPr>
       </w:pPr>
-      <w:bookmarkStart w:id="50" w:name="_Background_mode"/>
-      <w:bookmarkStart w:id="51" w:name="_Toc242206380"/>
-      <w:bookmarkEnd w:id="50"/>
+      <w:bookmarkStart w:id="53" w:name="_Background_mode"/>
+      <w:bookmarkStart w:id="54" w:name="_Toc242445620"/>
+      <w:bookmarkEnd w:id="53"/>
       <w:r>
         <w:rPr>
           <w:lang w:val="en-US"/>
         </w:rPr>
         <w:t>Background mode</w:t>
       </w:r>
-      <w:bookmarkEnd w:id="51"/>
+      <w:bookmarkEnd w:id="54"/>
     </w:p>
     <w:p>
       <w:pPr>
@@ -16183,7 +16436,7 @@
           <w:lang w:val="en-US"/>
         </w:rPr>
       </w:pPr>
-      <w:bookmarkStart w:id="52" w:name="_Toc242206381"/>
+      <w:bookmarkStart w:id="55" w:name="_Toc242445621"/>
       <w:r>
         <w:rPr>
           <w:lang w:val="en-US"/>
@@ -16196,7 +16449,7 @@
         </w:rPr>
         <w:t xml:space="preserve"> settings</w:t>
       </w:r>
-      <w:bookmarkEnd w:id="52"/>
+      <w:bookmarkEnd w:id="55"/>
     </w:p>
     <w:p>
       <w:pPr>
@@ -16205,16 +16458,16 @@
           <w:lang w:val="en-US"/>
         </w:rPr>
       </w:pPr>
-      <w:bookmarkStart w:id="53" w:name="_Solve_captcha"/>
-      <w:bookmarkStart w:id="54" w:name="_Toc242206382"/>
-      <w:bookmarkEnd w:id="53"/>
+      <w:bookmarkStart w:id="56" w:name="_Solve_captcha"/>
+      <w:bookmarkStart w:id="57" w:name="_Toc242445622"/>
+      <w:bookmarkEnd w:id="56"/>
       <w:r>
         <w:rPr>
           <w:lang w:val="en-US"/>
         </w:rPr>
         <w:t>Solve captcha</w:t>
       </w:r>
-      <w:bookmarkEnd w:id="54"/>
+      <w:bookmarkEnd w:id="57"/>
     </w:p>
     <w:p>
       <w:pPr>
@@ -16413,14 +16666,14 @@
           <w:lang w:val="en-US"/>
         </w:rPr>
       </w:pPr>
-      <w:bookmarkStart w:id="55" w:name="_Toc242206383"/>
+      <w:bookmarkStart w:id="58" w:name="_Toc242445623"/>
       <w:r>
         <w:rPr>
           <w:lang w:val="en-US"/>
         </w:rPr>
         <w:t>Open captcha.log</w:t>
       </w:r>
-      <w:bookmarkEnd w:id="55"/>
+      <w:bookmarkEnd w:id="58"/>
     </w:p>
     <w:p>
       <w:pPr>
@@ -16505,11 +16758,12 @@
           <w:lang w:val="en-US"/>
         </w:rPr>
       </w:pPr>
-      <w:bookmarkStart w:id="56" w:name="_Toc242206384"/>
-      <w:r>
-        <w:rPr>
-          <w:lang w:val="en-US"/>
-        </w:rPr>
+      <w:bookmarkStart w:id="59" w:name="_Toc242445624"/>
+      <w:r>
+        <w:rPr>
+          <w:lang w:val="en-US"/>
+        </w:rPr>
+        <w:lastRenderedPageBreak/>
         <w:t>Upgrade</w:t>
       </w:r>
       <w:r>
@@ -16530,22 +16784,22 @@
         </w:rPr>
         <w:t>for crystals</w:t>
       </w:r>
-      <w:bookmarkEnd w:id="56"/>
+      <w:bookmarkEnd w:id="59"/>
     </w:p>
     <w:p>
       <w:pPr>
         <w:pStyle w:val="Heading4"/>
       </w:pPr>
-      <w:bookmarkStart w:id="57" w:name="_Upgrade_castle"/>
-      <w:bookmarkStart w:id="58" w:name="_Toc242206385"/>
-      <w:bookmarkEnd w:id="57"/>
+      <w:bookmarkStart w:id="60" w:name="_Upgrade_castle"/>
+      <w:bookmarkStart w:id="61" w:name="_Toc242445625"/>
+      <w:bookmarkEnd w:id="60"/>
       <w:r>
         <w:rPr>
           <w:lang w:val="en-US"/>
         </w:rPr>
         <w:t>Upgrade castle</w:t>
       </w:r>
-      <w:bookmarkEnd w:id="58"/>
+      <w:bookmarkEnd w:id="61"/>
     </w:p>
     <w:p>
       <w:pPr>
@@ -16673,7 +16927,6 @@
           <w:noProof/>
           <w:lang w:eastAsia="ru-RU"/>
         </w:rPr>
-        <w:lastRenderedPageBreak/>
         <w:drawing>
           <wp:inline distT="0" distB="0" distL="0" distR="0" wp14:anchorId="231F723D" wp14:editId="086E49E2">
             <wp:extent cx="843880" cy="1725433"/>
@@ -16940,16 +17193,16 @@
           <w:lang w:val="en-US"/>
         </w:rPr>
       </w:pPr>
-      <w:bookmarkStart w:id="59" w:name="_Upgrade_hero_for"/>
-      <w:bookmarkStart w:id="60" w:name="_Toc242206386"/>
-      <w:bookmarkEnd w:id="59"/>
+      <w:bookmarkStart w:id="62" w:name="_Upgrade_hero_for"/>
+      <w:bookmarkStart w:id="63" w:name="_Toc242445626"/>
+      <w:bookmarkEnd w:id="62"/>
       <w:r>
         <w:rPr>
           <w:lang w:val="en-US"/>
         </w:rPr>
         <w:t>Upgrade hero for crystals</w:t>
       </w:r>
-      <w:bookmarkEnd w:id="60"/>
+      <w:bookmarkEnd w:id="63"/>
     </w:p>
     <w:p>
       <w:pPr>
@@ -17204,6 +17457,7 @@
         <w:rPr>
           <w:lang w:val="en-US"/>
         </w:rPr>
+        <w:lastRenderedPageBreak/>
         <w:t>You can test how hero upgrading works</w:t>
       </w:r>
       <w:r>
@@ -17301,15 +17555,14 @@
           <w:lang w:val="en-US"/>
         </w:rPr>
       </w:pPr>
-      <w:bookmarkStart w:id="61" w:name="_Toc242206387"/>
-      <w:r>
-        <w:rPr>
-          <w:lang w:val="en-US"/>
-        </w:rPr>
-        <w:lastRenderedPageBreak/>
+      <w:bookmarkStart w:id="64" w:name="_Toc242445627"/>
+      <w:r>
+        <w:rPr>
+          <w:lang w:val="en-US"/>
+        </w:rPr>
         <w:t>Ad watching settings</w:t>
       </w:r>
-      <w:bookmarkEnd w:id="61"/>
+      <w:bookmarkEnd w:id="64"/>
     </w:p>
     <w:p>
       <w:pPr>
@@ -17371,9 +17624,9 @@
           <w:lang w:val="en-US"/>
         </w:rPr>
       </w:pPr>
-      <w:bookmarkStart w:id="62" w:name="_Ad_for_speed"/>
-      <w:bookmarkStart w:id="63" w:name="_Toc242206388"/>
-      <w:bookmarkEnd w:id="62"/>
+      <w:bookmarkStart w:id="65" w:name="_Ad_for_speed"/>
+      <w:bookmarkStart w:id="66" w:name="_Toc242445628"/>
+      <w:bookmarkEnd w:id="65"/>
       <w:r>
         <w:rPr>
           <w:lang w:val="en-US"/>
@@ -17404,7 +17657,7 @@
         </w:rPr>
         <w:t>speed</w:t>
       </w:r>
-      <w:bookmarkEnd w:id="63"/>
+      <w:bookmarkEnd w:id="66"/>
     </w:p>
     <w:p>
       <w:pPr>
@@ -17511,7 +17764,7 @@
           <w:lang w:val="en-US"/>
         </w:rPr>
       </w:pPr>
-      <w:bookmarkStart w:id="64" w:name="_Toc242206389"/>
+      <w:bookmarkStart w:id="67" w:name="_Toc242445629"/>
       <w:r>
         <w:rPr>
           <w:lang w:val="en-US"/>
@@ -17542,7 +17795,7 @@
         </w:rPr>
         <w:t>coins</w:t>
       </w:r>
-      <w:bookmarkEnd w:id="64"/>
+      <w:bookmarkEnd w:id="67"/>
     </w:p>
     <w:p>
       <w:pPr>
@@ -17570,7 +17823,7 @@
           <w:lang w:val="en-US"/>
         </w:rPr>
       </w:pPr>
-      <w:bookmarkStart w:id="65" w:name="_Toc242206390"/>
+      <w:bookmarkStart w:id="68" w:name="_Toc242445630"/>
       <w:r>
         <w:rPr>
           <w:lang w:val="en-US"/>
@@ -17607,7 +17860,7 @@
         </w:rPr>
         <w:t>3</w:t>
       </w:r>
-      <w:bookmarkEnd w:id="65"/>
+      <w:bookmarkEnd w:id="68"/>
     </w:p>
     <w:p>
       <w:pPr>
@@ -17647,7 +17900,7 @@
           <w:lang w:val="en-US"/>
         </w:rPr>
       </w:pPr>
-      <w:bookmarkStart w:id="66" w:name="_Toc242206391"/>
+      <w:bookmarkStart w:id="69" w:name="_Toc242445631"/>
       <w:r>
         <w:rPr>
           <w:lang w:val="en-US"/>
@@ -17690,7 +17943,7 @@
         </w:rPr>
         <w:t>only</w:t>
       </w:r>
-      <w:bookmarkEnd w:id="66"/>
+      <w:bookmarkEnd w:id="69"/>
     </w:p>
     <w:p>
       <w:pPr>
@@ -17868,14 +18121,14 @@
           <w:lang w:val="en-US"/>
         </w:rPr>
       </w:pPr>
-      <w:bookmarkStart w:id="67" w:name="_Toc242206392"/>
+      <w:bookmarkStart w:id="70" w:name="_Toc242445632"/>
       <w:r>
         <w:rPr>
           <w:lang w:val="en-US"/>
         </w:rPr>
         <w:t>Altars</w:t>
       </w:r>
-      <w:bookmarkEnd w:id="67"/>
+      <w:bookmarkEnd w:id="70"/>
     </w:p>
     <w:p>
       <w:pPr>
@@ -17937,7 +18190,7 @@
           <w:lang w:val="en-US"/>
         </w:rPr>
       </w:pPr>
-      <w:bookmarkStart w:id="68" w:name="_Toc242206393"/>
+      <w:bookmarkStart w:id="71" w:name="_Toc242445633"/>
       <w:r>
         <w:rPr>
           <w:lang w:val="en-US"/>
@@ -17956,7 +18209,7 @@
         </w:rPr>
         <w:t>altar</w:t>
       </w:r>
-      <w:bookmarkEnd w:id="68"/>
+      <w:bookmarkEnd w:id="71"/>
     </w:p>
     <w:p>
       <w:pPr>
@@ -18068,7 +18321,7 @@
           <w:lang w:val="en-US"/>
         </w:rPr>
       </w:pPr>
-      <w:bookmarkStart w:id="69" w:name="_Toc242206394"/>
+      <w:bookmarkStart w:id="72" w:name="_Toc242445634"/>
       <w:r>
         <w:rPr>
           <w:lang w:val="en-US"/>
@@ -18087,7 +18340,7 @@
         </w:rPr>
         <w:t>altar</w:t>
       </w:r>
-      <w:bookmarkEnd w:id="69"/>
+      <w:bookmarkEnd w:id="72"/>
     </w:p>
     <w:p>
       <w:pPr>
@@ -18127,15 +18380,16 @@
           <w:lang w:val="en-US"/>
         </w:rPr>
       </w:pPr>
-      <w:bookmarkStart w:id="70" w:name="_Replays"/>
-      <w:bookmarkStart w:id="71" w:name="_Replay_last_wave"/>
-      <w:bookmarkStart w:id="72" w:name="_Toc242206395"/>
-      <w:bookmarkEnd w:id="70"/>
-      <w:bookmarkEnd w:id="71"/>
-      <w:r>
-        <w:rPr>
-          <w:lang w:val="en-US"/>
-        </w:rPr>
+      <w:bookmarkStart w:id="73" w:name="_Replays"/>
+      <w:bookmarkStart w:id="74" w:name="_Replay_last_wave"/>
+      <w:bookmarkStart w:id="75" w:name="_Toc242445635"/>
+      <w:bookmarkEnd w:id="73"/>
+      <w:bookmarkEnd w:id="74"/>
+      <w:r>
+        <w:rPr>
+          <w:lang w:val="en-US"/>
+        </w:rPr>
+        <w:lastRenderedPageBreak/>
         <w:t>Replay</w:t>
       </w:r>
       <w:r>
@@ -18144,7 +18398,7 @@
         </w:rPr>
         <w:t xml:space="preserve"> last wave</w:t>
       </w:r>
-      <w:bookmarkEnd w:id="72"/>
+      <w:bookmarkEnd w:id="75"/>
     </w:p>
     <w:p>
       <w:pPr>
@@ -18212,7 +18466,6 @@
         <w:rPr>
           <w:lang w:val="en-US"/>
         </w:rPr>
-        <w:lastRenderedPageBreak/>
         <w:t xml:space="preserve">Make replays of the last wave. </w:t>
       </w:r>
       <w:r>
@@ -18286,7 +18539,7 @@
           <w:lang w:val="en-US"/>
         </w:rPr>
       </w:pPr>
-      <w:bookmarkStart w:id="73" w:name="_Toc242206396"/>
+      <w:bookmarkStart w:id="76" w:name="_Toc242445636"/>
       <w:r>
         <w:rPr>
           <w:lang w:val="en-US"/>
@@ -18299,7 +18552,7 @@
         </w:rPr>
         <w:t xml:space="preserve"> settings</w:t>
       </w:r>
-      <w:bookmarkEnd w:id="73"/>
+      <w:bookmarkEnd w:id="76"/>
       <w:r>
         <w:rPr>
           <w:lang w:val="en-US"/>
@@ -18407,7 +18660,7 @@
           <w:lang w:val="en-US"/>
         </w:rPr>
       </w:pPr>
-      <w:bookmarkStart w:id="74" w:name="_Toc242206397"/>
+      <w:bookmarkStart w:id="77" w:name="_Toc242445637"/>
       <w:r>
         <w:rPr>
           <w:lang w:val="en-US"/>
@@ -18426,7 +18679,7 @@
         </w:rPr>
         <w:t>Runes</w:t>
       </w:r>
-      <w:bookmarkEnd w:id="74"/>
+      <w:bookmarkEnd w:id="77"/>
     </w:p>
     <w:p>
       <w:pPr>
@@ -18575,16 +18828,16 @@
           <w:lang w:val="en-US"/>
         </w:rPr>
       </w:pPr>
-      <w:bookmarkStart w:id="75" w:name="_Popups"/>
-      <w:bookmarkStart w:id="76" w:name="_Toc242206398"/>
-      <w:bookmarkEnd w:id="75"/>
+      <w:bookmarkStart w:id="78" w:name="_Popups"/>
+      <w:bookmarkStart w:id="79" w:name="_Toc242445638"/>
+      <w:bookmarkEnd w:id="78"/>
       <w:r>
         <w:rPr>
           <w:lang w:val="en-US"/>
         </w:rPr>
         <w:t>Popups</w:t>
       </w:r>
-      <w:bookmarkEnd w:id="76"/>
+      <w:bookmarkEnd w:id="79"/>
     </w:p>
     <w:p>
       <w:pPr>
@@ -18703,14 +18956,14 @@
           <w:lang w:val="en-US"/>
         </w:rPr>
       </w:pPr>
-      <w:bookmarkStart w:id="77" w:name="_Toc242206399"/>
+      <w:bookmarkStart w:id="80" w:name="_Toc242445639"/>
       <w:r>
         <w:rPr>
           <w:lang w:val="en-US"/>
         </w:rPr>
         <w:t>Solved captchas</w:t>
       </w:r>
-      <w:bookmarkEnd w:id="77"/>
+      <w:bookmarkEnd w:id="80"/>
     </w:p>
     <w:p>
       <w:pPr>
@@ -18842,14 +19095,14 @@
           <w:lang w:val="en-US"/>
         </w:rPr>
       </w:pPr>
-      <w:bookmarkStart w:id="78" w:name="_Toc242206400"/>
+      <w:bookmarkStart w:id="81" w:name="_Toc242445640"/>
       <w:r>
         <w:rPr>
           <w:lang w:val="en-US"/>
         </w:rPr>
         <w:t>Failed captchas</w:t>
       </w:r>
-      <w:bookmarkEnd w:id="78"/>
+      <w:bookmarkEnd w:id="81"/>
     </w:p>
     <w:p>
       <w:pPr>
@@ -18906,14 +19159,14 @@
           <w:lang w:val="en-US"/>
         </w:rPr>
       </w:pPr>
-      <w:bookmarkStart w:id="79" w:name="_Toc242206401"/>
+      <w:bookmarkStart w:id="82" w:name="_Toc242445641"/>
       <w:r>
         <w:rPr>
           <w:lang w:val="en-US"/>
         </w:rPr>
         <w:t>Captcha errors</w:t>
       </w:r>
-      <w:bookmarkEnd w:id="79"/>
+      <w:bookmarkEnd w:id="82"/>
     </w:p>
     <w:p>
       <w:pPr>
@@ -18954,14 +19207,14 @@
           <w:lang w:val="en-US"/>
         </w:rPr>
       </w:pPr>
-      <w:bookmarkStart w:id="80" w:name="_Toc242206402"/>
+      <w:bookmarkStart w:id="83" w:name="_Toc242445642"/>
       <w:r>
         <w:rPr>
           <w:lang w:val="en-US"/>
         </w:rPr>
         <w:t>On esc</w:t>
       </w:r>
-      <w:bookmarkEnd w:id="80"/>
+      <w:bookmarkEnd w:id="83"/>
     </w:p>
     <w:p>
       <w:pPr>
@@ -19122,14 +19375,14 @@
           <w:lang w:val="en-US"/>
         </w:rPr>
       </w:pPr>
-      <w:bookmarkStart w:id="81" w:name="_Toc242206403"/>
+      <w:bookmarkStart w:id="84" w:name="_Toc242445643"/>
       <w:r>
         <w:rPr>
           <w:lang w:val="en-US"/>
         </w:rPr>
         <w:t>Long load</w:t>
       </w:r>
-      <w:bookmarkEnd w:id="81"/>
+      <w:bookmarkEnd w:id="84"/>
     </w:p>
     <w:p>
       <w:pPr>
@@ -19306,14 +19559,14 @@
           <w:lang w:val="en-US"/>
         </w:rPr>
       </w:pPr>
-      <w:bookmarkStart w:id="82" w:name="_Toc242206404"/>
+      <w:bookmarkStart w:id="85" w:name="_Toc242445644"/>
       <w:r>
         <w:rPr>
           <w:lang w:val="en-US"/>
         </w:rPr>
         <w:t>Long wave</w:t>
       </w:r>
-      <w:bookmarkEnd w:id="82"/>
+      <w:bookmarkEnd w:id="85"/>
     </w:p>
     <w:p>
       <w:pPr>
@@ -19463,16 +19716,16 @@
           <w:lang w:val="en-US"/>
         </w:rPr>
       </w:pPr>
-      <w:bookmarkStart w:id="83" w:name="_After_10_esc"/>
-      <w:bookmarkStart w:id="84" w:name="_Toc242206405"/>
-      <w:bookmarkEnd w:id="83"/>
+      <w:bookmarkStart w:id="86" w:name="_After_10_esc"/>
+      <w:bookmarkStart w:id="87" w:name="_Toc242445645"/>
+      <w:bookmarkEnd w:id="86"/>
       <w:r>
         <w:rPr>
           <w:lang w:val="en-US"/>
         </w:rPr>
         <w:t>After 10 esc</w:t>
       </w:r>
-      <w:bookmarkEnd w:id="84"/>
+      <w:bookmarkEnd w:id="87"/>
     </w:p>
     <w:p>
       <w:pPr>
@@ -19561,16 +19814,16 @@
           <w:lang w:val="en-US"/>
         </w:rPr>
       </w:pPr>
-      <w:bookmarkStart w:id="85" w:name="_AB_errors"/>
-      <w:bookmarkStart w:id="86" w:name="_Toc242206406"/>
-      <w:bookmarkEnd w:id="85"/>
+      <w:bookmarkStart w:id="88" w:name="_AB_errors"/>
+      <w:bookmarkStart w:id="89" w:name="_Toc242445646"/>
+      <w:bookmarkEnd w:id="88"/>
       <w:r>
         <w:rPr>
           <w:lang w:val="en-US"/>
         </w:rPr>
         <w:t>AB errors</w:t>
       </w:r>
-      <w:bookmarkEnd w:id="86"/>
+      <w:bookmarkEnd w:id="89"/>
     </w:p>
     <w:p>
       <w:pPr>
@@ -19674,7 +19927,7 @@
           <w:lang w:val="en-US"/>
         </w:rPr>
       </w:pPr>
-      <w:bookmarkStart w:id="87" w:name="_Toc242206407"/>
+      <w:bookmarkStart w:id="90" w:name="_Toc242445647"/>
       <w:r>
         <w:rPr>
           <w:lang w:val="en-US"/>
@@ -19682,7 +19935,7 @@
         <w:lastRenderedPageBreak/>
         <w:t>On freezing</w:t>
       </w:r>
-      <w:bookmarkEnd w:id="87"/>
+      <w:bookmarkEnd w:id="90"/>
     </w:p>
     <w:p>
       <w:pPr>
@@ -19783,7 +20036,7 @@
           <w:lang w:val="en-US"/>
         </w:rPr>
       </w:pPr>
-      <w:bookmarkStart w:id="88" w:name="_Toc242206408"/>
+      <w:bookmarkStart w:id="91" w:name="_Toc242445648"/>
       <w:proofErr w:type="spellStart"/>
       <w:r>
         <w:rPr>
@@ -19798,7 +20051,7 @@
         </w:rPr>
         <w:t xml:space="preserve"> load fail</w:t>
       </w:r>
-      <w:bookmarkEnd w:id="88"/>
+      <w:bookmarkEnd w:id="91"/>
     </w:p>
     <w:p>
       <w:pPr>
@@ -19930,16 +20183,16 @@
           <w:lang w:val="en-US"/>
         </w:rPr>
       </w:pPr>
-      <w:bookmarkStart w:id="89" w:name="_Save_screenshots_cache"/>
-      <w:bookmarkStart w:id="90" w:name="_Toc242206409"/>
-      <w:bookmarkEnd w:id="89"/>
+      <w:bookmarkStart w:id="92" w:name="_Save_screenshots_cache"/>
+      <w:bookmarkStart w:id="93" w:name="_Toc242445649"/>
+      <w:bookmarkEnd w:id="92"/>
       <w:r>
         <w:rPr>
           <w:lang w:val="en-US"/>
         </w:rPr>
         <w:t>Save screenshots cache on error</w:t>
       </w:r>
-      <w:bookmarkEnd w:id="90"/>
+      <w:bookmarkEnd w:id="93"/>
     </w:p>
     <w:p>
       <w:pPr>
@@ -20278,9 +20531,9 @@
           <w:lang w:val="en-US"/>
         </w:rPr>
       </w:pPr>
-      <w:bookmarkStart w:id="91" w:name="_Build_tabs"/>
-      <w:bookmarkStart w:id="92" w:name="_Toc242206410"/>
-      <w:bookmarkEnd w:id="91"/>
+      <w:bookmarkStart w:id="94" w:name="_Build_tabs"/>
+      <w:bookmarkStart w:id="95" w:name="_Toc242445650"/>
+      <w:bookmarkEnd w:id="94"/>
       <w:r>
         <w:rPr>
           <w:lang w:val="en-US"/>
@@ -20288,7 +20541,7 @@
         <w:lastRenderedPageBreak/>
         <w:t>Build tabs</w:t>
       </w:r>
-      <w:bookmarkEnd w:id="92"/>
+      <w:bookmarkEnd w:id="95"/>
     </w:p>
     <w:p>
       <w:pPr>
@@ -20376,7 +20629,7 @@
           <w:lang w:val="en-US"/>
         </w:rPr>
       </w:pPr>
-      <w:bookmarkStart w:id="93" w:name="_Toc242206411"/>
+      <w:bookmarkStart w:id="96" w:name="_Toc242445651"/>
       <w:r>
         <w:rPr>
           <w:rStyle w:val="Heading2Char"/>
@@ -20399,7 +20652,7 @@
         </w:rPr>
         <w:t>xample of a customized build</w:t>
       </w:r>
-      <w:bookmarkEnd w:id="93"/>
+      <w:bookmarkEnd w:id="96"/>
     </w:p>
     <w:p>
       <w:pPr>
@@ -20461,14 +20714,14 @@
           <w:lang w:val="en-US"/>
         </w:rPr>
       </w:pPr>
-      <w:bookmarkStart w:id="94" w:name="_Toc242206412"/>
+      <w:bookmarkStart w:id="97" w:name="_Toc242445652"/>
       <w:r>
         <w:rPr>
           <w:lang w:val="en-US"/>
         </w:rPr>
         <w:t>Pw</w:t>
       </w:r>
-      <w:bookmarkEnd w:id="94"/>
+      <w:bookmarkEnd w:id="97"/>
     </w:p>
     <w:p>
       <w:pPr>
@@ -20544,14 +20797,14 @@
           <w:lang w:val="en-US"/>
         </w:rPr>
       </w:pPr>
-      <w:bookmarkStart w:id="95" w:name="_Toc242206413"/>
+      <w:bookmarkStart w:id="98" w:name="_Toc242445653"/>
       <w:r>
         <w:rPr>
           <w:lang w:val="en-US"/>
         </w:rPr>
         <w:t>Smith</w:t>
       </w:r>
-      <w:bookmarkEnd w:id="95"/>
+      <w:bookmarkEnd w:id="98"/>
     </w:p>
     <w:p>
       <w:pPr>
@@ -20639,9 +20892,9 @@
           <w:lang w:val="en-US"/>
         </w:rPr>
       </w:pPr>
-      <w:bookmarkStart w:id="96" w:name="_Orc_band,_Military"/>
-      <w:bookmarkStart w:id="97" w:name="_Toc242206414"/>
-      <w:bookmarkEnd w:id="96"/>
+      <w:bookmarkStart w:id="99" w:name="_Orc_band,_Military"/>
+      <w:bookmarkStart w:id="100" w:name="_Toc242445654"/>
+      <w:bookmarkEnd w:id="99"/>
       <w:r>
         <w:rPr>
           <w:lang w:val="en-US"/>
@@ -20684,7 +20937,7 @@
         </w:rPr>
         <w:t>F</w:t>
       </w:r>
-      <w:bookmarkEnd w:id="97"/>
+      <w:bookmarkEnd w:id="100"/>
     </w:p>
     <w:p>
       <w:pPr>
@@ -20770,14 +21023,14 @@
           <w:lang w:val="en-US"/>
         </w:rPr>
       </w:pPr>
-      <w:bookmarkStart w:id="98" w:name="_Toc242206415"/>
+      <w:bookmarkStart w:id="101" w:name="_Toc242445655"/>
       <w:r>
         <w:rPr>
           <w:lang w:val="en-US"/>
         </w:rPr>
         <w:t>Chrono</w:t>
       </w:r>
-      <w:bookmarkEnd w:id="98"/>
+      <w:bookmarkEnd w:id="101"/>
     </w:p>
     <w:p>
       <w:pPr>
@@ -20817,14 +21070,14 @@
           <w:lang w:val="en-US"/>
         </w:rPr>
       </w:pPr>
-      <w:bookmarkStart w:id="99" w:name="_Toc242206416"/>
+      <w:bookmarkStart w:id="102" w:name="_Toc242445656"/>
       <w:r>
         <w:rPr>
           <w:lang w:val="en-US"/>
         </w:rPr>
         <w:t>Single click</w:t>
       </w:r>
-      <w:bookmarkEnd w:id="99"/>
+      <w:bookmarkEnd w:id="102"/>
     </w:p>
     <w:p>
       <w:pPr>
@@ -20881,7 +21134,7 @@
           <w:lang w:val="en-US"/>
         </w:rPr>
       </w:pPr>
-      <w:bookmarkStart w:id="100" w:name="_Toc242206417"/>
+      <w:bookmarkStart w:id="103" w:name="_Toc242445657"/>
       <w:r>
         <w:rPr>
           <w:lang w:val="en-US"/>
@@ -20889,7 +21142,7 @@
         <w:lastRenderedPageBreak/>
         <w:t>Clickable</w:t>
       </w:r>
-      <w:bookmarkEnd w:id="100"/>
+      <w:bookmarkEnd w:id="103"/>
     </w:p>
     <w:p>
       <w:pPr>
@@ -20965,14 +21218,14 @@
           <w:lang w:val="en-US"/>
         </w:rPr>
       </w:pPr>
-      <w:bookmarkStart w:id="101" w:name="_Toc242206418"/>
+      <w:bookmarkStart w:id="104" w:name="_Toc242445658"/>
       <w:r>
         <w:rPr>
           <w:lang w:val="en-US"/>
         </w:rPr>
         <w:t>Scoped heroes</w:t>
       </w:r>
-      <w:bookmarkEnd w:id="101"/>
+      <w:bookmarkEnd w:id="104"/>
     </w:p>
     <w:p>
       <w:pPr>
@@ -21013,14 +21266,14 @@
           <w:lang w:val="en-US"/>
         </w:rPr>
       </w:pPr>
-      <w:bookmarkStart w:id="102" w:name="_Toc242206419"/>
+      <w:bookmarkStart w:id="105" w:name="_Toc242445659"/>
       <w:r>
         <w:rPr>
           <w:lang w:val="en-US"/>
         </w:rPr>
         <w:t>Test tab</w:t>
       </w:r>
-      <w:bookmarkEnd w:id="102"/>
+      <w:bookmarkEnd w:id="105"/>
     </w:p>
     <w:p>
       <w:pPr>
@@ -21044,7 +21297,7 @@
           <w:lang w:val="en-US"/>
         </w:rPr>
       </w:pPr>
-      <w:bookmarkStart w:id="103" w:name="_Toc242206420"/>
+      <w:bookmarkStart w:id="106" w:name="_Toc242445660"/>
       <w:r>
         <w:rPr>
           <w:lang w:val="en-US"/>
@@ -21057,7 +21310,7 @@
         </w:rPr>
         <w:t>tests</w:t>
       </w:r>
-      <w:bookmarkEnd w:id="103"/>
+      <w:bookmarkEnd w:id="106"/>
     </w:p>
     <w:p>
       <w:pPr>
@@ -21066,14 +21319,14 @@
           <w:lang w:val="en-US"/>
         </w:rPr>
       </w:pPr>
-      <w:bookmarkStart w:id="104" w:name="_Toc242206421"/>
+      <w:bookmarkStart w:id="107" w:name="_Toc242445661"/>
       <w:r>
         <w:rPr>
           <w:lang w:val="en-US"/>
         </w:rPr>
         <w:t>Clicks test</w:t>
       </w:r>
-      <w:bookmarkEnd w:id="104"/>
+      <w:bookmarkEnd w:id="107"/>
     </w:p>
     <w:p>
       <w:pPr>
@@ -21261,16 +21514,16 @@
           <w:lang w:val="en-US"/>
         </w:rPr>
       </w:pPr>
-      <w:bookmarkStart w:id="105" w:name="_Test_mouse_movement"/>
-      <w:bookmarkStart w:id="106" w:name="_Toc242206422"/>
-      <w:bookmarkEnd w:id="105"/>
+      <w:bookmarkStart w:id="108" w:name="_Test_mouse_movement"/>
+      <w:bookmarkStart w:id="109" w:name="_Toc242445662"/>
+      <w:bookmarkEnd w:id="108"/>
       <w:r>
         <w:rPr>
           <w:lang w:val="en-US"/>
         </w:rPr>
         <w:t>Test mouse movement</w:t>
       </w:r>
-      <w:bookmarkEnd w:id="106"/>
+      <w:bookmarkEnd w:id="109"/>
     </w:p>
     <w:p>
       <w:pPr>
@@ -21670,8 +21923,8 @@
           <w:lang w:val="en-US"/>
         </w:rPr>
       </w:pPr>
-      <w:bookmarkStart w:id="107" w:name="_Get_crystals_count"/>
-      <w:bookmarkEnd w:id="107"/>
+      <w:bookmarkStart w:id="110" w:name="_Get_crystals_count"/>
+      <w:bookmarkEnd w:id="110"/>
       <w:r>
         <w:rPr>
           <w:lang w:val="en-US"/>
@@ -21686,7 +21939,7 @@
           <w:lang w:val="en-US"/>
         </w:rPr>
       </w:pPr>
-      <w:bookmarkStart w:id="108" w:name="_Toc242206423"/>
+      <w:bookmarkStart w:id="111" w:name="_Toc242445663"/>
       <w:r>
         <w:rPr>
           <w:lang w:val="en-US"/>
@@ -21694,7 +21947,7 @@
         <w:lastRenderedPageBreak/>
         <w:t>Get crystals count</w:t>
       </w:r>
-      <w:bookmarkEnd w:id="108"/>
+      <w:bookmarkEnd w:id="111"/>
     </w:p>
     <w:p>
       <w:pPr>
@@ -22093,16 +22346,16 @@
           <w:lang w:val="en-US"/>
         </w:rPr>
       </w:pPr>
-      <w:bookmarkStart w:id="109" w:name="_Restart,_Reset,_Cleanup"/>
-      <w:bookmarkStart w:id="110" w:name="_Toc242206424"/>
-      <w:bookmarkEnd w:id="109"/>
+      <w:bookmarkStart w:id="112" w:name="_Restart,_Reset,_Cleanup"/>
+      <w:bookmarkStart w:id="113" w:name="_Toc242445664"/>
+      <w:bookmarkEnd w:id="112"/>
       <w:r>
         <w:rPr>
           <w:lang w:val="en-US"/>
         </w:rPr>
         <w:t>Restart, Reset, Cleanup</w:t>
       </w:r>
-      <w:bookmarkEnd w:id="110"/>
+      <w:bookmarkEnd w:id="113"/>
     </w:p>
     <w:p>
       <w:pPr>
@@ -22164,16 +22417,16 @@
           <w:lang w:val="en-US"/>
         </w:rPr>
       </w:pPr>
-      <w:bookmarkStart w:id="111" w:name="_Restart"/>
-      <w:bookmarkStart w:id="112" w:name="_Toc242206425"/>
-      <w:bookmarkEnd w:id="111"/>
+      <w:bookmarkStart w:id="114" w:name="_Restart"/>
+      <w:bookmarkStart w:id="115" w:name="_Toc242445665"/>
+      <w:bookmarkEnd w:id="114"/>
       <w:r>
         <w:rPr>
           <w:lang w:val="en-US"/>
         </w:rPr>
         <w:t>Restart</w:t>
       </w:r>
-      <w:bookmarkEnd w:id="112"/>
+      <w:bookmarkEnd w:id="115"/>
     </w:p>
     <w:p>
       <w:pPr>
@@ -22209,16 +22462,16 @@
           <w:lang w:val="en-US"/>
         </w:rPr>
       </w:pPr>
-      <w:bookmarkStart w:id="113" w:name="_Reset"/>
-      <w:bookmarkStart w:id="114" w:name="_Toc242206426"/>
-      <w:bookmarkEnd w:id="113"/>
+      <w:bookmarkStart w:id="116" w:name="_Reset"/>
+      <w:bookmarkStart w:id="117" w:name="_Toc242445666"/>
+      <w:bookmarkEnd w:id="116"/>
       <w:r>
         <w:rPr>
           <w:lang w:val="en-US"/>
         </w:rPr>
         <w:t>Reset</w:t>
       </w:r>
-      <w:bookmarkEnd w:id="114"/>
+      <w:bookmarkEnd w:id="117"/>
     </w:p>
     <w:p>
       <w:pPr>
@@ -22287,16 +22540,16 @@
           <w:lang w:val="en-US"/>
         </w:rPr>
       </w:pPr>
-      <w:bookmarkStart w:id="115" w:name="_Cleanup"/>
-      <w:bookmarkStart w:id="116" w:name="_Toc242206427"/>
-      <w:bookmarkEnd w:id="115"/>
+      <w:bookmarkStart w:id="118" w:name="_Cleanup"/>
+      <w:bookmarkStart w:id="119" w:name="_Toc242445667"/>
+      <w:bookmarkEnd w:id="118"/>
       <w:r>
         <w:rPr>
           <w:lang w:val="en-US"/>
         </w:rPr>
         <w:t>Cleanup</w:t>
       </w:r>
-      <w:bookmarkEnd w:id="116"/>
+      <w:bookmarkEnd w:id="119"/>
     </w:p>
     <w:p>
       <w:pPr>
@@ -22378,9 +22631,9 @@
       <w:pPr>
         <w:pStyle w:val="Heading3"/>
       </w:pPr>
-      <w:bookmarkStart w:id="117" w:name="_Upgrade_hero,_Upgrade"/>
-      <w:bookmarkStart w:id="118" w:name="_Toc242206428"/>
-      <w:bookmarkEnd w:id="117"/>
+      <w:bookmarkStart w:id="120" w:name="_Upgrade_hero,_Upgrade"/>
+      <w:bookmarkStart w:id="121" w:name="_Toc242445668"/>
+      <w:bookmarkEnd w:id="120"/>
       <w:proofErr w:type="spellStart"/>
       <w:r>
         <w:t>Upgrade</w:t>
@@ -22409,7 +22662,7 @@
       <w:r>
         <w:t>castle</w:t>
       </w:r>
-      <w:bookmarkEnd w:id="118"/>
+      <w:bookmarkEnd w:id="121"/>
       <w:proofErr w:type="spellEnd"/>
     </w:p>
     <w:p>
@@ -22515,14 +22768,14 @@
           <w:lang w:val="en-US"/>
         </w:rPr>
       </w:pPr>
-      <w:bookmarkStart w:id="119" w:name="_Toc242206429"/>
+      <w:bookmarkStart w:id="122" w:name="_Toc242445669"/>
       <w:r>
         <w:rPr>
           <w:lang w:val="en-US"/>
         </w:rPr>
         <w:t>Show game status</w:t>
       </w:r>
-      <w:bookmarkEnd w:id="119"/>
+      <w:bookmarkEnd w:id="122"/>
     </w:p>
     <w:p>
       <w:pPr>
@@ -23179,16 +23432,16 @@
           <w:lang w:val="en-US"/>
         </w:rPr>
       </w:pPr>
-      <w:bookmarkStart w:id="120" w:name="_Solve_captcha_1"/>
-      <w:bookmarkStart w:id="121" w:name="_Toc242206430"/>
-      <w:bookmarkEnd w:id="120"/>
+      <w:bookmarkStart w:id="123" w:name="_Solve_captcha_1"/>
+      <w:bookmarkStart w:id="124" w:name="_Toc242445670"/>
+      <w:bookmarkEnd w:id="123"/>
       <w:r>
         <w:rPr>
           <w:lang w:val="en-US"/>
         </w:rPr>
         <w:t>Solve captcha</w:t>
       </w:r>
-      <w:bookmarkEnd w:id="121"/>
+      <w:bookmarkEnd w:id="124"/>
     </w:p>
     <w:p>
       <w:pPr>
@@ -23269,14 +23522,14 @@
           <w:lang w:val="en-US"/>
         </w:rPr>
       </w:pPr>
-      <w:bookmarkStart w:id="122" w:name="_Toc242206431"/>
+      <w:bookmarkStart w:id="125" w:name="_Toc242445671"/>
       <w:r>
         <w:rPr>
           <w:lang w:val="en-US"/>
         </w:rPr>
         <w:t>Screenshots tests</w:t>
       </w:r>
-      <w:bookmarkEnd w:id="122"/>
+      <w:bookmarkEnd w:id="125"/>
     </w:p>
     <w:p>
       <w:pPr>
@@ -23285,14 +23538,14 @@
           <w:lang w:val="en-US"/>
         </w:rPr>
       </w:pPr>
-      <w:bookmarkStart w:id="123" w:name="_Toc242206432"/>
+      <w:bookmarkStart w:id="126" w:name="_Toc242445672"/>
       <w:r>
         <w:rPr>
           <w:lang w:val="en-US"/>
         </w:rPr>
         <w:t>Save window screen</w:t>
       </w:r>
-      <w:bookmarkEnd w:id="123"/>
+      <w:bookmarkEnd w:id="126"/>
     </w:p>
     <w:p>
       <w:pPr>
@@ -23444,14 +23697,14 @@
           <w:lang w:val="en-US"/>
         </w:rPr>
       </w:pPr>
-      <w:bookmarkStart w:id="124" w:name="_Toc242206433"/>
+      <w:bookmarkStart w:id="127" w:name="_Toc242445673"/>
       <w:r>
         <w:rPr>
           <w:lang w:val="en-US"/>
         </w:rPr>
         <w:t>Save screenshot</w:t>
       </w:r>
-      <w:bookmarkEnd w:id="124"/>
+      <w:bookmarkEnd w:id="127"/>
     </w:p>
     <w:p>
       <w:pPr>
@@ -23567,7 +23820,7 @@
           <w:lang w:val="en-US"/>
         </w:rPr>
       </w:pPr>
-      <w:bookmarkStart w:id="125" w:name="_Toc242206434"/>
+      <w:bookmarkStart w:id="128" w:name="_Toc242445674"/>
       <w:r>
         <w:rPr>
           <w:lang w:val="en-US"/>
@@ -23575,7 +23828,7 @@
         <w:lastRenderedPageBreak/>
         <w:t>Save screenshot jpg</w:t>
       </w:r>
-      <w:bookmarkEnd w:id="125"/>
+      <w:bookmarkEnd w:id="128"/>
     </w:p>
     <w:p>
       <w:pPr>
@@ -23776,7 +24029,7 @@
           <w:lang w:val="en-US"/>
         </w:rPr>
       </w:pPr>
-      <w:bookmarkStart w:id="126" w:name="_Toc242206435"/>
+      <w:bookmarkStart w:id="129" w:name="_Toc242445675"/>
       <w:proofErr w:type="spellStart"/>
       <w:r>
         <w:rPr>
@@ -23791,7 +24044,7 @@
         </w:rPr>
         <w:t xml:space="preserve"> benchmark</w:t>
       </w:r>
-      <w:bookmarkEnd w:id="126"/>
+      <w:bookmarkEnd w:id="129"/>
     </w:p>
     <w:p>
       <w:pPr>
@@ -23931,9 +24184,9 @@
           <w:lang w:val="en-US"/>
         </w:rPr>
       </w:pPr>
-      <w:bookmarkStart w:id="127" w:name="_Online_actions_tests"/>
-      <w:bookmarkStart w:id="128" w:name="_Toc242206436"/>
-      <w:bookmarkEnd w:id="127"/>
+      <w:bookmarkStart w:id="130" w:name="_Online_actions_tests"/>
+      <w:bookmarkStart w:id="131" w:name="_Toc242445676"/>
+      <w:bookmarkEnd w:id="130"/>
       <w:r>
         <w:rPr>
           <w:lang w:val="en-US"/>
@@ -23946,7 +24199,7 @@
         </w:rPr>
         <w:t xml:space="preserve"> tests</w:t>
       </w:r>
-      <w:bookmarkEnd w:id="128"/>
+      <w:bookmarkEnd w:id="131"/>
     </w:p>
     <w:p>
       <w:pPr>
@@ -23981,8 +24234,8 @@
         </w:rPr>
         <w:t>. Here you can test them.</w:t>
       </w:r>
-      <w:bookmarkStart w:id="129" w:name="_Online_actions_delay"/>
-      <w:bookmarkEnd w:id="129"/>
+      <w:bookmarkStart w:id="132" w:name="_Online_actions_delay"/>
+      <w:bookmarkEnd w:id="132"/>
     </w:p>
     <w:p>
       <w:pPr>
@@ -24135,9 +24388,9 @@
           <w:lang w:val="en-US"/>
         </w:rPr>
       </w:pPr>
-      <w:bookmarkStart w:id="130" w:name="_Advanced_tab"/>
-      <w:bookmarkStart w:id="131" w:name="_Toc242206437"/>
-      <w:bookmarkEnd w:id="130"/>
+      <w:bookmarkStart w:id="133" w:name="_Advanced_tab"/>
+      <w:bookmarkStart w:id="134" w:name="_Toc242445677"/>
+      <w:bookmarkEnd w:id="133"/>
       <w:r>
         <w:rPr>
           <w:lang w:val="en-US"/>
@@ -24145,7 +24398,7 @@
         <w:lastRenderedPageBreak/>
         <w:t>Advanced tab</w:t>
       </w:r>
-      <w:bookmarkEnd w:id="131"/>
+      <w:bookmarkEnd w:id="134"/>
     </w:p>
     <w:p>
       <w:pPr>
@@ -24167,14 +24420,14 @@
           <w:lang w:val="en-US"/>
         </w:rPr>
       </w:pPr>
-      <w:bookmarkStart w:id="132" w:name="_Toc242206438"/>
+      <w:bookmarkStart w:id="135" w:name="_Toc242445678"/>
       <w:r>
         <w:rPr>
           <w:lang w:val="en-US"/>
         </w:rPr>
         <w:t>Hotkeys</w:t>
       </w:r>
-      <w:bookmarkEnd w:id="132"/>
+      <w:bookmarkEnd w:id="135"/>
     </w:p>
     <w:p>
       <w:pPr>
@@ -24391,14 +24644,14 @@
           <w:lang w:val="en-US"/>
         </w:rPr>
       </w:pPr>
-      <w:bookmarkStart w:id="133" w:name="_Toc242206439"/>
+      <w:bookmarkStart w:id="136" w:name="_Toc242445679"/>
       <w:r>
         <w:rPr>
           <w:lang w:val="en-US"/>
         </w:rPr>
         <w:t>Mouse behavior</w:t>
       </w:r>
-      <w:bookmarkEnd w:id="133"/>
+      <w:bookmarkEnd w:id="136"/>
     </w:p>
     <w:p>
       <w:pPr>
@@ -24407,14 +24660,14 @@
           <w:lang w:val="en-US"/>
         </w:rPr>
       </w:pPr>
-      <w:bookmarkStart w:id="134" w:name="_Toc242206440"/>
+      <w:bookmarkStart w:id="137" w:name="_Toc242445680"/>
       <w:r>
         <w:rPr>
           <w:lang w:val="en-US"/>
         </w:rPr>
         <w:t>Simulate mouse movement</w:t>
       </w:r>
-      <w:bookmarkEnd w:id="134"/>
+      <w:bookmarkEnd w:id="137"/>
     </w:p>
     <w:p>
       <w:pPr>
@@ -24671,16 +24924,16 @@
           <w:lang w:val="en-US"/>
         </w:rPr>
       </w:pPr>
-      <w:bookmarkStart w:id="135" w:name="_Press_fixed_point_1"/>
-      <w:bookmarkStart w:id="136" w:name="_Toc242206441"/>
-      <w:bookmarkEnd w:id="135"/>
+      <w:bookmarkStart w:id="138" w:name="_Press_fixed_point_1"/>
+      <w:bookmarkStart w:id="139" w:name="_Toc242445681"/>
+      <w:bookmarkEnd w:id="138"/>
       <w:r>
         <w:rPr>
           <w:lang w:val="en-US"/>
         </w:rPr>
         <w:t>Press fixed point on dungeon enter</w:t>
       </w:r>
-      <w:bookmarkEnd w:id="136"/>
+      <w:bookmarkEnd w:id="139"/>
     </w:p>
     <w:p>
       <w:pPr>
@@ -24903,14 +25156,14 @@
           <w:lang w:val="en-US"/>
         </w:rPr>
       </w:pPr>
-      <w:bookmarkStart w:id="137" w:name="_Toc242206442"/>
+      <w:bookmarkStart w:id="140" w:name="_Toc242445682"/>
       <w:r>
         <w:rPr>
           <w:lang w:val="en-US"/>
         </w:rPr>
         <w:t>Click waits</w:t>
       </w:r>
-      <w:bookmarkEnd w:id="137"/>
+      <w:bookmarkEnd w:id="140"/>
     </w:p>
     <w:p>
       <w:pPr>
@@ -25171,14 +25424,14 @@
           <w:lang w:val="en-US"/>
         </w:rPr>
       </w:pPr>
-      <w:bookmarkStart w:id="138" w:name="_Toc242206443"/>
+      <w:bookmarkStart w:id="141" w:name="_Toc242445683"/>
       <w:r>
         <w:rPr>
           <w:lang w:val="en-US"/>
         </w:rPr>
         <w:t>Randomize cast sequence</w:t>
       </w:r>
-      <w:bookmarkEnd w:id="138"/>
+      <w:bookmarkEnd w:id="141"/>
     </w:p>
     <w:p>
       <w:pPr>
@@ -25290,14 +25543,14 @@
           <w:lang w:val="en-US"/>
         </w:rPr>
       </w:pPr>
-      <w:bookmarkStart w:id="139" w:name="_Toc242206444"/>
+      <w:bookmarkStart w:id="142" w:name="_Toc242445684"/>
       <w:r>
         <w:rPr>
           <w:lang w:val="en-US"/>
         </w:rPr>
         <w:t>Press all heroes on cast</w:t>
       </w:r>
-      <w:bookmarkEnd w:id="139"/>
+      <w:bookmarkEnd w:id="142"/>
     </w:p>
     <w:p>
       <w:pPr>
@@ -25393,9 +25646,9 @@
           <w:lang w:val="en-US"/>
         </w:rPr>
       </w:pPr>
-      <w:bookmarkStart w:id="140" w:name="_Press_fixed_point"/>
-      <w:bookmarkStart w:id="141" w:name="_Toc242206445"/>
-      <w:bookmarkEnd w:id="140"/>
+      <w:bookmarkStart w:id="143" w:name="_Press_fixed_point"/>
+      <w:bookmarkStart w:id="144" w:name="_Toc242445685"/>
+      <w:bookmarkEnd w:id="143"/>
       <w:r>
         <w:rPr>
           <w:noProof/>
@@ -25469,7 +25722,7 @@
         </w:rPr>
         <w:t>Press fixed point on hero</w:t>
       </w:r>
-      <w:bookmarkEnd w:id="141"/>
+      <w:bookmarkEnd w:id="144"/>
     </w:p>
     <w:p>
       <w:pPr>
@@ -25651,16 +25904,16 @@
           <w:lang w:val="en-US"/>
         </w:rPr>
       </w:pPr>
-      <w:bookmarkStart w:id="142" w:name="_Click_waits"/>
-      <w:bookmarkStart w:id="143" w:name="_Toc242206446"/>
-      <w:bookmarkEnd w:id="142"/>
+      <w:bookmarkStart w:id="145" w:name="_Click_waits"/>
+      <w:bookmarkStart w:id="146" w:name="_Toc242445686"/>
+      <w:bookmarkEnd w:id="145"/>
       <w:r>
         <w:rPr>
           <w:lang w:val="en-US"/>
         </w:rPr>
         <w:t>Waits and online actions between battles</w:t>
       </w:r>
-      <w:bookmarkEnd w:id="143"/>
+      <w:bookmarkEnd w:id="146"/>
     </w:p>
     <w:p>
       <w:pPr>
@@ -25918,14 +26171,14 @@
           <w:lang w:val="en-US"/>
         </w:rPr>
       </w:pPr>
-      <w:bookmarkStart w:id="144" w:name="_Toc242206447"/>
+      <w:bookmarkStart w:id="147" w:name="_Toc242445687"/>
       <w:r>
         <w:rPr>
           <w:lang w:val="en-US"/>
         </w:rPr>
         <w:t>Ignore waits on AB mode</w:t>
       </w:r>
-      <w:bookmarkEnd w:id="144"/>
+      <w:bookmarkEnd w:id="147"/>
     </w:p>
     <w:p>
       <w:pPr>
@@ -26040,7 +26293,7 @@
           <w:lang w:val="en-US"/>
         </w:rPr>
       </w:pPr>
-      <w:bookmarkStart w:id="145" w:name="_Toc242206448"/>
+      <w:bookmarkStart w:id="148" w:name="_Toc242445688"/>
       <w:r>
         <w:rPr>
           <w:lang w:val="en-US"/>
@@ -26048,7 +26301,7 @@
         <w:lastRenderedPageBreak/>
         <w:t>Ignore waits during X3 from ad</w:t>
       </w:r>
-      <w:bookmarkEnd w:id="145"/>
+      <w:bookmarkEnd w:id="148"/>
     </w:p>
     <w:p>
       <w:pPr>
@@ -26138,7 +26391,7 @@
           <w:lang w:val="en-US"/>
         </w:rPr>
       </w:pPr>
-      <w:bookmarkStart w:id="146" w:name="_Toc242206449"/>
+      <w:bookmarkStart w:id="149" w:name="_Toc242445689"/>
       <w:r>
         <w:rPr>
           <w:lang w:val="en-US"/>
@@ -26151,7 +26404,7 @@
         </w:rPr>
         <w:t>gger time min, max</w:t>
       </w:r>
-      <w:bookmarkEnd w:id="146"/>
+      <w:bookmarkEnd w:id="149"/>
     </w:p>
     <w:p>
       <w:pPr>
@@ -26278,16 +26531,16 @@
           <w:lang w:val="en-US"/>
         </w:rPr>
       </w:pPr>
-      <w:bookmarkStart w:id="147" w:name="_Wait_time_min,"/>
-      <w:bookmarkStart w:id="148" w:name="_Toc242206450"/>
-      <w:bookmarkEnd w:id="147"/>
+      <w:bookmarkStart w:id="150" w:name="_Wait_time_min,"/>
+      <w:bookmarkStart w:id="151" w:name="_Toc242445690"/>
+      <w:bookmarkEnd w:id="150"/>
       <w:r>
         <w:rPr>
           <w:lang w:val="en-US"/>
         </w:rPr>
         <w:t>Wait time min, max</w:t>
       </w:r>
-      <w:bookmarkEnd w:id="148"/>
+      <w:bookmarkEnd w:id="151"/>
     </w:p>
     <w:p>
       <w:pPr>
@@ -26623,16 +26876,16 @@
           <w:lang w:val="en-US"/>
         </w:rPr>
       </w:pPr>
-      <w:bookmarkStart w:id="149" w:name="_Online_actions"/>
-      <w:bookmarkStart w:id="150" w:name="_Toc242206451"/>
-      <w:bookmarkEnd w:id="149"/>
+      <w:bookmarkStart w:id="152" w:name="_Online_actions"/>
+      <w:bookmarkStart w:id="153" w:name="_Toc242445691"/>
+      <w:bookmarkEnd w:id="152"/>
       <w:r>
         <w:rPr>
           <w:lang w:val="en-US"/>
         </w:rPr>
         <w:t>Online actions</w:t>
       </w:r>
-      <w:bookmarkEnd w:id="150"/>
+      <w:bookmarkEnd w:id="153"/>
     </w:p>
     <w:p>
       <w:pPr>
@@ -26826,16 +27079,16 @@
           <w:lang w:val="en-US"/>
         </w:rPr>
       </w:pPr>
-      <w:bookmarkStart w:id="151" w:name="_Online_actions_delay_1"/>
-      <w:bookmarkStart w:id="152" w:name="_Toc242206452"/>
-      <w:bookmarkEnd w:id="151"/>
+      <w:bookmarkStart w:id="154" w:name="_Online_actions_delay_1"/>
+      <w:bookmarkStart w:id="155" w:name="_Toc242445692"/>
+      <w:bookmarkEnd w:id="154"/>
       <w:r>
         <w:rPr>
           <w:lang w:val="en-US"/>
         </w:rPr>
         <w:t>Online actions delay</w:t>
       </w:r>
-      <w:bookmarkEnd w:id="152"/>
+      <w:bookmarkEnd w:id="155"/>
     </w:p>
     <w:p>
       <w:pPr>
@@ -26857,14 +27110,14 @@
           <w:lang w:val="en-US"/>
         </w:rPr>
       </w:pPr>
-      <w:bookmarkStart w:id="153" w:name="_Toc242206453"/>
+      <w:bookmarkStart w:id="156" w:name="_Toc242445693"/>
       <w:r>
         <w:rPr>
           <w:lang w:val="en-US"/>
         </w:rPr>
         <w:t>Guild actions</w:t>
       </w:r>
-      <w:bookmarkEnd w:id="153"/>
+      <w:bookmarkEnd w:id="156"/>
     </w:p>
     <w:p>
       <w:pPr>
@@ -27119,14 +27372,14 @@
           <w:lang w:val="en-US"/>
         </w:rPr>
       </w:pPr>
-      <w:bookmarkStart w:id="154" w:name="_Toc242206454"/>
+      <w:bookmarkStart w:id="157" w:name="_Toc242445694"/>
       <w:r>
         <w:rPr>
           <w:lang w:val="en-US"/>
         </w:rPr>
         <w:t>Top actions</w:t>
       </w:r>
-      <w:bookmarkEnd w:id="154"/>
+      <w:bookmarkEnd w:id="157"/>
     </w:p>
     <w:p>
       <w:pPr>
@@ -27528,14 +27781,14 @@
           <w:lang w:val="en-US"/>
         </w:rPr>
       </w:pPr>
-      <w:bookmarkStart w:id="155" w:name="_Toc242206455"/>
+      <w:bookmarkStart w:id="158" w:name="_Toc242445695"/>
       <w:r>
         <w:rPr>
           <w:lang w:val="en-US"/>
         </w:rPr>
         <w:t>Press Deck</w:t>
       </w:r>
-      <w:bookmarkEnd w:id="155"/>
+      <w:bookmarkEnd w:id="158"/>
     </w:p>
     <w:p>
       <w:pPr>
@@ -27671,14 +27924,14 @@
           <w:lang w:val="en-US"/>
         </w:rPr>
       </w:pPr>
-      <w:bookmarkStart w:id="156" w:name="_Toc242206456"/>
+      <w:bookmarkStart w:id="159" w:name="_Toc242445696"/>
       <w:r>
         <w:rPr>
           <w:lang w:val="en-US"/>
         </w:rPr>
         <w:t>Craft stones</w:t>
       </w:r>
-      <w:bookmarkEnd w:id="156"/>
+      <w:bookmarkEnd w:id="159"/>
     </w:p>
     <w:p>
       <w:pPr>
@@ -27882,14 +28135,14 @@
           <w:lang w:val="en-US"/>
         </w:rPr>
       </w:pPr>
-      <w:bookmarkStart w:id="157" w:name="_Toc242206457"/>
+      <w:bookmarkStart w:id="160" w:name="_Toc242445697"/>
       <w:r>
         <w:rPr>
           <w:lang w:val="en-US"/>
         </w:rPr>
         <w:t>Do save</w:t>
       </w:r>
-      <w:bookmarkEnd w:id="157"/>
+      <w:bookmarkEnd w:id="160"/>
     </w:p>
     <w:p>
       <w:pPr>
@@ -27978,14 +28231,14 @@
           <w:lang w:val="en-US"/>
         </w:rPr>
       </w:pPr>
-      <w:bookmarkStart w:id="158" w:name="_Toc242206458"/>
+      <w:bookmarkStart w:id="161" w:name="_Toc242445698"/>
       <w:r>
         <w:rPr>
           <w:lang w:val="en-US"/>
         </w:rPr>
         <w:t>Before/After wait</w:t>
       </w:r>
-      <w:bookmarkEnd w:id="158"/>
+      <w:bookmarkEnd w:id="161"/>
     </w:p>
     <w:p>
       <w:pPr>
@@ -28099,9 +28352,9 @@
           <w:lang w:val="en-US"/>
         </w:rPr>
       </w:pPr>
-      <w:bookmarkStart w:id="159" w:name="_Monitor_freezing"/>
-      <w:bookmarkStart w:id="160" w:name="_Toc242206459"/>
-      <w:bookmarkEnd w:id="159"/>
+      <w:bookmarkStart w:id="162" w:name="_Monitor_freezing"/>
+      <w:bookmarkStart w:id="163" w:name="_Toc242445699"/>
+      <w:bookmarkEnd w:id="162"/>
       <w:r>
         <w:rPr>
           <w:lang w:val="en-US"/>
@@ -28109,7 +28362,7 @@
         <w:lastRenderedPageBreak/>
         <w:t>Monitor freezing</w:t>
       </w:r>
-      <w:bookmarkEnd w:id="160"/>
+      <w:bookmarkEnd w:id="163"/>
     </w:p>
     <w:p>
       <w:pPr>
@@ -28413,16 +28666,16 @@
           <w:lang w:val="en-US"/>
         </w:rPr>
       </w:pPr>
-      <w:bookmarkStart w:id="161" w:name="_Max_battle_length"/>
-      <w:bookmarkStart w:id="162" w:name="_Toc242206460"/>
-      <w:bookmarkEnd w:id="161"/>
+      <w:bookmarkStart w:id="164" w:name="_Max_battle_length"/>
+      <w:bookmarkStart w:id="165" w:name="_Toc242445700"/>
+      <w:bookmarkEnd w:id="164"/>
       <w:r>
         <w:rPr>
           <w:lang w:val="en-US"/>
         </w:rPr>
         <w:t>Max battle length</w:t>
       </w:r>
-      <w:bookmarkEnd w:id="162"/>
+      <w:bookmarkEnd w:id="165"/>
     </w:p>
     <w:p>
       <w:pPr>
@@ -28555,16 +28808,16 @@
           <w:lang w:val="en-US"/>
         </w:rPr>
       </w:pPr>
-      <w:bookmarkStart w:id="163" w:name="_Cleanup_interval"/>
-      <w:bookmarkStart w:id="164" w:name="_Toc242206461"/>
-      <w:bookmarkEnd w:id="163"/>
+      <w:bookmarkStart w:id="166" w:name="_Cleanup_interval"/>
+      <w:bookmarkStart w:id="167" w:name="_Toc242445701"/>
+      <w:bookmarkEnd w:id="166"/>
       <w:r>
         <w:rPr>
           <w:lang w:val="en-US"/>
         </w:rPr>
         <w:t>Cleanup interval</w:t>
       </w:r>
-      <w:bookmarkEnd w:id="164"/>
+      <w:bookmarkEnd w:id="167"/>
     </w:p>
     <w:p>
       <w:pPr>
@@ -28798,7 +29051,7 @@
           <w:lang w:val="en-US"/>
         </w:rPr>
       </w:pPr>
-      <w:bookmarkStart w:id="165" w:name="_Toc242206462"/>
+      <w:bookmarkStart w:id="168" w:name="_Toc242445702"/>
       <w:r>
         <w:rPr>
           <w:lang w:val="en-US"/>
@@ -28811,7 +29064,7 @@
         </w:rPr>
         <w:t>ave before cleanup</w:t>
       </w:r>
-      <w:bookmarkEnd w:id="165"/>
+      <w:bookmarkEnd w:id="168"/>
     </w:p>
     <w:p>
       <w:pPr>
@@ -28833,14 +29086,14 @@
           <w:lang w:val="en-US"/>
         </w:rPr>
       </w:pPr>
-      <w:bookmarkStart w:id="166" w:name="_Toc242206463"/>
+      <w:bookmarkStart w:id="169" w:name="_Toc242445703"/>
       <w:r>
         <w:rPr>
           <w:lang w:val="en-US"/>
         </w:rPr>
         <w:t>Do restarts</w:t>
       </w:r>
-      <w:bookmarkEnd w:id="166"/>
+      <w:bookmarkEnd w:id="169"/>
     </w:p>
     <w:p>
       <w:pPr>
@@ -29163,14 +29416,14 @@
           <w:lang w:val="en-US"/>
         </w:rPr>
       </w:pPr>
-      <w:bookmarkStart w:id="167" w:name="_Toc242206464"/>
+      <w:bookmarkStart w:id="170" w:name="_Toc242445704"/>
       <w:r>
         <w:rPr>
           <w:lang w:val="en-US"/>
         </w:rPr>
         <w:t>Max restarts for reset</w:t>
       </w:r>
-      <w:bookmarkEnd w:id="167"/>
+      <w:bookmarkEnd w:id="170"/>
     </w:p>
     <w:p>
       <w:pPr>
@@ -29285,14 +29538,14 @@
           <w:lang w:val="en-US"/>
         </w:rPr>
       </w:pPr>
-      <w:bookmarkStart w:id="168" w:name="_Toc242206465"/>
+      <w:bookmarkStart w:id="171" w:name="_Toc242445705"/>
       <w:r>
         <w:rPr>
           <w:lang w:val="en-US"/>
         </w:rPr>
         <w:t>Gc loading limit</w:t>
       </w:r>
-      <w:bookmarkEnd w:id="168"/>
+      <w:bookmarkEnd w:id="171"/>
     </w:p>
     <w:p>
       <w:pPr>
@@ -29410,9 +29663,9 @@
           <w:lang w:val="en-US"/>
         </w:rPr>
       </w:pPr>
-      <w:bookmarkStart w:id="169" w:name="_Fixed_ad_wait"/>
-      <w:bookmarkStart w:id="170" w:name="_Toc242206466"/>
-      <w:bookmarkEnd w:id="169"/>
+      <w:bookmarkStart w:id="172" w:name="_Fixed_ad_wait"/>
+      <w:bookmarkStart w:id="173" w:name="_Toc242445706"/>
+      <w:bookmarkEnd w:id="172"/>
       <w:r>
         <w:rPr>
           <w:lang w:val="en-US"/>
@@ -29426,7 +29679,7 @@
         </w:rPr>
         <w:t>wait</w:t>
       </w:r>
-      <w:bookmarkEnd w:id="170"/>
+      <w:bookmarkEnd w:id="173"/>
       <w:proofErr w:type="gramEnd"/>
     </w:p>
     <w:p>
@@ -29502,14 +29755,14 @@
           <w:lang w:val="en-US"/>
         </w:rPr>
       </w:pPr>
-      <w:bookmarkStart w:id="171" w:name="_Toc242206467"/>
+      <w:bookmarkStart w:id="174" w:name="_Toc242445707"/>
       <w:r>
         <w:rPr>
           <w:lang w:val="en-US"/>
         </w:rPr>
         <w:t>Pw on boss</w:t>
       </w:r>
-      <w:bookmarkEnd w:id="171"/>
+      <w:bookmarkEnd w:id="174"/>
     </w:p>
     <w:p>
       <w:pPr>
@@ -29798,9 +30051,9 @@
           <w:lang w:val="en-US"/>
         </w:rPr>
       </w:pPr>
-      <w:bookmarkStart w:id="172" w:name="_Orc_band_and"/>
-      <w:bookmarkStart w:id="173" w:name="_Toc242206468"/>
-      <w:bookmarkEnd w:id="172"/>
+      <w:bookmarkStart w:id="175" w:name="_Orc_band_and"/>
+      <w:bookmarkStart w:id="176" w:name="_Toc242445708"/>
+      <w:bookmarkEnd w:id="175"/>
       <w:r>
         <w:rPr>
           <w:lang w:val="en-US"/>
@@ -29808,7 +30061,7 @@
         <w:lastRenderedPageBreak/>
         <w:t>Orc band and Military on skip only</w:t>
       </w:r>
-      <w:bookmarkEnd w:id="173"/>
+      <w:bookmarkEnd w:id="176"/>
     </w:p>
     <w:p>
       <w:pPr>
@@ -29916,14 +30169,14 @@
           <w:lang w:val="en-US"/>
         </w:rPr>
       </w:pPr>
-      <w:bookmarkStart w:id="174" w:name="_Toc242206469"/>
+      <w:bookmarkStart w:id="177" w:name="_Toc242445709"/>
       <w:r>
         <w:rPr>
           <w:lang w:val="en-US"/>
         </w:rPr>
         <w:t>Collect mimic</w:t>
       </w:r>
-      <w:bookmarkEnd w:id="174"/>
+      <w:bookmarkEnd w:id="177"/>
     </w:p>
     <w:p>
       <w:pPr>
@@ -30013,14 +30266,14 @@
           <w:lang w:val="en-US"/>
         </w:rPr>
       </w:pPr>
-      <w:bookmarkStart w:id="175" w:name="_Toc242206470"/>
+      <w:bookmarkStart w:id="178" w:name="_Toc242445710"/>
       <w:r>
         <w:rPr>
           <w:lang w:val="en-US"/>
         </w:rPr>
         <w:t>Other</w:t>
       </w:r>
-      <w:bookmarkEnd w:id="175"/>
+      <w:bookmarkEnd w:id="178"/>
     </w:p>
     <w:p>
       <w:pPr>
@@ -30029,14 +30282,14 @@
           <w:lang w:val="en-US"/>
         </w:rPr>
       </w:pPr>
-      <w:bookmarkStart w:id="176" w:name="_Toc242206471"/>
+      <w:bookmarkStart w:id="179" w:name="_Toc242445711"/>
       <w:r>
         <w:rPr>
           <w:lang w:val="en-US"/>
         </w:rPr>
         <w:t>Manual waving</w:t>
       </w:r>
-      <w:bookmarkEnd w:id="176"/>
+      <w:bookmarkEnd w:id="179"/>
     </w:p>
     <w:p>
       <w:pPr>
@@ -30133,14 +30386,14 @@
           <w:lang w:val="en-US"/>
         </w:rPr>
       </w:pPr>
-      <w:bookmarkStart w:id="177" w:name="_Toc242206472"/>
+      <w:bookmarkStart w:id="180" w:name="_Toc242445712"/>
       <w:r>
         <w:rPr>
           <w:lang w:val="en-US"/>
         </w:rPr>
         <w:t>Changing parameters in runtime</w:t>
       </w:r>
-      <w:bookmarkEnd w:id="177"/>
+      <w:bookmarkEnd w:id="180"/>
     </w:p>
     <w:p>
       <w:pPr>
@@ -30215,14 +30468,14 @@
           <w:lang w:val="en-US"/>
         </w:rPr>
       </w:pPr>
-      <w:bookmarkStart w:id="178" w:name="_Toc242206473"/>
+      <w:bookmarkStart w:id="181" w:name="_Toc242445713"/>
       <w:r>
         <w:rPr>
           <w:lang w:val="en-US"/>
         </w:rPr>
         <w:t>Red background</w:t>
       </w:r>
-      <w:bookmarkEnd w:id="178"/>
+      <w:bookmarkEnd w:id="181"/>
     </w:p>
     <w:p>
       <w:pPr>
@@ -30454,7 +30707,7 @@
           <w:lang w:val="en-US"/>
         </w:rPr>
       </w:pPr>
-      <w:bookmarkStart w:id="179" w:name="_Toc242206474"/>
+      <w:bookmarkStart w:id="182" w:name="_Toc242445714"/>
       <w:r>
         <w:rPr>
           <w:lang w:val="en-US"/>
@@ -30462,7 +30715,7 @@
         <w:lastRenderedPageBreak/>
         <w:t>Output files</w:t>
       </w:r>
-      <w:bookmarkEnd w:id="179"/>
+      <w:bookmarkEnd w:id="182"/>
     </w:p>
     <w:p>
       <w:pPr>
@@ -30471,20 +30724,20 @@
           <w:lang w:val="en-US"/>
         </w:rPr>
       </w:pPr>
-      <w:bookmarkStart w:id="180" w:name="_.\gc.log"/>
-      <w:bookmarkStart w:id="181" w:name="_./gc.log"/>
-      <w:bookmarkStart w:id="182" w:name="_gc.log"/>
-      <w:bookmarkStart w:id="183" w:name="_Toc242206475"/>
-      <w:bookmarkEnd w:id="180"/>
-      <w:bookmarkEnd w:id="181"/>
-      <w:bookmarkEnd w:id="182"/>
+      <w:bookmarkStart w:id="183" w:name="_.\gc.log"/>
+      <w:bookmarkStart w:id="184" w:name="_./gc.log"/>
+      <w:bookmarkStart w:id="185" w:name="_gc.log"/>
+      <w:bookmarkStart w:id="186" w:name="_Toc242445715"/>
+      <w:bookmarkEnd w:id="183"/>
+      <w:bookmarkEnd w:id="184"/>
+      <w:bookmarkEnd w:id="185"/>
       <w:r>
         <w:rPr>
           <w:lang w:val="en-US"/>
         </w:rPr>
         <w:t>gc.log</w:t>
       </w:r>
-      <w:bookmarkEnd w:id="183"/>
+      <w:bookmarkEnd w:id="186"/>
     </w:p>
     <w:p>
       <w:pPr>
@@ -31990,17 +32243,17 @@
           <w:lang w:val="en-US"/>
         </w:rPr>
       </w:pPr>
-      <w:bookmarkStart w:id="184" w:name="_.\dungeon_statistics.txt"/>
-      <w:bookmarkStart w:id="185" w:name="_File_.\dungeon_statistics.txt"/>
-      <w:bookmarkStart w:id="186" w:name="_File_./dungeon_statistics.txt"/>
-      <w:bookmarkStart w:id="187" w:name="_./dungeon_statistics.txt"/>
-      <w:bookmarkStart w:id="188" w:name="_dungeon_statistics.txt"/>
-      <w:bookmarkStart w:id="189" w:name="_Toc242206476"/>
-      <w:bookmarkEnd w:id="184"/>
-      <w:bookmarkEnd w:id="185"/>
-      <w:bookmarkEnd w:id="186"/>
+      <w:bookmarkStart w:id="187" w:name="_.\dungeon_statistics.txt"/>
+      <w:bookmarkStart w:id="188" w:name="_File_.\dungeon_statistics.txt"/>
+      <w:bookmarkStart w:id="189" w:name="_File_./dungeon_statistics.txt"/>
+      <w:bookmarkStart w:id="190" w:name="_./dungeon_statistics.txt"/>
+      <w:bookmarkStart w:id="191" w:name="_dungeon_statistics.txt"/>
+      <w:bookmarkStart w:id="192" w:name="_Toc242445716"/>
       <w:bookmarkEnd w:id="187"/>
       <w:bookmarkEnd w:id="188"/>
+      <w:bookmarkEnd w:id="189"/>
+      <w:bookmarkEnd w:id="190"/>
+      <w:bookmarkEnd w:id="191"/>
       <w:r>
         <w:rPr>
           <w:lang w:val="en-US"/>
@@ -32043,7 +32296,7 @@
         </w:rPr>
         <w:t>txt</w:t>
       </w:r>
-      <w:bookmarkEnd w:id="189"/>
+      <w:bookmarkEnd w:id="192"/>
     </w:p>
     <w:p>
       <w:pPr>
@@ -32110,16 +32363,16 @@
           <w:lang w:val="en-US"/>
         </w:rPr>
       </w:pPr>
-      <w:bookmarkStart w:id="190" w:name="_captcha.log"/>
-      <w:bookmarkStart w:id="191" w:name="_Toc242206477"/>
-      <w:bookmarkEnd w:id="190"/>
+      <w:bookmarkStart w:id="193" w:name="_captcha.log"/>
+      <w:bookmarkStart w:id="194" w:name="_Toc242445717"/>
+      <w:bookmarkEnd w:id="193"/>
       <w:r>
         <w:rPr>
           <w:lang w:val="en-US"/>
         </w:rPr>
         <w:t>captcha.log</w:t>
       </w:r>
-      <w:bookmarkEnd w:id="191"/>
+      <w:bookmarkEnd w:id="194"/>
     </w:p>
     <w:p>
       <w:pPr>
@@ -32438,20 +32691,20 @@
           <w:lang w:val="en-US"/>
         </w:rPr>
       </w:pPr>
-      <w:bookmarkStart w:id="192" w:name="_.\timerx3spd.txt"/>
-      <w:bookmarkStart w:id="193" w:name="_./timerx3spd.txt"/>
-      <w:bookmarkStart w:id="194" w:name="_timerx3spd.txt"/>
-      <w:bookmarkStart w:id="195" w:name="_Toc242206478"/>
-      <w:bookmarkEnd w:id="192"/>
-      <w:bookmarkEnd w:id="193"/>
-      <w:bookmarkEnd w:id="194"/>
+      <w:bookmarkStart w:id="195" w:name="_.\timerx3spd.txt"/>
+      <w:bookmarkStart w:id="196" w:name="_./timerx3spd.txt"/>
+      <w:bookmarkStart w:id="197" w:name="_timerx3spd.txt"/>
+      <w:bookmarkStart w:id="198" w:name="_Toc242445718"/>
+      <w:bookmarkEnd w:id="195"/>
+      <w:bookmarkEnd w:id="196"/>
+      <w:bookmarkEnd w:id="197"/>
       <w:r>
         <w:rPr>
           <w:lang w:val="en-US"/>
         </w:rPr>
         <w:t>timerx3spd.txt</w:t>
       </w:r>
-      <w:bookmarkEnd w:id="195"/>
+      <w:bookmarkEnd w:id="198"/>
     </w:p>
     <w:p>
       <w:pPr>
@@ -32502,18 +32755,18 @@
           <w:lang w:val="en-US"/>
         </w:rPr>
       </w:pPr>
-      <w:bookmarkStart w:id="196" w:name="_./30crystalsTime.log"/>
-      <w:bookmarkStart w:id="197" w:name="_30crystalsTime.log"/>
-      <w:bookmarkStart w:id="198" w:name="_Toc242206479"/>
-      <w:bookmarkEnd w:id="196"/>
-      <w:bookmarkEnd w:id="197"/>
+      <w:bookmarkStart w:id="199" w:name="_./30crystalsTime.log"/>
+      <w:bookmarkStart w:id="200" w:name="_30crystalsTime.log"/>
+      <w:bookmarkStart w:id="201" w:name="_Toc242445719"/>
+      <w:bookmarkEnd w:id="199"/>
+      <w:bookmarkEnd w:id="200"/>
       <w:r>
         <w:rPr>
           <w:lang w:val="en-US"/>
         </w:rPr>
         <w:t>30crystalsTime.log</w:t>
       </w:r>
-      <w:bookmarkEnd w:id="198"/>
+      <w:bookmarkEnd w:id="201"/>
     </w:p>
     <w:p>
       <w:pPr>
@@ -32644,9 +32897,9 @@
           <w:lang w:val="en-US"/>
         </w:rPr>
       </w:pPr>
-      <w:bookmarkStart w:id="199" w:name="_Hint_detection"/>
-      <w:bookmarkStart w:id="200" w:name="_Toc242206480"/>
-      <w:bookmarkEnd w:id="199"/>
+      <w:bookmarkStart w:id="202" w:name="_Hint_detection"/>
+      <w:bookmarkStart w:id="203" w:name="_Toc242445720"/>
+      <w:bookmarkEnd w:id="202"/>
       <w:r>
         <w:rPr>
           <w:lang w:val="en-US"/>
@@ -32654,7 +32907,7 @@
         <w:lastRenderedPageBreak/>
         <w:t>Hint detection</w:t>
       </w:r>
-      <w:bookmarkEnd w:id="200"/>
+      <w:bookmarkEnd w:id="203"/>
     </w:p>
     <w:p>
       <w:pPr>
@@ -33130,7 +33383,7 @@
           <w:lang w:val="en-US"/>
         </w:rPr>
       </w:pPr>
-      <w:bookmarkStart w:id="201" w:name="_Toc242206481"/>
+      <w:bookmarkStart w:id="204" w:name="_Toc242445721"/>
       <w:r>
         <w:rPr>
           <w:lang w:val="en-US"/>
@@ -33138,7 +33391,7 @@
         <w:lastRenderedPageBreak/>
         <w:t>Problems solving</w:t>
       </w:r>
-      <w:bookmarkEnd w:id="201"/>
+      <w:bookmarkEnd w:id="204"/>
     </w:p>
     <w:p>
       <w:pPr>
@@ -33147,7 +33400,7 @@
           <w:lang w:val="en-US"/>
         </w:rPr>
       </w:pPr>
-      <w:bookmarkStart w:id="202" w:name="_Toc242206482"/>
+      <w:bookmarkStart w:id="205" w:name="_Toc242445722"/>
       <w:r>
         <w:rPr>
           <w:lang w:val="en-US"/>
@@ -33166,7 +33419,7 @@
         </w:rPr>
         <w:t>dll</w:t>
       </w:r>
-      <w:bookmarkEnd w:id="202"/>
+      <w:bookmarkEnd w:id="205"/>
     </w:p>
     <w:p>
       <w:pPr>
@@ -33304,7 +33557,7 @@
           <w:lang w:val="en-US" w:eastAsia="ru-RU"/>
         </w:rPr>
       </w:pPr>
-      <w:bookmarkStart w:id="203" w:name="_Toc242206483"/>
+      <w:bookmarkStart w:id="206" w:name="_Toc242445723"/>
       <w:r>
         <w:rPr>
           <w:noProof/>
@@ -33312,7 +33565,7 @@
         </w:rPr>
         <w:t>Lags</w:t>
       </w:r>
-      <w:bookmarkEnd w:id="203"/>
+      <w:bookmarkEnd w:id="206"/>
     </w:p>
     <w:p>
       <w:pPr>
@@ -33455,7 +33708,7 @@
           <w:lang w:val="en-US"/>
         </w:rPr>
       </w:pPr>
-      <w:bookmarkStart w:id="204" w:name="_Toc242206484"/>
+      <w:bookmarkStart w:id="207" w:name="_Toc242445724"/>
       <w:r>
         <w:rPr>
           <w:lang w:val="en-US"/>
@@ -33468,7 +33721,7 @@
         </w:rPr>
         <w:t xml:space="preserve"> the end</w:t>
       </w:r>
-      <w:bookmarkEnd w:id="204"/>
+      <w:bookmarkEnd w:id="207"/>
     </w:p>
     <w:p>
       <w:pPr>
@@ -33594,7 +33847,7 @@
           <w:lang w:val="uk-UA"/>
         </w:rPr>
       </w:pPr>
-      <w:bookmarkStart w:id="205" w:name="_Toc242206485"/>
+      <w:bookmarkStart w:id="208" w:name="_Toc242445725"/>
       <w:r>
         <w:rPr>
           <w:lang w:val="en-US"/>
@@ -33608,7 +33861,7 @@
         </w:rPr>
         <w:t>autobattle</w:t>
       </w:r>
-      <w:bookmarkEnd w:id="205"/>
+      <w:bookmarkEnd w:id="208"/>
       <w:proofErr w:type="spellEnd"/>
     </w:p>
     <w:p>
